--- a/謙二様邸_現調チェックリスト_印刷用.docx
+++ b/謙二様邸_現調チェックリスト_印刷用.docx
@@ -2,543 +2,4171 @@
 <file path=word/document.xml><?xml version="1.0" encoding="utf-8"?>
 <w:document xmlns:wpc="http://schemas.microsoft.com/office/word/2010/wordprocessingCanvas" xmlns:mo="http://schemas.microsoft.com/office/mac/office/2008/main" xmlns:mc="http://schemas.openxmlformats.org/markup-compatibility/2006" xmlns:mv="urn:schemas-microsoft-com:mac:vml" xmlns:o="urn:schemas-microsoft-com:office:office" xmlns:r="http://schemas.openxmlformats.org/officeDocument/2006/relationships" xmlns:m="http://schemas.openxmlformats.org/officeDocument/2006/math" xmlns:v="urn:schemas-microsoft-com:vml" xmlns:wp14="http://schemas.microsoft.com/office/word/2010/wordprocessingDrawing" xmlns:wp="http://schemas.openxmlformats.org/drawingml/2006/wordprocessingDrawing" xmlns:w10="urn:schemas-microsoft-com:office:word" xmlns:w="http://schemas.openxmlformats.org/wordprocessingml/2006/main" xmlns:w14="http://schemas.microsoft.com/office/word/2010/wordml" xmlns:wpg="http://schemas.microsoft.com/office/word/2010/wordprocessingGroup" xmlns:wpi="http://schemas.microsoft.com/office/word/2010/wordprocessingInk" xmlns:wne="http://schemas.microsoft.com/office/word/2006/wordml" xmlns:wps="http://schemas.microsoft.com/office/word/2010/wordprocessingShape" mc:Ignorable="w14 wp14">
   <w:body>
+    <w:tbl>
+      <w:tblPr>
+        <w:tblW w:type="dxa" w:w="10319"/>
+        <w:jc w:val="center"/>
+        <w:tblLayout w:type="fixed"/>
+        <w:tblLook w:firstColumn="1" w:firstRow="1" w:lastColumn="0" w:lastRow="0" w:noHBand="0" w:noVBand="1" w:val="04A0"/>
+        <w:tblBorders>
+          <w:top w:val="single" w:sz="6" w:color="9AA9BA"/>
+          <w:left w:val="single" w:sz="6" w:color="9AA9BA"/>
+          <w:bottom w:val="single" w:sz="6" w:color="9AA9BA"/>
+          <w:right w:val="single" w:sz="6" w:color="9AA9BA"/>
+          <w:insideH w:val="single" w:sz="6" w:color="9AA9BA"/>
+          <w:insideV w:val="single" w:sz="6" w:color="9AA9BA"/>
+        </w:tblBorders>
+        <w:tblLayout w:type="fixed"/>
+      </w:tblPr>
+      <w:tblGrid>
+        <w:gridCol w:w="10319"/>
+      </w:tblGrid>
+      <w:tr>
+        <w:trPr>
+          <w:cantSplit/>
+          <w:trHeight w:val="708" w:hRule="atLeast"/>
+        </w:trPr>
+        <w:tc>
+          <w:tcPr>
+            <w:tcW w:type="dxa" w:w="10318"/>
+            <w:vAlign w:val="center"/>
+            <w:shd w:val="clear" w:color="auto" w:fill="1F3A5F"/>
+          </w:tcPr>
+          <w:p>
+            <w:r>
+              <w:rPr>
+                <w:rFonts w:ascii="游ゴシック" w:hAnsi="游ゴシック" w:eastAsia="游ゴシック"/>
+                <w:b w:val="0"/>
+                <w:sz w:val="19"/>
+              </w:rPr>
+            </w:r>
+            <w:r>
+              <w:rPr>
+                <w:rFonts w:ascii="游ゴシック" w:hAnsi="游ゴシック" w:eastAsia="游ゴシック"/>
+                <w:b/>
+                <w:color w:val="FFFFFF"/>
+                <w:sz w:val="34"/>
+              </w:rPr>
+              <w:t>謙二様邸　現地調査チェックリスト</w:t>
+            </w:r>
+          </w:p>
+          <w:p>
+            <w:r>
+              <w:rPr>
+                <w:rFonts w:ascii="游ゴシック" w:hAnsi="游ゴシック" w:eastAsia="游ゴシック"/>
+                <w:b w:val="0"/>
+                <w:color w:val="D6E0EC"/>
+                <w:sz w:val="17"/>
+              </w:rPr>
+              <w:t>八千代市大和田950-8　都築謙二様邸　／　応急修理 受付番号184　／　※金額はすべて税抜</w:t>
+            </w:r>
+          </w:p>
+        </w:tc>
+      </w:tr>
+    </w:tbl>
     <w:p>
       <w:pPr>
-        <w:spacing w:before="0" w:after="20" w:line="240" w:lineRule="auto"/>
-      </w:pPr>
-      <w:r>
-        <w:rPr>
-          <w:rFonts w:ascii="游ゴシック" w:hAnsi="游ゴシック" w:eastAsia="游ゴシック"/>
-          <w:b/>
-          <w:sz w:val="30"/>
-        </w:rPr>
-        <w:t>謙二様邸　現調チェックリスト（10/29）</w:t>
-      </w:r>
-    </w:p>
-    <w:p>
-      <w:pPr>
-        <w:spacing w:before="0" w:after="80" w:line="240" w:lineRule="auto"/>
+        <w:spacing w:after="0"/>
       </w:pPr>
       <w:r>
         <w:rPr>
           <w:rFonts w:ascii="游ゴシック" w:hAnsi="游ゴシック" w:eastAsia="游ゴシック"/>
           <w:b w:val="0"/>
-          <w:sz w:val="18"/>
+          <w:sz w:val="8"/>
         </w:rPr>
-        <w:t>八千代市大和田950-8　都築謙二様邸　受付番号184　※金額は税抜</w:t>
       </w:r>
     </w:p>
+    <w:tbl>
+      <w:tblPr>
+        <w:tblW w:type="dxa" w:w="10319"/>
+        <w:jc w:val="center"/>
+        <w:tblLayout w:type="fixed"/>
+        <w:tblLook w:firstColumn="1" w:firstRow="1" w:lastColumn="0" w:lastRow="0" w:noHBand="0" w:noVBand="1" w:val="04A0"/>
+        <w:tblBorders>
+          <w:top w:val="single" w:sz="6" w:color="9AA9BA"/>
+          <w:left w:val="single" w:sz="6" w:color="9AA9BA"/>
+          <w:bottom w:val="single" w:sz="6" w:color="9AA9BA"/>
+          <w:right w:val="single" w:sz="6" w:color="9AA9BA"/>
+          <w:insideH w:val="single" w:sz="6" w:color="9AA9BA"/>
+          <w:insideV w:val="single" w:sz="6" w:color="9AA9BA"/>
+        </w:tblBorders>
+        <w:tblLayout w:type="fixed"/>
+      </w:tblPr>
+      <w:tblGrid>
+        <w:gridCol w:w="1020"/>
+        <w:gridCol w:w="4876"/>
+        <w:gridCol w:w="1020"/>
+        <w:gridCol w:w="3402"/>
+      </w:tblGrid>
+      <w:tr>
+        <w:trPr>
+          <w:cantSplit/>
+          <w:trHeight w:val="425" w:hRule="atLeast"/>
+        </w:trPr>
+        <w:tc>
+          <w:tcPr>
+            <w:tcW w:type="dxa" w:w="1020"/>
+            <w:vAlign w:val="center"/>
+            <w:shd w:val="clear" w:color="auto" w:fill="E8EEF5"/>
+          </w:tcPr>
+          <w:p>
+            <w:pPr>
+              <w:jc w:val="center"/>
+            </w:pPr>
+            <w:r>
+              <w:rPr>
+                <w:rFonts w:ascii="游ゴシック" w:hAnsi="游ゴシック" w:eastAsia="游ゴシック"/>
+                <w:b/>
+                <w:sz w:val="18"/>
+              </w:rPr>
+              <w:t>調査日</w:t>
+            </w:r>
+          </w:p>
+        </w:tc>
+        <w:tc>
+          <w:tcPr>
+            <w:tcW w:type="dxa" w:w="4876"/>
+            <w:vAlign w:val="center"/>
+          </w:tcPr>
+          <w:p>
+            <w:r>
+              <w:rPr>
+                <w:rFonts w:ascii="游ゴシック" w:hAnsi="游ゴシック" w:eastAsia="游ゴシック"/>
+                <w:b w:val="0"/>
+                <w:sz w:val="19"/>
+              </w:rPr>
+              <w:t>10月29日（木）　　：　　〜　　：</w:t>
+            </w:r>
+          </w:p>
+        </w:tc>
+        <w:tc>
+          <w:tcPr>
+            <w:tcW w:type="dxa" w:w="1020"/>
+            <w:vAlign w:val="center"/>
+            <w:shd w:val="clear" w:color="auto" w:fill="E8EEF5"/>
+          </w:tcPr>
+          <w:p>
+            <w:pPr>
+              <w:jc w:val="center"/>
+            </w:pPr>
+            <w:r>
+              <w:rPr>
+                <w:rFonts w:ascii="游ゴシック" w:hAnsi="游ゴシック" w:eastAsia="游ゴシック"/>
+                <w:b/>
+                <w:sz w:val="18"/>
+              </w:rPr>
+              <w:t>天候</w:t>
+            </w:r>
+          </w:p>
+        </w:tc>
+        <w:tc>
+          <w:tcPr>
+            <w:tcW w:type="dxa" w:w="3402"/>
+            <w:vAlign w:val="center"/>
+          </w:tcPr>
+          <w:p>
+            <w:r>
+              <w:rPr>
+                <w:rFonts w:ascii="游ゴシック" w:hAnsi="游ゴシック" w:eastAsia="游ゴシック"/>
+                <w:b w:val="0"/>
+                <w:sz w:val="19"/>
+              </w:rPr>
+              <w:t>晴 ・ 曇 ・ 雨</w:t>
+            </w:r>
+          </w:p>
+        </w:tc>
+      </w:tr>
+      <w:tr>
+        <w:trPr>
+          <w:cantSplit/>
+          <w:trHeight w:val="425" w:hRule="atLeast"/>
+        </w:trPr>
+        <w:tc>
+          <w:tcPr>
+            <w:tcW w:type="dxa" w:w="1020"/>
+            <w:vAlign w:val="center"/>
+            <w:shd w:val="clear" w:color="auto" w:fill="E8EEF5"/>
+          </w:tcPr>
+          <w:p>
+            <w:pPr>
+              <w:jc w:val="center"/>
+            </w:pPr>
+            <w:r>
+              <w:rPr>
+                <w:rFonts w:ascii="游ゴシック" w:hAnsi="游ゴシック" w:eastAsia="游ゴシック"/>
+                <w:b/>
+                <w:sz w:val="18"/>
+              </w:rPr>
+              <w:t>立会者</w:t>
+            </w:r>
+          </w:p>
+        </w:tc>
+        <w:tc>
+          <w:tcPr>
+            <w:tcW w:type="dxa" w:w="4876"/>
+            <w:vAlign w:val="center"/>
+          </w:tcPr>
+          <w:p>
+            <w:r>
+              <w:rPr>
+                <w:rFonts w:ascii="游ゴシック" w:hAnsi="游ゴシック" w:eastAsia="游ゴシック"/>
+                <w:b w:val="0"/>
+                <w:sz w:val="19"/>
+              </w:rPr>
+              <w:t>謙二様・荻沼様（IA）・大工（　　　　）</w:t>
+            </w:r>
+          </w:p>
+        </w:tc>
+        <w:tc>
+          <w:tcPr>
+            <w:tcW w:type="dxa" w:w="1020"/>
+            <w:vAlign w:val="center"/>
+            <w:shd w:val="clear" w:color="auto" w:fill="E8EEF5"/>
+          </w:tcPr>
+          <w:p>
+            <w:pPr>
+              <w:jc w:val="center"/>
+            </w:pPr>
+            <w:r>
+              <w:rPr>
+                <w:rFonts w:ascii="游ゴシック" w:hAnsi="游ゴシック" w:eastAsia="游ゴシック"/>
+                <w:b/>
+                <w:sz w:val="18"/>
+              </w:rPr>
+              <w:t>記入者</w:t>
+            </w:r>
+          </w:p>
+        </w:tc>
+        <w:tc>
+          <w:tcPr>
+            <w:tcW w:type="dxa" w:w="3402"/>
+            <w:vAlign w:val="center"/>
+          </w:tcPr>
+          <w:p>
+            <w:r>
+              <w:rPr>
+                <w:rFonts w:ascii="游ゴシック" w:hAnsi="游ゴシック" w:eastAsia="游ゴシック"/>
+                <w:b w:val="0"/>
+                <w:sz w:val="19"/>
+              </w:rPr>
+            </w:r>
+          </w:p>
+        </w:tc>
+      </w:tr>
+    </w:tbl>
     <w:p>
       <w:pPr>
-        <w:spacing w:before="60" w:after="70" w:line="240" w:lineRule="auto"/>
-      </w:pPr>
-      <w:r>
-        <w:rPr>
-          <w:rFonts w:ascii="游ゴシック" w:hAnsi="游ゴシック" w:eastAsia="游ゴシック"/>
-          <w:b/>
-          <w:sz w:val="22"/>
-        </w:rPr>
-        <w:t>■ 抜けていないか（あり／なしを現地で確認）</w:t>
-      </w:r>
-    </w:p>
-    <w:p>
-      <w:pPr>
-        <w:spacing w:before="0" w:after="70" w:line="240" w:lineRule="auto"/>
-        <w:ind w:left="312" w:hanging="312"/>
+        <w:spacing w:after="0"/>
       </w:pPr>
       <w:r>
         <w:rPr>
           <w:rFonts w:ascii="游ゴシック" w:hAnsi="游ゴシック" w:eastAsia="游ゴシック"/>
           <w:b w:val="0"/>
-          <w:sz w:val="22"/>
+          <w:sz w:val="12"/>
         </w:rPr>
-        <w:t>□ 戸襖4枚（和室〜奥和室の間）　荻沼さんに追加を依頼済み。全額謙二様負担</w:t>
       </w:r>
     </w:p>
+    <w:tbl>
+      <w:tblPr>
+        <w:tblW w:type="dxa" w:w="10319"/>
+        <w:jc w:val="center"/>
+        <w:tblLayout w:type="fixed"/>
+        <w:tblLook w:firstColumn="1" w:firstRow="1" w:lastColumn="0" w:lastRow="0" w:noHBand="0" w:noVBand="1" w:val="04A0"/>
+        <w:tblBorders>
+          <w:top w:val="single" w:sz="6" w:color="9AA9BA"/>
+          <w:left w:val="single" w:sz="6" w:color="9AA9BA"/>
+          <w:bottom w:val="single" w:sz="6" w:color="9AA9BA"/>
+          <w:right w:val="single" w:sz="6" w:color="9AA9BA"/>
+          <w:insideH w:val="single" w:sz="6" w:color="9AA9BA"/>
+          <w:insideV w:val="single" w:sz="6" w:color="9AA9BA"/>
+        </w:tblBorders>
+        <w:tblLayout w:type="fixed"/>
+      </w:tblPr>
+      <w:tblGrid>
+        <w:gridCol w:w="10319"/>
+      </w:tblGrid>
+      <w:tr>
+        <w:trPr>
+          <w:cantSplit/>
+          <w:trHeight w:val="351" w:hRule="atLeast"/>
+        </w:trPr>
+        <w:tc>
+          <w:tcPr>
+            <w:tcW w:type="dxa" w:w="10318"/>
+            <w:vAlign w:val="center"/>
+            <w:shd w:val="clear" w:color="auto" w:fill="1F3A5F"/>
+          </w:tcPr>
+          <w:p>
+            <w:r>
+              <w:rPr>
+                <w:rFonts w:ascii="游ゴシック" w:hAnsi="游ゴシック" w:eastAsia="游ゴシック"/>
+                <w:b w:val="0"/>
+                <w:sz w:val="19"/>
+              </w:rPr>
+            </w:r>
+            <w:r>
+              <w:rPr>
+                <w:rFonts w:ascii="游ゴシック" w:hAnsi="游ゴシック" w:eastAsia="游ゴシック"/>
+                <w:b/>
+                <w:color w:val="FFFFFF"/>
+                <w:sz w:val="22"/>
+              </w:rPr>
+              <w:t>■ ① 抜けていないか</w:t>
+            </w:r>
+            <w:r>
+              <w:rPr>
+                <w:rFonts w:ascii="游ゴシック" w:hAnsi="游ゴシック" w:eastAsia="游ゴシック"/>
+                <w:b w:val="0"/>
+                <w:color w:val="D6E0EC"/>
+                <w:sz w:val="17"/>
+              </w:rPr>
+              <w:t xml:space="preserve">　有／無 に○。決まったことは「現地での確認結果」へ</w:t>
+            </w:r>
+          </w:p>
+        </w:tc>
+      </w:tr>
+    </w:tbl>
+    <w:tbl>
+      <w:tblPr>
+        <w:tblW w:type="dxa" w:w="10319"/>
+        <w:jc w:val="center"/>
+        <w:tblLayout w:type="fixed"/>
+        <w:tblLook w:firstColumn="1" w:firstRow="1" w:lastColumn="0" w:lastRow="0" w:noHBand="0" w:noVBand="1" w:val="04A0"/>
+        <w:tblBorders>
+          <w:top w:val="single" w:sz="6" w:color="9AA9BA"/>
+          <w:left w:val="single" w:sz="6" w:color="9AA9BA"/>
+          <w:bottom w:val="single" w:sz="6" w:color="9AA9BA"/>
+          <w:right w:val="single" w:sz="6" w:color="9AA9BA"/>
+          <w:insideH w:val="single" w:sz="6" w:color="9AA9BA"/>
+          <w:insideV w:val="single" w:sz="6" w:color="9AA9BA"/>
+        </w:tblBorders>
+        <w:tblLayout w:type="fixed"/>
+      </w:tblPr>
+      <w:tblGrid>
+        <w:gridCol w:w="453"/>
+        <w:gridCol w:w="2494"/>
+        <w:gridCol w:w="3061"/>
+        <w:gridCol w:w="1077"/>
+        <w:gridCol w:w="3231"/>
+      </w:tblGrid>
+      <w:tr>
+        <w:trPr>
+          <w:cantSplit/>
+          <w:trHeight w:val="311" w:hRule="atLeast"/>
+          <w:tblHeader/>
+        </w:trPr>
+        <w:tc>
+          <w:tcPr>
+            <w:tcW w:type="dxa" w:w="454"/>
+            <w:vAlign w:val="center"/>
+            <w:shd w:val="clear" w:color="auto" w:fill="E8EEF5"/>
+          </w:tcPr>
+          <w:p>
+            <w:pPr>
+              <w:jc w:val="center"/>
+            </w:pPr>
+            <w:r>
+              <w:rPr>
+                <w:rFonts w:ascii="游ゴシック" w:hAnsi="游ゴシック" w:eastAsia="游ゴシック"/>
+                <w:b/>
+                <w:sz w:val="18"/>
+              </w:rPr>
+              <w:t>№</w:t>
+            </w:r>
+          </w:p>
+        </w:tc>
+        <w:tc>
+          <w:tcPr>
+            <w:tcW w:type="dxa" w:w="2494"/>
+            <w:vAlign w:val="center"/>
+            <w:shd w:val="clear" w:color="auto" w:fill="E8EEF5"/>
+          </w:tcPr>
+          <w:p>
+            <w:pPr>
+              <w:jc w:val="center"/>
+            </w:pPr>
+            <w:r>
+              <w:rPr>
+                <w:rFonts w:ascii="游ゴシック" w:hAnsi="游ゴシック" w:eastAsia="游ゴシック"/>
+                <w:b/>
+                <w:sz w:val="18"/>
+              </w:rPr>
+              <w:t>項目</w:t>
+            </w:r>
+          </w:p>
+        </w:tc>
+        <w:tc>
+          <w:tcPr>
+            <w:tcW w:type="dxa" w:w="3061"/>
+            <w:vAlign w:val="center"/>
+            <w:shd w:val="clear" w:color="auto" w:fill="E8EEF5"/>
+          </w:tcPr>
+          <w:p>
+            <w:pPr>
+              <w:jc w:val="center"/>
+            </w:pPr>
+            <w:r>
+              <w:rPr>
+                <w:rFonts w:ascii="游ゴシック" w:hAnsi="游ゴシック" w:eastAsia="游ゴシック"/>
+                <w:b/>
+                <w:sz w:val="18"/>
+              </w:rPr>
+              <w:t>確認ポイント</w:t>
+            </w:r>
+          </w:p>
+        </w:tc>
+        <w:tc>
+          <w:tcPr>
+            <w:tcW w:type="dxa" w:w="1077"/>
+            <w:vAlign w:val="center"/>
+            <w:shd w:val="clear" w:color="auto" w:fill="E8EEF5"/>
+          </w:tcPr>
+          <w:p>
+            <w:pPr>
+              <w:jc w:val="center"/>
+            </w:pPr>
+            <w:r>
+              <w:rPr>
+                <w:rFonts w:ascii="游ゴシック" w:hAnsi="游ゴシック" w:eastAsia="游ゴシック"/>
+                <w:b/>
+                <w:sz w:val="18"/>
+              </w:rPr>
+              <w:t>有無</w:t>
+            </w:r>
+          </w:p>
+        </w:tc>
+        <w:tc>
+          <w:tcPr>
+            <w:tcW w:type="dxa" w:w="3231"/>
+            <w:vAlign w:val="center"/>
+            <w:shd w:val="clear" w:color="auto" w:fill="E8EEF5"/>
+          </w:tcPr>
+          <w:p>
+            <w:pPr>
+              <w:jc w:val="center"/>
+            </w:pPr>
+            <w:r>
+              <w:rPr>
+                <w:rFonts w:ascii="游ゴシック" w:hAnsi="游ゴシック" w:eastAsia="游ゴシック"/>
+                <w:b/>
+                <w:sz w:val="18"/>
+              </w:rPr>
+              <w:t>現地での確認結果</w:t>
+            </w:r>
+          </w:p>
+        </w:tc>
+      </w:tr>
+      <w:tr>
+        <w:trPr>
+          <w:cantSplit/>
+          <w:trHeight w:val="521" w:hRule="atLeast"/>
+        </w:trPr>
+        <w:tc>
+          <w:tcPr>
+            <w:tcW w:type="dxa" w:w="454"/>
+            <w:vAlign w:val="center"/>
+          </w:tcPr>
+          <w:p>
+            <w:pPr>
+              <w:jc w:val="center"/>
+            </w:pPr>
+            <w:r>
+              <w:rPr>
+                <w:rFonts w:ascii="游ゴシック" w:hAnsi="游ゴシック" w:eastAsia="游ゴシック"/>
+                <w:b w:val="0"/>
+                <w:sz w:val="18"/>
+              </w:rPr>
+              <w:t>1</w:t>
+            </w:r>
+          </w:p>
+        </w:tc>
+        <w:tc>
+          <w:tcPr>
+            <w:tcW w:type="dxa" w:w="2494"/>
+            <w:vAlign w:val="center"/>
+          </w:tcPr>
+          <w:p>
+            <w:r>
+              <w:rPr>
+                <w:rFonts w:ascii="游ゴシック" w:hAnsi="游ゴシック" w:eastAsia="游ゴシック"/>
+                <w:b/>
+                <w:sz w:val="19"/>
+              </w:rPr>
+              <w:t>戸襖4枚（和室〜奥和室の間）</w:t>
+            </w:r>
+          </w:p>
+        </w:tc>
+        <w:tc>
+          <w:tcPr>
+            <w:tcW w:type="dxa" w:w="3061"/>
+            <w:vAlign w:val="center"/>
+          </w:tcPr>
+          <w:p>
+            <w:r>
+              <w:rPr>
+                <w:rFonts w:ascii="游ゴシック" w:hAnsi="游ゴシック" w:eastAsia="游ゴシック"/>
+                <w:b w:val="0"/>
+                <w:color w:val="55606E"/>
+                <w:sz w:val="17"/>
+              </w:rPr>
+              <w:t>荻沼さんへ追加依頼済み。全額謙二様負担</w:t>
+            </w:r>
+          </w:p>
+        </w:tc>
+        <w:tc>
+          <w:tcPr>
+            <w:tcW w:type="dxa" w:w="1077"/>
+            <w:vAlign w:val="center"/>
+          </w:tcPr>
+          <w:p>
+            <w:pPr>
+              <w:jc w:val="center"/>
+            </w:pPr>
+            <w:r>
+              <w:rPr>
+                <w:rFonts w:ascii="游ゴシック" w:hAnsi="游ゴシック" w:eastAsia="游ゴシック"/>
+                <w:b w:val="0"/>
+                <w:sz w:val="19"/>
+              </w:rPr>
+              <w:t>有 ・ 無</w:t>
+            </w:r>
+          </w:p>
+        </w:tc>
+        <w:tc>
+          <w:tcPr>
+            <w:tcW w:type="dxa" w:w="3231"/>
+            <w:vAlign w:val="center"/>
+          </w:tcPr>
+          <w:p>
+            <w:r>
+              <w:rPr>
+                <w:rFonts w:ascii="游ゴシック" w:hAnsi="游ゴシック" w:eastAsia="游ゴシック"/>
+                <w:b w:val="0"/>
+                <w:sz w:val="19"/>
+              </w:rPr>
+            </w:r>
+          </w:p>
+        </w:tc>
+      </w:tr>
+      <w:tr>
+        <w:trPr>
+          <w:cantSplit/>
+          <w:trHeight w:val="521" w:hRule="atLeast"/>
+        </w:trPr>
+        <w:tc>
+          <w:tcPr>
+            <w:tcW w:type="dxa" w:w="454"/>
+            <w:vAlign w:val="center"/>
+          </w:tcPr>
+          <w:p>
+            <w:pPr>
+              <w:jc w:val="center"/>
+            </w:pPr>
+            <w:r>
+              <w:rPr>
+                <w:rFonts w:ascii="游ゴシック" w:hAnsi="游ゴシック" w:eastAsia="游ゴシック"/>
+                <w:b w:val="0"/>
+                <w:sz w:val="18"/>
+              </w:rPr>
+              <w:t>2</w:t>
+            </w:r>
+          </w:p>
+        </w:tc>
+        <w:tc>
+          <w:tcPr>
+            <w:tcW w:type="dxa" w:w="2494"/>
+            <w:vAlign w:val="center"/>
+          </w:tcPr>
+          <w:p>
+            <w:r>
+              <w:rPr>
+                <w:rFonts w:ascii="游ゴシック" w:hAnsi="游ゴシック" w:eastAsia="游ゴシック"/>
+                <w:b/>
+                <w:sz w:val="19"/>
+              </w:rPr>
+              <w:t>手前の和室の天袋4枚</w:t>
+            </w:r>
+          </w:p>
+        </w:tc>
+        <w:tc>
+          <w:tcPr>
+            <w:tcW w:type="dxa" w:w="3061"/>
+            <w:vAlign w:val="center"/>
+          </w:tcPr>
+          <w:p>
+            <w:r>
+              <w:rPr>
+                <w:rFonts w:ascii="游ゴシック" w:hAnsi="游ゴシック" w:eastAsia="游ゴシック"/>
+                <w:b w:val="0"/>
+                <w:color w:val="55606E"/>
+                <w:sz w:val="17"/>
+              </w:rPr>
+              <w:t>襖か板戸か。柄は№608で揃えるか</w:t>
+            </w:r>
+          </w:p>
+        </w:tc>
+        <w:tc>
+          <w:tcPr>
+            <w:tcW w:type="dxa" w:w="1077"/>
+            <w:vAlign w:val="center"/>
+          </w:tcPr>
+          <w:p>
+            <w:pPr>
+              <w:jc w:val="center"/>
+            </w:pPr>
+            <w:r>
+              <w:rPr>
+                <w:rFonts w:ascii="游ゴシック" w:hAnsi="游ゴシック" w:eastAsia="游ゴシック"/>
+                <w:b w:val="0"/>
+                <w:sz w:val="19"/>
+              </w:rPr>
+              <w:t>有 ・ 無</w:t>
+            </w:r>
+          </w:p>
+        </w:tc>
+        <w:tc>
+          <w:tcPr>
+            <w:tcW w:type="dxa" w:w="3231"/>
+            <w:vAlign w:val="center"/>
+          </w:tcPr>
+          <w:p>
+            <w:r>
+              <w:rPr>
+                <w:rFonts w:ascii="游ゴシック" w:hAnsi="游ゴシック" w:eastAsia="游ゴシック"/>
+                <w:b w:val="0"/>
+                <w:sz w:val="19"/>
+              </w:rPr>
+            </w:r>
+          </w:p>
+        </w:tc>
+      </w:tr>
+      <w:tr>
+        <w:trPr>
+          <w:cantSplit/>
+          <w:trHeight w:val="521" w:hRule="atLeast"/>
+        </w:trPr>
+        <w:tc>
+          <w:tcPr>
+            <w:tcW w:type="dxa" w:w="454"/>
+            <w:vAlign w:val="center"/>
+          </w:tcPr>
+          <w:p>
+            <w:pPr>
+              <w:jc w:val="center"/>
+            </w:pPr>
+            <w:r>
+              <w:rPr>
+                <w:rFonts w:ascii="游ゴシック" w:hAnsi="游ゴシック" w:eastAsia="游ゴシック"/>
+                <w:b w:val="0"/>
+                <w:sz w:val="18"/>
+              </w:rPr>
+              <w:t>3</w:t>
+            </w:r>
+          </w:p>
+        </w:tc>
+        <w:tc>
+          <w:tcPr>
+            <w:tcW w:type="dxa" w:w="2494"/>
+            <w:vAlign w:val="center"/>
+          </w:tcPr>
+          <w:p>
+            <w:r>
+              <w:rPr>
+                <w:rFonts w:ascii="游ゴシック" w:hAnsi="游ゴシック" w:eastAsia="游ゴシック"/>
+                <w:b/>
+                <w:sz w:val="19"/>
+              </w:rPr>
+              <w:t>リビング 壁・クロス・床下断熱</w:t>
+            </w:r>
+          </w:p>
+        </w:tc>
+        <w:tc>
+          <w:tcPr>
+            <w:tcW w:type="dxa" w:w="3061"/>
+            <w:vAlign w:val="center"/>
+          </w:tcPr>
+          <w:p>
+            <w:r>
+              <w:rPr>
+                <w:rFonts w:ascii="游ゴシック" w:hAnsi="游ゴシック" w:eastAsia="游ゴシック"/>
+                <w:b w:val="0"/>
+                <w:color w:val="55606E"/>
+                <w:sz w:val="17"/>
+              </w:rPr>
+              <w:t>10/13追加分。壁の範囲と床下に入れるか</w:t>
+            </w:r>
+          </w:p>
+        </w:tc>
+        <w:tc>
+          <w:tcPr>
+            <w:tcW w:type="dxa" w:w="1077"/>
+            <w:vAlign w:val="center"/>
+          </w:tcPr>
+          <w:p>
+            <w:pPr>
+              <w:jc w:val="center"/>
+            </w:pPr>
+            <w:r>
+              <w:rPr>
+                <w:rFonts w:ascii="游ゴシック" w:hAnsi="游ゴシック" w:eastAsia="游ゴシック"/>
+                <w:b w:val="0"/>
+                <w:sz w:val="19"/>
+              </w:rPr>
+              <w:t>有 ・ 無</w:t>
+            </w:r>
+          </w:p>
+        </w:tc>
+        <w:tc>
+          <w:tcPr>
+            <w:tcW w:type="dxa" w:w="3231"/>
+            <w:vAlign w:val="center"/>
+          </w:tcPr>
+          <w:p>
+            <w:r>
+              <w:rPr>
+                <w:rFonts w:ascii="游ゴシック" w:hAnsi="游ゴシック" w:eastAsia="游ゴシック"/>
+                <w:b w:val="0"/>
+                <w:sz w:val="19"/>
+              </w:rPr>
+            </w:r>
+          </w:p>
+        </w:tc>
+      </w:tr>
+      <w:tr>
+        <w:trPr>
+          <w:cantSplit/>
+          <w:trHeight w:val="521" w:hRule="atLeast"/>
+        </w:trPr>
+        <w:tc>
+          <w:tcPr>
+            <w:tcW w:type="dxa" w:w="454"/>
+            <w:vAlign w:val="center"/>
+          </w:tcPr>
+          <w:p>
+            <w:pPr>
+              <w:jc w:val="center"/>
+            </w:pPr>
+            <w:r>
+              <w:rPr>
+                <w:rFonts w:ascii="游ゴシック" w:hAnsi="游ゴシック" w:eastAsia="游ゴシック"/>
+                <w:b w:val="0"/>
+                <w:sz w:val="18"/>
+              </w:rPr>
+              <w:t>4</w:t>
+            </w:r>
+          </w:p>
+        </w:tc>
+        <w:tc>
+          <w:tcPr>
+            <w:tcW w:type="dxa" w:w="2494"/>
+            <w:vAlign w:val="center"/>
+          </w:tcPr>
+          <w:p>
+            <w:r>
+              <w:rPr>
+                <w:rFonts w:ascii="游ゴシック" w:hAnsi="游ゴシック" w:eastAsia="游ゴシック"/>
+                <w:b/>
+                <w:sz w:val="19"/>
+              </w:rPr>
+              <w:t>天井クロス／ドア交換</w:t>
+            </w:r>
+          </w:p>
+        </w:tc>
+        <w:tc>
+          <w:tcPr>
+            <w:tcW w:type="dxa" w:w="3061"/>
+            <w:vAlign w:val="center"/>
+          </w:tcPr>
+          <w:p>
+            <w:r>
+              <w:rPr>
+                <w:rFonts w:ascii="游ゴシック" w:hAnsi="游ゴシック" w:eastAsia="游ゴシック"/>
+                <w:b w:val="0"/>
+                <w:color w:val="55606E"/>
+                <w:sz w:val="17"/>
+              </w:rPr>
+              <w:t>色決め表で社長に確認</w:t>
+            </w:r>
+          </w:p>
+        </w:tc>
+        <w:tc>
+          <w:tcPr>
+            <w:tcW w:type="dxa" w:w="1077"/>
+            <w:vAlign w:val="center"/>
+          </w:tcPr>
+          <w:p>
+            <w:pPr>
+              <w:jc w:val="center"/>
+            </w:pPr>
+            <w:r>
+              <w:rPr>
+                <w:rFonts w:ascii="游ゴシック" w:hAnsi="游ゴシック" w:eastAsia="游ゴシック"/>
+                <w:b w:val="0"/>
+                <w:sz w:val="19"/>
+              </w:rPr>
+              <w:t>有 ・ 無</w:t>
+            </w:r>
+          </w:p>
+        </w:tc>
+        <w:tc>
+          <w:tcPr>
+            <w:tcW w:type="dxa" w:w="3231"/>
+            <w:vAlign w:val="center"/>
+          </w:tcPr>
+          <w:p>
+            <w:r>
+              <w:rPr>
+                <w:rFonts w:ascii="游ゴシック" w:hAnsi="游ゴシック" w:eastAsia="游ゴシック"/>
+                <w:b w:val="0"/>
+                <w:sz w:val="19"/>
+              </w:rPr>
+            </w:r>
+          </w:p>
+        </w:tc>
+      </w:tr>
+      <w:tr>
+        <w:trPr>
+          <w:cantSplit/>
+          <w:trHeight w:val="521" w:hRule="atLeast"/>
+        </w:trPr>
+        <w:tc>
+          <w:tcPr>
+            <w:tcW w:type="dxa" w:w="454"/>
+            <w:vAlign w:val="center"/>
+          </w:tcPr>
+          <w:p>
+            <w:pPr>
+              <w:jc w:val="center"/>
+            </w:pPr>
+            <w:r>
+              <w:rPr>
+                <w:rFonts w:ascii="游ゴシック" w:hAnsi="游ゴシック" w:eastAsia="游ゴシック"/>
+                <w:b w:val="0"/>
+                <w:sz w:val="18"/>
+              </w:rPr>
+              <w:t>5</w:t>
+            </w:r>
+          </w:p>
+        </w:tc>
+        <w:tc>
+          <w:tcPr>
+            <w:tcW w:type="dxa" w:w="2494"/>
+            <w:vAlign w:val="center"/>
+          </w:tcPr>
+          <w:p>
+            <w:r>
+              <w:rPr>
+                <w:rFonts w:ascii="游ゴシック" w:hAnsi="游ゴシック" w:eastAsia="游ゴシック"/>
+                <w:b/>
+                <w:sz w:val="19"/>
+              </w:rPr>
+              <w:t>床束 → 鋼製束</w:t>
+            </w:r>
+          </w:p>
+        </w:tc>
+        <w:tc>
+          <w:tcPr>
+            <w:tcW w:type="dxa" w:w="3061"/>
+            <w:vAlign w:val="center"/>
+          </w:tcPr>
+          <w:p>
+            <w:r>
+              <w:rPr>
+                <w:rFonts w:ascii="游ゴシック" w:hAnsi="游ゴシック" w:eastAsia="游ゴシック"/>
+                <w:b w:val="0"/>
+                <w:color w:val="55606E"/>
+                <w:sz w:val="17"/>
+              </w:rPr>
+              <w:t>IAは「考慮」のみ。本数を数える</w:t>
+            </w:r>
+          </w:p>
+        </w:tc>
+        <w:tc>
+          <w:tcPr>
+            <w:tcW w:type="dxa" w:w="1077"/>
+            <w:vAlign w:val="center"/>
+          </w:tcPr>
+          <w:p>
+            <w:pPr>
+              <w:jc w:val="center"/>
+            </w:pPr>
+            <w:r>
+              <w:rPr>
+                <w:rFonts w:ascii="游ゴシック" w:hAnsi="游ゴシック" w:eastAsia="游ゴシック"/>
+                <w:b w:val="0"/>
+                <w:sz w:val="19"/>
+              </w:rPr>
+              <w:t>有 ・ 無</w:t>
+            </w:r>
+          </w:p>
+        </w:tc>
+        <w:tc>
+          <w:tcPr>
+            <w:tcW w:type="dxa" w:w="3231"/>
+            <w:vAlign w:val="center"/>
+          </w:tcPr>
+          <w:p>
+            <w:r>
+              <w:rPr>
+                <w:rFonts w:ascii="游ゴシック" w:hAnsi="游ゴシック" w:eastAsia="游ゴシック"/>
+                <w:b w:val="0"/>
+                <w:sz w:val="19"/>
+              </w:rPr>
+            </w:r>
+          </w:p>
+        </w:tc>
+      </w:tr>
+      <w:tr>
+        <w:trPr>
+          <w:cantSplit/>
+          <w:trHeight w:val="521" w:hRule="atLeast"/>
+        </w:trPr>
+        <w:tc>
+          <w:tcPr>
+            <w:tcW w:type="dxa" w:w="454"/>
+            <w:vAlign w:val="center"/>
+          </w:tcPr>
+          <w:p>
+            <w:pPr>
+              <w:jc w:val="center"/>
+            </w:pPr>
+            <w:r>
+              <w:rPr>
+                <w:rFonts w:ascii="游ゴシック" w:hAnsi="游ゴシック" w:eastAsia="游ゴシック"/>
+                <w:b w:val="0"/>
+                <w:sz w:val="18"/>
+              </w:rPr>
+              <w:t>6</w:t>
+            </w:r>
+          </w:p>
+        </w:tc>
+        <w:tc>
+          <w:tcPr>
+            <w:tcW w:type="dxa" w:w="2494"/>
+            <w:vAlign w:val="center"/>
+          </w:tcPr>
+          <w:p>
+            <w:r>
+              <w:rPr>
+                <w:rFonts w:ascii="游ゴシック" w:hAnsi="游ゴシック" w:eastAsia="游ゴシック"/>
+                <w:b/>
+                <w:sz w:val="19"/>
+              </w:rPr>
+              <w:t>解体・撤去・残材処分</w:t>
+            </w:r>
+          </w:p>
+        </w:tc>
+        <w:tc>
+          <w:tcPr>
+            <w:tcW w:type="dxa" w:w="3061"/>
+            <w:vAlign w:val="center"/>
+          </w:tcPr>
+          <w:p>
+            <w:r>
+              <w:rPr>
+                <w:rFonts w:ascii="游ゴシック" w:hAnsi="游ゴシック" w:eastAsia="游ゴシック"/>
+                <w:b w:val="0"/>
+                <w:color w:val="55606E"/>
+                <w:sz w:val="17"/>
+              </w:rPr>
+              <w:t>IA「撤去込み」と当社②解体368,803円の二重</w:t>
+            </w:r>
+          </w:p>
+        </w:tc>
+        <w:tc>
+          <w:tcPr>
+            <w:tcW w:type="dxa" w:w="1077"/>
+            <w:vAlign w:val="center"/>
+          </w:tcPr>
+          <w:p>
+            <w:pPr>
+              <w:jc w:val="center"/>
+            </w:pPr>
+            <w:r>
+              <w:rPr>
+                <w:rFonts w:ascii="游ゴシック" w:hAnsi="游ゴシック" w:eastAsia="游ゴシック"/>
+                <w:b w:val="0"/>
+                <w:sz w:val="19"/>
+              </w:rPr>
+              <w:t>有 ・ 無</w:t>
+            </w:r>
+          </w:p>
+        </w:tc>
+        <w:tc>
+          <w:tcPr>
+            <w:tcW w:type="dxa" w:w="3231"/>
+            <w:vAlign w:val="center"/>
+          </w:tcPr>
+          <w:p>
+            <w:r>
+              <w:rPr>
+                <w:rFonts w:ascii="游ゴシック" w:hAnsi="游ゴシック" w:eastAsia="游ゴシック"/>
+                <w:b w:val="0"/>
+                <w:sz w:val="19"/>
+              </w:rPr>
+            </w:r>
+          </w:p>
+        </w:tc>
+      </w:tr>
+      <w:tr>
+        <w:trPr>
+          <w:cantSplit/>
+          <w:trHeight w:val="521" w:hRule="atLeast"/>
+        </w:trPr>
+        <w:tc>
+          <w:tcPr>
+            <w:tcW w:type="dxa" w:w="454"/>
+            <w:vAlign w:val="center"/>
+          </w:tcPr>
+          <w:p>
+            <w:pPr>
+              <w:jc w:val="center"/>
+            </w:pPr>
+            <w:r>
+              <w:rPr>
+                <w:rFonts w:ascii="游ゴシック" w:hAnsi="游ゴシック" w:eastAsia="游ゴシック"/>
+                <w:b w:val="0"/>
+                <w:sz w:val="18"/>
+              </w:rPr>
+              <w:t>7</w:t>
+            </w:r>
+          </w:p>
+        </w:tc>
+        <w:tc>
+          <w:tcPr>
+            <w:tcW w:type="dxa" w:w="2494"/>
+            <w:vAlign w:val="center"/>
+          </w:tcPr>
+          <w:p>
+            <w:r>
+              <w:rPr>
+                <w:rFonts w:ascii="游ゴシック" w:hAnsi="游ゴシック" w:eastAsia="游ゴシック"/>
+                <w:b/>
+                <w:sz w:val="19"/>
+              </w:rPr>
+              <w:t>洗面台・便器・給湯器の取付／撤去</w:t>
+            </w:r>
+          </w:p>
+        </w:tc>
+        <w:tc>
+          <w:tcPr>
+            <w:tcW w:type="dxa" w:w="3061"/>
+            <w:vAlign w:val="center"/>
+          </w:tcPr>
+          <w:p>
+            <w:r>
+              <w:rPr>
+                <w:rFonts w:ascii="游ゴシック" w:hAnsi="游ゴシック" w:eastAsia="游ゴシック"/>
+                <w:b w:val="0"/>
+                <w:color w:val="55606E"/>
+                <w:sz w:val="17"/>
+              </w:rPr>
+              <w:t>アベルコ給湯器は販売のみ。取付は誰か</w:t>
+            </w:r>
+          </w:p>
+        </w:tc>
+        <w:tc>
+          <w:tcPr>
+            <w:tcW w:type="dxa" w:w="1077"/>
+            <w:vAlign w:val="center"/>
+          </w:tcPr>
+          <w:p>
+            <w:pPr>
+              <w:jc w:val="center"/>
+            </w:pPr>
+            <w:r>
+              <w:rPr>
+                <w:rFonts w:ascii="游ゴシック" w:hAnsi="游ゴシック" w:eastAsia="游ゴシック"/>
+                <w:b w:val="0"/>
+                <w:sz w:val="19"/>
+              </w:rPr>
+              <w:t>有 ・ 無</w:t>
+            </w:r>
+          </w:p>
+        </w:tc>
+        <w:tc>
+          <w:tcPr>
+            <w:tcW w:type="dxa" w:w="3231"/>
+            <w:vAlign w:val="center"/>
+          </w:tcPr>
+          <w:p>
+            <w:r>
+              <w:rPr>
+                <w:rFonts w:ascii="游ゴシック" w:hAnsi="游ゴシック" w:eastAsia="游ゴシック"/>
+                <w:b w:val="0"/>
+                <w:sz w:val="19"/>
+              </w:rPr>
+            </w:r>
+          </w:p>
+        </w:tc>
+      </w:tr>
+      <w:tr>
+        <w:trPr>
+          <w:cantSplit/>
+          <w:trHeight w:val="521" w:hRule="atLeast"/>
+        </w:trPr>
+        <w:tc>
+          <w:tcPr>
+            <w:tcW w:type="dxa" w:w="454"/>
+            <w:vAlign w:val="center"/>
+          </w:tcPr>
+          <w:p>
+            <w:pPr>
+              <w:jc w:val="center"/>
+            </w:pPr>
+            <w:r>
+              <w:rPr>
+                <w:rFonts w:ascii="游ゴシック" w:hAnsi="游ゴシック" w:eastAsia="游ゴシック"/>
+                <w:b w:val="0"/>
+                <w:sz w:val="18"/>
+              </w:rPr>
+              <w:t>8</w:t>
+            </w:r>
+          </w:p>
+        </w:tc>
+        <w:tc>
+          <w:tcPr>
+            <w:tcW w:type="dxa" w:w="2494"/>
+            <w:vAlign w:val="center"/>
+          </w:tcPr>
+          <w:p>
+            <w:r>
+              <w:rPr>
+                <w:rFonts w:ascii="游ゴシック" w:hAnsi="游ゴシック" w:eastAsia="游ゴシック"/>
+                <w:b/>
+                <w:sz w:val="19"/>
+              </w:rPr>
+              <w:t>ガスコンロ（2案）</w:t>
+            </w:r>
+          </w:p>
+        </w:tc>
+        <w:tc>
+          <w:tcPr>
+            <w:tcW w:type="dxa" w:w="3061"/>
+            <w:vAlign w:val="center"/>
+          </w:tcPr>
+          <w:p>
+            <w:r>
+              <w:rPr>
+                <w:rFonts w:ascii="游ゴシック" w:hAnsi="游ゴシック" w:eastAsia="游ゴシック"/>
+                <w:b w:val="0"/>
+                <w:color w:val="55606E"/>
+                <w:sz w:val="17"/>
+              </w:rPr>
+              <w:t>10/19アベルコ見積からどちらにするか</w:t>
+            </w:r>
+          </w:p>
+        </w:tc>
+        <w:tc>
+          <w:tcPr>
+            <w:tcW w:type="dxa" w:w="1077"/>
+            <w:vAlign w:val="center"/>
+          </w:tcPr>
+          <w:p>
+            <w:pPr>
+              <w:jc w:val="center"/>
+            </w:pPr>
+            <w:r>
+              <w:rPr>
+                <w:rFonts w:ascii="游ゴシック" w:hAnsi="游ゴシック" w:eastAsia="游ゴシック"/>
+                <w:b w:val="0"/>
+                <w:sz w:val="19"/>
+              </w:rPr>
+              <w:t>有 ・ 無</w:t>
+            </w:r>
+          </w:p>
+        </w:tc>
+        <w:tc>
+          <w:tcPr>
+            <w:tcW w:type="dxa" w:w="3231"/>
+            <w:vAlign w:val="center"/>
+          </w:tcPr>
+          <w:p>
+            <w:r>
+              <w:rPr>
+                <w:rFonts w:ascii="游ゴシック" w:hAnsi="游ゴシック" w:eastAsia="游ゴシック"/>
+                <w:b w:val="0"/>
+                <w:sz w:val="19"/>
+              </w:rPr>
+            </w:r>
+          </w:p>
+        </w:tc>
+      </w:tr>
+      <w:tr>
+        <w:trPr>
+          <w:cantSplit/>
+          <w:trHeight w:val="521" w:hRule="atLeast"/>
+        </w:trPr>
+        <w:tc>
+          <w:tcPr>
+            <w:tcW w:type="dxa" w:w="454"/>
+            <w:vAlign w:val="center"/>
+          </w:tcPr>
+          <w:p>
+            <w:pPr>
+              <w:jc w:val="center"/>
+            </w:pPr>
+            <w:r>
+              <w:rPr>
+                <w:rFonts w:ascii="游ゴシック" w:hAnsi="游ゴシック" w:eastAsia="游ゴシック"/>
+                <w:b w:val="0"/>
+                <w:sz w:val="18"/>
+              </w:rPr>
+              <w:t>9</w:t>
+            </w:r>
+          </w:p>
+        </w:tc>
+        <w:tc>
+          <w:tcPr>
+            <w:tcW w:type="dxa" w:w="2494"/>
+            <w:vAlign w:val="center"/>
+          </w:tcPr>
+          <w:p>
+            <w:r>
+              <w:rPr>
+                <w:rFonts w:ascii="游ゴシック" w:hAnsi="游ゴシック" w:eastAsia="游ゴシック"/>
+                <w:b/>
+                <w:sz w:val="19"/>
+              </w:rPr>
+              <w:t>シロアリ・クリーニング</w:t>
+            </w:r>
+          </w:p>
+        </w:tc>
+        <w:tc>
+          <w:tcPr>
+            <w:tcW w:type="dxa" w:w="3061"/>
+            <w:vAlign w:val="center"/>
+          </w:tcPr>
+          <w:p>
+            <w:r>
+              <w:rPr>
+                <w:rFonts w:ascii="游ゴシック" w:hAnsi="游ゴシック" w:eastAsia="游ゴシック"/>
+                <w:b w:val="0"/>
+                <w:color w:val="55606E"/>
+                <w:sz w:val="17"/>
+              </w:rPr>
+              <w:t>25.87坪と26.82坪の違い</w:t>
+            </w:r>
+          </w:p>
+        </w:tc>
+        <w:tc>
+          <w:tcPr>
+            <w:tcW w:type="dxa" w:w="1077"/>
+            <w:vAlign w:val="center"/>
+          </w:tcPr>
+          <w:p>
+            <w:pPr>
+              <w:jc w:val="center"/>
+            </w:pPr>
+            <w:r>
+              <w:rPr>
+                <w:rFonts w:ascii="游ゴシック" w:hAnsi="游ゴシック" w:eastAsia="游ゴシック"/>
+                <w:b w:val="0"/>
+                <w:sz w:val="19"/>
+              </w:rPr>
+              <w:t>有 ・ 無</w:t>
+            </w:r>
+          </w:p>
+        </w:tc>
+        <w:tc>
+          <w:tcPr>
+            <w:tcW w:type="dxa" w:w="3231"/>
+            <w:vAlign w:val="center"/>
+          </w:tcPr>
+          <w:p>
+            <w:r>
+              <w:rPr>
+                <w:rFonts w:ascii="游ゴシック" w:hAnsi="游ゴシック" w:eastAsia="游ゴシック"/>
+                <w:b w:val="0"/>
+                <w:sz w:val="19"/>
+              </w:rPr>
+            </w:r>
+          </w:p>
+        </w:tc>
+      </w:tr>
+      <w:tr>
+        <w:trPr>
+          <w:cantSplit/>
+          <w:trHeight w:val="521" w:hRule="atLeast"/>
+        </w:trPr>
+        <w:tc>
+          <w:tcPr>
+            <w:tcW w:type="dxa" w:w="454"/>
+            <w:vAlign w:val="center"/>
+          </w:tcPr>
+          <w:p>
+            <w:pPr>
+              <w:jc w:val="center"/>
+            </w:pPr>
+            <w:r>
+              <w:rPr>
+                <w:rFonts w:ascii="游ゴシック" w:hAnsi="游ゴシック" w:eastAsia="游ゴシック"/>
+                <w:b w:val="0"/>
+                <w:sz w:val="18"/>
+              </w:rPr>
+              <w:t>10</w:t>
+            </w:r>
+          </w:p>
+        </w:tc>
+        <w:tc>
+          <w:tcPr>
+            <w:tcW w:type="dxa" w:w="2494"/>
+            <w:vAlign w:val="center"/>
+          </w:tcPr>
+          <w:p>
+            <w:r>
+              <w:rPr>
+                <w:rFonts w:ascii="游ゴシック" w:hAnsi="游ゴシック" w:eastAsia="游ゴシック"/>
+                <w:b/>
+                <w:sz w:val="19"/>
+              </w:rPr>
+              <w:t>電気・水道の支給</w:t>
+            </w:r>
+          </w:p>
+        </w:tc>
+        <w:tc>
+          <w:tcPr>
+            <w:tcW w:type="dxa" w:w="3061"/>
+            <w:vAlign w:val="center"/>
+          </w:tcPr>
+          <w:p>
+            <w:r>
+              <w:rPr>
+                <w:rFonts w:ascii="游ゴシック" w:hAnsi="游ゴシック" w:eastAsia="游ゴシック"/>
+                <w:b w:val="0"/>
+                <w:color w:val="55606E"/>
+                <w:sz w:val="17"/>
+              </w:rPr>
+              <w:t>IA見積は「別途」。当社で見るか</w:t>
+            </w:r>
+          </w:p>
+        </w:tc>
+        <w:tc>
+          <w:tcPr>
+            <w:tcW w:type="dxa" w:w="1077"/>
+            <w:vAlign w:val="center"/>
+          </w:tcPr>
+          <w:p>
+            <w:pPr>
+              <w:jc w:val="center"/>
+            </w:pPr>
+            <w:r>
+              <w:rPr>
+                <w:rFonts w:ascii="游ゴシック" w:hAnsi="游ゴシック" w:eastAsia="游ゴシック"/>
+                <w:b w:val="0"/>
+                <w:sz w:val="19"/>
+              </w:rPr>
+              <w:t>有 ・ 無</w:t>
+            </w:r>
+          </w:p>
+        </w:tc>
+        <w:tc>
+          <w:tcPr>
+            <w:tcW w:type="dxa" w:w="3231"/>
+            <w:vAlign w:val="center"/>
+          </w:tcPr>
+          <w:p>
+            <w:r>
+              <w:rPr>
+                <w:rFonts w:ascii="游ゴシック" w:hAnsi="游ゴシック" w:eastAsia="游ゴシック"/>
+                <w:b w:val="0"/>
+                <w:sz w:val="19"/>
+              </w:rPr>
+            </w:r>
+          </w:p>
+        </w:tc>
+      </w:tr>
+      <w:tr>
+        <w:trPr>
+          <w:cantSplit/>
+          <w:trHeight w:val="521" w:hRule="atLeast"/>
+        </w:trPr>
+        <w:tc>
+          <w:tcPr>
+            <w:tcW w:type="dxa" w:w="454"/>
+            <w:vAlign w:val="center"/>
+          </w:tcPr>
+          <w:p>
+            <w:pPr>
+              <w:jc w:val="center"/>
+            </w:pPr>
+            <w:r>
+              <w:rPr>
+                <w:rFonts w:ascii="游ゴシック" w:hAnsi="游ゴシック" w:eastAsia="游ゴシック"/>
+                <w:b w:val="0"/>
+                <w:sz w:val="18"/>
+              </w:rPr>
+              <w:t>11</w:t>
+            </w:r>
+          </w:p>
+        </w:tc>
+        <w:tc>
+          <w:tcPr>
+            <w:tcW w:type="dxa" w:w="2494"/>
+            <w:vAlign w:val="center"/>
+          </w:tcPr>
+          <w:p>
+            <w:r>
+              <w:rPr>
+                <w:rFonts w:ascii="游ゴシック" w:hAnsi="游ゴシック" w:eastAsia="游ゴシック"/>
+                <w:b/>
+                <w:sz w:val="19"/>
+              </w:rPr>
+              <w:t>仮設トイレ</w:t>
+            </w:r>
+          </w:p>
+        </w:tc>
+        <w:tc>
+          <w:tcPr>
+            <w:tcW w:type="dxa" w:w="3061"/>
+            <w:vAlign w:val="center"/>
+          </w:tcPr>
+          <w:p>
+            <w:r>
+              <w:rPr>
+                <w:rFonts w:ascii="游ゴシック" w:hAnsi="游ゴシック" w:eastAsia="游ゴシック"/>
+                <w:b w:val="0"/>
+                <w:color w:val="55606E"/>
+                <w:sz w:val="17"/>
+              </w:rPr>
+              <w:t>IAは金額空白。設置有無と費用負担</w:t>
+            </w:r>
+          </w:p>
+        </w:tc>
+        <w:tc>
+          <w:tcPr>
+            <w:tcW w:type="dxa" w:w="1077"/>
+            <w:vAlign w:val="center"/>
+          </w:tcPr>
+          <w:p>
+            <w:pPr>
+              <w:jc w:val="center"/>
+            </w:pPr>
+            <w:r>
+              <w:rPr>
+                <w:rFonts w:ascii="游ゴシック" w:hAnsi="游ゴシック" w:eastAsia="游ゴシック"/>
+                <w:b w:val="0"/>
+                <w:sz w:val="19"/>
+              </w:rPr>
+              <w:t>有 ・ 無</w:t>
+            </w:r>
+          </w:p>
+        </w:tc>
+        <w:tc>
+          <w:tcPr>
+            <w:tcW w:type="dxa" w:w="3231"/>
+            <w:vAlign w:val="center"/>
+          </w:tcPr>
+          <w:p>
+            <w:r>
+              <w:rPr>
+                <w:rFonts w:ascii="游ゴシック" w:hAnsi="游ゴシック" w:eastAsia="游ゴシック"/>
+                <w:b w:val="0"/>
+                <w:sz w:val="19"/>
+              </w:rPr>
+            </w:r>
+          </w:p>
+        </w:tc>
+      </w:tr>
+      <w:tr>
+        <w:trPr>
+          <w:cantSplit/>
+          <w:trHeight w:val="521" w:hRule="atLeast"/>
+        </w:trPr>
+        <w:tc>
+          <w:tcPr>
+            <w:tcW w:type="dxa" w:w="454"/>
+            <w:vAlign w:val="center"/>
+          </w:tcPr>
+          <w:p>
+            <w:pPr>
+              <w:jc w:val="center"/>
+            </w:pPr>
+            <w:r>
+              <w:rPr>
+                <w:rFonts w:ascii="游ゴシック" w:hAnsi="游ゴシック" w:eastAsia="游ゴシック"/>
+                <w:b w:val="0"/>
+                <w:sz w:val="18"/>
+              </w:rPr>
+              <w:t>12</w:t>
+            </w:r>
+          </w:p>
+        </w:tc>
+        <w:tc>
+          <w:tcPr>
+            <w:tcW w:type="dxa" w:w="2494"/>
+            <w:vAlign w:val="center"/>
+          </w:tcPr>
+          <w:p>
+            <w:r>
+              <w:rPr>
+                <w:rFonts w:ascii="游ゴシック" w:hAnsi="游ゴシック" w:eastAsia="游ゴシック"/>
+                <w:b/>
+                <w:sz w:val="19"/>
+              </w:rPr>
+              <w:t>工期</w:t>
+            </w:r>
+          </w:p>
+        </w:tc>
+        <w:tc>
+          <w:tcPr>
+            <w:tcW w:type="dxa" w:w="3061"/>
+            <w:vAlign w:val="center"/>
+          </w:tcPr>
+          <w:p>
+            <w:r>
+              <w:rPr>
+                <w:rFonts w:ascii="游ゴシック" w:hAnsi="游ゴシック" w:eastAsia="游ゴシック"/>
+                <w:b w:val="0"/>
+                <w:color w:val="55606E"/>
+                <w:sz w:val="17"/>
+              </w:rPr>
+              <w:t>大工日程で確定。11/5保険立会い前は解体しない</w:t>
+            </w:r>
+          </w:p>
+        </w:tc>
+        <w:tc>
+          <w:tcPr>
+            <w:tcW w:type="dxa" w:w="1077"/>
+            <w:vAlign w:val="center"/>
+          </w:tcPr>
+          <w:p>
+            <w:pPr>
+              <w:jc w:val="center"/>
+            </w:pPr>
+            <w:r>
+              <w:rPr>
+                <w:rFonts w:ascii="游ゴシック" w:hAnsi="游ゴシック" w:eastAsia="游ゴシック"/>
+                <w:b w:val="0"/>
+                <w:sz w:val="19"/>
+              </w:rPr>
+              <w:t>有 ・ 無</w:t>
+            </w:r>
+          </w:p>
+        </w:tc>
+        <w:tc>
+          <w:tcPr>
+            <w:tcW w:type="dxa" w:w="3231"/>
+            <w:vAlign w:val="center"/>
+          </w:tcPr>
+          <w:p>
+            <w:r>
+              <w:rPr>
+                <w:rFonts w:ascii="游ゴシック" w:hAnsi="游ゴシック" w:eastAsia="游ゴシック"/>
+                <w:b w:val="0"/>
+                <w:sz w:val="19"/>
+              </w:rPr>
+            </w:r>
+          </w:p>
+        </w:tc>
+      </w:tr>
+    </w:tbl>
     <w:p>
       <w:pPr>
-        <w:spacing w:before="0" w:after="70" w:line="240" w:lineRule="auto"/>
-        <w:ind w:left="312" w:hanging="312"/>
+        <w:spacing w:after="0"/>
       </w:pPr>
       <w:r>
         <w:rPr>
           <w:rFonts w:ascii="游ゴシック" w:hAnsi="游ゴシック" w:eastAsia="游ゴシック"/>
           <w:b w:val="0"/>
-          <w:sz w:val="22"/>
+          <w:sz w:val="12"/>
         </w:rPr>
-        <w:t>□ 手前の和室の天袋4枚　襖か板戸か。柄は№608か</w:t>
+      </w:r>
+    </w:p>
+    <w:tbl>
+      <w:tblPr>
+        <w:tblW w:type="dxa" w:w="10319"/>
+        <w:jc w:val="center"/>
+        <w:tblLayout w:type="fixed"/>
+        <w:tblLook w:firstColumn="1" w:firstRow="1" w:lastColumn="0" w:lastRow="0" w:noHBand="0" w:noVBand="1" w:val="04A0"/>
+        <w:tblBorders>
+          <w:top w:val="single" w:sz="6" w:color="9AA9BA"/>
+          <w:left w:val="single" w:sz="6" w:color="9AA9BA"/>
+          <w:bottom w:val="single" w:sz="6" w:color="9AA9BA"/>
+          <w:right w:val="single" w:sz="6" w:color="9AA9BA"/>
+          <w:insideH w:val="single" w:sz="6" w:color="9AA9BA"/>
+          <w:insideV w:val="single" w:sz="6" w:color="9AA9BA"/>
+        </w:tblBorders>
+        <w:tblLayout w:type="fixed"/>
+      </w:tblPr>
+      <w:tblGrid>
+        <w:gridCol w:w="10319"/>
+      </w:tblGrid>
+      <w:tr>
+        <w:trPr>
+          <w:cantSplit/>
+          <w:trHeight w:val="351" w:hRule="atLeast"/>
+        </w:trPr>
+        <w:tc>
+          <w:tcPr>
+            <w:tcW w:type="dxa" w:w="10318"/>
+            <w:vAlign w:val="center"/>
+            <w:shd w:val="clear" w:color="auto" w:fill="1F3A5F"/>
+          </w:tcPr>
+          <w:p>
+            <w:r>
+              <w:rPr>
+                <w:rFonts w:ascii="游ゴシック" w:hAnsi="游ゴシック" w:eastAsia="游ゴシック"/>
+                <w:b w:val="0"/>
+                <w:sz w:val="19"/>
+              </w:rPr>
+            </w:r>
+            <w:r>
+              <w:rPr>
+                <w:rFonts w:ascii="游ゴシック" w:hAnsi="游ゴシック" w:eastAsia="游ゴシック"/>
+                <w:b/>
+                <w:color w:val="FFFFFF"/>
+                <w:sz w:val="22"/>
+              </w:rPr>
+              <w:t>■ ② 実測する数量</w:t>
+            </w:r>
+            <w:r>
+              <w:rPr>
+                <w:rFonts w:ascii="游ゴシック" w:hAnsi="游ゴシック" w:eastAsia="游ゴシック"/>
+                <w:b w:val="0"/>
+                <w:color w:val="D6E0EC"/>
+                <w:sz w:val="17"/>
+              </w:rPr>
+              <w:t xml:space="preserve">　見積の数量と比べて、違えば実測値を記入</w:t>
+            </w:r>
+          </w:p>
+        </w:tc>
+      </w:tr>
+    </w:tbl>
+    <w:tbl>
+      <w:tblPr>
+        <w:tblW w:type="dxa" w:w="10319"/>
+        <w:jc w:val="center"/>
+        <w:tblLayout w:type="fixed"/>
+        <w:tblLook w:firstColumn="1" w:firstRow="1" w:lastColumn="0" w:lastRow="0" w:noHBand="0" w:noVBand="1" w:val="04A0"/>
+        <w:tblBorders>
+          <w:top w:val="single" w:sz="6" w:color="9AA9BA"/>
+          <w:left w:val="single" w:sz="6" w:color="9AA9BA"/>
+          <w:bottom w:val="single" w:sz="6" w:color="9AA9BA"/>
+          <w:right w:val="single" w:sz="6" w:color="9AA9BA"/>
+          <w:insideH w:val="single" w:sz="6" w:color="9AA9BA"/>
+          <w:insideV w:val="single" w:sz="6" w:color="9AA9BA"/>
+        </w:tblBorders>
+        <w:tblLayout w:type="fixed"/>
+      </w:tblPr>
+      <w:tblGrid>
+        <w:gridCol w:w="453"/>
+        <w:gridCol w:w="3175"/>
+        <w:gridCol w:w="1360"/>
+        <w:gridCol w:w="1701"/>
+        <w:gridCol w:w="3628"/>
+      </w:tblGrid>
+      <w:tr>
+        <w:trPr>
+          <w:cantSplit/>
+          <w:trHeight w:val="311" w:hRule="atLeast"/>
+          <w:tblHeader/>
+        </w:trPr>
+        <w:tc>
+          <w:tcPr>
+            <w:tcW w:type="dxa" w:w="454"/>
+            <w:vAlign w:val="center"/>
+            <w:shd w:val="clear" w:color="auto" w:fill="E8EEF5"/>
+          </w:tcPr>
+          <w:p>
+            <w:pPr>
+              <w:jc w:val="center"/>
+            </w:pPr>
+            <w:r>
+              <w:rPr>
+                <w:rFonts w:ascii="游ゴシック" w:hAnsi="游ゴシック" w:eastAsia="游ゴシック"/>
+                <w:b/>
+                <w:sz w:val="18"/>
+              </w:rPr>
+              <w:t>№</w:t>
+            </w:r>
+          </w:p>
+        </w:tc>
+        <w:tc>
+          <w:tcPr>
+            <w:tcW w:type="dxa" w:w="3175"/>
+            <w:vAlign w:val="center"/>
+            <w:shd w:val="clear" w:color="auto" w:fill="E8EEF5"/>
+          </w:tcPr>
+          <w:p>
+            <w:pPr>
+              <w:jc w:val="center"/>
+            </w:pPr>
+            <w:r>
+              <w:rPr>
+                <w:rFonts w:ascii="游ゴシック" w:hAnsi="游ゴシック" w:eastAsia="游ゴシック"/>
+                <w:b/>
+                <w:sz w:val="18"/>
+              </w:rPr>
+              <w:t>場所・項目</w:t>
+            </w:r>
+          </w:p>
+        </w:tc>
+        <w:tc>
+          <w:tcPr>
+            <w:tcW w:type="dxa" w:w="1361"/>
+            <w:vAlign w:val="center"/>
+            <w:shd w:val="clear" w:color="auto" w:fill="E8EEF5"/>
+          </w:tcPr>
+          <w:p>
+            <w:pPr>
+              <w:jc w:val="center"/>
+            </w:pPr>
+            <w:r>
+              <w:rPr>
+                <w:rFonts w:ascii="游ゴシック" w:hAnsi="游ゴシック" w:eastAsia="游ゴシック"/>
+                <w:b/>
+                <w:sz w:val="18"/>
+              </w:rPr>
+              <w:t>見積の数量</w:t>
+            </w:r>
+          </w:p>
+        </w:tc>
+        <w:tc>
+          <w:tcPr>
+            <w:tcW w:type="dxa" w:w="1701"/>
+            <w:vAlign w:val="center"/>
+            <w:shd w:val="clear" w:color="auto" w:fill="E8EEF5"/>
+          </w:tcPr>
+          <w:p>
+            <w:pPr>
+              <w:jc w:val="center"/>
+            </w:pPr>
+            <w:r>
+              <w:rPr>
+                <w:rFonts w:ascii="游ゴシック" w:hAnsi="游ゴシック" w:eastAsia="游ゴシック"/>
+                <w:b/>
+                <w:sz w:val="18"/>
+              </w:rPr>
+              <w:t>実測値</w:t>
+            </w:r>
+          </w:p>
+        </w:tc>
+        <w:tc>
+          <w:tcPr>
+            <w:tcW w:type="dxa" w:w="3628"/>
+            <w:vAlign w:val="center"/>
+            <w:shd w:val="clear" w:color="auto" w:fill="E8EEF5"/>
+          </w:tcPr>
+          <w:p>
+            <w:pPr>
+              <w:jc w:val="center"/>
+            </w:pPr>
+            <w:r>
+              <w:rPr>
+                <w:rFonts w:ascii="游ゴシック" w:hAnsi="游ゴシック" w:eastAsia="游ゴシック"/>
+                <w:b/>
+                <w:sz w:val="18"/>
+              </w:rPr>
+              <w:t>備考（図・メモ）</w:t>
+            </w:r>
+          </w:p>
+        </w:tc>
+      </w:tr>
+      <w:tr>
+        <w:trPr>
+          <w:cantSplit/>
+          <w:trHeight w:val="481" w:hRule="atLeast"/>
+        </w:trPr>
+        <w:tc>
+          <w:tcPr>
+            <w:tcW w:type="dxa" w:w="454"/>
+            <w:vAlign w:val="center"/>
+          </w:tcPr>
+          <w:p>
+            <w:pPr>
+              <w:jc w:val="center"/>
+            </w:pPr>
+            <w:r>
+              <w:rPr>
+                <w:rFonts w:ascii="游ゴシック" w:hAnsi="游ゴシック" w:eastAsia="游ゴシック"/>
+                <w:b w:val="0"/>
+                <w:sz w:val="18"/>
+              </w:rPr>
+              <w:t>1</w:t>
+            </w:r>
+          </w:p>
+        </w:tc>
+        <w:tc>
+          <w:tcPr>
+            <w:tcW w:type="dxa" w:w="3175"/>
+            <w:vAlign w:val="center"/>
+          </w:tcPr>
+          <w:p>
+            <w:r>
+              <w:rPr>
+                <w:rFonts w:ascii="游ゴシック" w:hAnsi="游ゴシック" w:eastAsia="游ゴシック"/>
+                <w:b/>
+                <w:sz w:val="19"/>
+              </w:rPr>
+              <w:t>畳の枚数（奥和室／収納内を含むか）</w:t>
+            </w:r>
+          </w:p>
+        </w:tc>
+        <w:tc>
+          <w:tcPr>
+            <w:tcW w:type="dxa" w:w="1361"/>
+            <w:vAlign w:val="center"/>
+          </w:tcPr>
+          <w:p>
+            <w:pPr>
+              <w:jc w:val="center"/>
+            </w:pPr>
+            <w:r>
+              <w:rPr>
+                <w:rFonts w:ascii="游ゴシック" w:hAnsi="游ゴシック" w:eastAsia="游ゴシック"/>
+                <w:b w:val="0"/>
+                <w:sz w:val="18"/>
+              </w:rPr>
+              <w:t>6枚</w:t>
+            </w:r>
+          </w:p>
+        </w:tc>
+        <w:tc>
+          <w:tcPr>
+            <w:tcW w:type="dxa" w:w="1701"/>
+            <w:vAlign w:val="center"/>
+          </w:tcPr>
+          <w:p>
+            <w:pPr>
+              <w:jc w:val="center"/>
+            </w:pPr>
+            <w:r>
+              <w:rPr>
+                <w:rFonts w:ascii="游ゴシック" w:hAnsi="游ゴシック" w:eastAsia="游ゴシック"/>
+                <w:b w:val="0"/>
+                <w:sz w:val="18"/>
+              </w:rPr>
+              <w:t xml:space="preserve">　　　</w:t>
+            </w:r>
+          </w:p>
+        </w:tc>
+        <w:tc>
+          <w:tcPr>
+            <w:tcW w:type="dxa" w:w="3628"/>
+            <w:vAlign w:val="center"/>
+          </w:tcPr>
+          <w:p>
+            <w:r>
+              <w:rPr>
+                <w:rFonts w:ascii="游ゴシック" w:hAnsi="游ゴシック" w:eastAsia="游ゴシック"/>
+                <w:b w:val="0"/>
+                <w:sz w:val="19"/>
+              </w:rPr>
+            </w:r>
+          </w:p>
+        </w:tc>
+      </w:tr>
+      <w:tr>
+        <w:trPr>
+          <w:cantSplit/>
+          <w:trHeight w:val="481" w:hRule="atLeast"/>
+        </w:trPr>
+        <w:tc>
+          <w:tcPr>
+            <w:tcW w:type="dxa" w:w="454"/>
+            <w:vAlign w:val="center"/>
+          </w:tcPr>
+          <w:p>
+            <w:pPr>
+              <w:jc w:val="center"/>
+            </w:pPr>
+            <w:r>
+              <w:rPr>
+                <w:rFonts w:ascii="游ゴシック" w:hAnsi="游ゴシック" w:eastAsia="游ゴシック"/>
+                <w:b w:val="0"/>
+                <w:sz w:val="18"/>
+              </w:rPr>
+              <w:t>2</w:t>
+            </w:r>
+          </w:p>
+        </w:tc>
+        <w:tc>
+          <w:tcPr>
+            <w:tcW w:type="dxa" w:w="3175"/>
+            <w:vAlign w:val="center"/>
+          </w:tcPr>
+          <w:p>
+            <w:r>
+              <w:rPr>
+                <w:rFonts w:ascii="游ゴシック" w:hAnsi="游ゴシック" w:eastAsia="游ゴシック"/>
+                <w:b/>
+                <w:sz w:val="19"/>
+              </w:rPr>
+              <w:t>和室 床下地</w:t>
+            </w:r>
+          </w:p>
+        </w:tc>
+        <w:tc>
+          <w:tcPr>
+            <w:tcW w:type="dxa" w:w="1361"/>
+            <w:vAlign w:val="center"/>
+          </w:tcPr>
+          <w:p>
+            <w:pPr>
+              <w:jc w:val="center"/>
+            </w:pPr>
+            <w:r>
+              <w:rPr>
+                <w:rFonts w:ascii="游ゴシック" w:hAnsi="游ゴシック" w:eastAsia="游ゴシック"/>
+                <w:b w:val="0"/>
+                <w:sz w:val="18"/>
+              </w:rPr>
+              <w:t>13.7㎡</w:t>
+            </w:r>
+          </w:p>
+        </w:tc>
+        <w:tc>
+          <w:tcPr>
+            <w:tcW w:type="dxa" w:w="1701"/>
+            <w:vAlign w:val="center"/>
+          </w:tcPr>
+          <w:p>
+            <w:pPr>
+              <w:jc w:val="center"/>
+            </w:pPr>
+            <w:r>
+              <w:rPr>
+                <w:rFonts w:ascii="游ゴシック" w:hAnsi="游ゴシック" w:eastAsia="游ゴシック"/>
+                <w:b w:val="0"/>
+                <w:sz w:val="18"/>
+              </w:rPr>
+              <w:t xml:space="preserve">　　　</w:t>
+            </w:r>
+          </w:p>
+        </w:tc>
+        <w:tc>
+          <w:tcPr>
+            <w:tcW w:type="dxa" w:w="3628"/>
+            <w:vAlign w:val="center"/>
+          </w:tcPr>
+          <w:p>
+            <w:r>
+              <w:rPr>
+                <w:rFonts w:ascii="游ゴシック" w:hAnsi="游ゴシック" w:eastAsia="游ゴシック"/>
+                <w:b w:val="0"/>
+                <w:sz w:val="19"/>
+              </w:rPr>
+            </w:r>
+          </w:p>
+        </w:tc>
+      </w:tr>
+      <w:tr>
+        <w:trPr>
+          <w:cantSplit/>
+          <w:trHeight w:val="481" w:hRule="atLeast"/>
+        </w:trPr>
+        <w:tc>
+          <w:tcPr>
+            <w:tcW w:type="dxa" w:w="454"/>
+            <w:vAlign w:val="center"/>
+          </w:tcPr>
+          <w:p>
+            <w:pPr>
+              <w:jc w:val="center"/>
+            </w:pPr>
+            <w:r>
+              <w:rPr>
+                <w:rFonts w:ascii="游ゴシック" w:hAnsi="游ゴシック" w:eastAsia="游ゴシック"/>
+                <w:b w:val="0"/>
+                <w:sz w:val="18"/>
+              </w:rPr>
+              <w:t>3</w:t>
+            </w:r>
+          </w:p>
+        </w:tc>
+        <w:tc>
+          <w:tcPr>
+            <w:tcW w:type="dxa" w:w="3175"/>
+            <w:vAlign w:val="center"/>
+          </w:tcPr>
+          <w:p>
+            <w:r>
+              <w:rPr>
+                <w:rFonts w:ascii="游ゴシック" w:hAnsi="游ゴシック" w:eastAsia="游ゴシック"/>
+                <w:b/>
+                <w:sz w:val="19"/>
+              </w:rPr>
+              <w:t>和室 収納内</w:t>
+            </w:r>
+          </w:p>
+        </w:tc>
+        <w:tc>
+          <w:tcPr>
+            <w:tcW w:type="dxa" w:w="1361"/>
+            <w:vAlign w:val="center"/>
+          </w:tcPr>
+          <w:p>
+            <w:pPr>
+              <w:jc w:val="center"/>
+            </w:pPr>
+            <w:r>
+              <w:rPr>
+                <w:rFonts w:ascii="游ゴシック" w:hAnsi="游ゴシック" w:eastAsia="游ゴシック"/>
+                <w:b w:val="0"/>
+                <w:sz w:val="18"/>
+              </w:rPr>
+              <w:t>11.5㎡</w:t>
+            </w:r>
+          </w:p>
+        </w:tc>
+        <w:tc>
+          <w:tcPr>
+            <w:tcW w:type="dxa" w:w="1701"/>
+            <w:vAlign w:val="center"/>
+          </w:tcPr>
+          <w:p>
+            <w:pPr>
+              <w:jc w:val="center"/>
+            </w:pPr>
+            <w:r>
+              <w:rPr>
+                <w:rFonts w:ascii="游ゴシック" w:hAnsi="游ゴシック" w:eastAsia="游ゴシック"/>
+                <w:b w:val="0"/>
+                <w:sz w:val="18"/>
+              </w:rPr>
+              <w:t xml:space="preserve">　　　</w:t>
+            </w:r>
+          </w:p>
+        </w:tc>
+        <w:tc>
+          <w:tcPr>
+            <w:tcW w:type="dxa" w:w="3628"/>
+            <w:vAlign w:val="center"/>
+          </w:tcPr>
+          <w:p>
+            <w:r>
+              <w:rPr>
+                <w:rFonts w:ascii="游ゴシック" w:hAnsi="游ゴシック" w:eastAsia="游ゴシック"/>
+                <w:b w:val="0"/>
+                <w:sz w:val="19"/>
+              </w:rPr>
+            </w:r>
+          </w:p>
+        </w:tc>
+      </w:tr>
+      <w:tr>
+        <w:trPr>
+          <w:cantSplit/>
+          <w:trHeight w:val="481" w:hRule="atLeast"/>
+        </w:trPr>
+        <w:tc>
+          <w:tcPr>
+            <w:tcW w:type="dxa" w:w="454"/>
+            <w:vAlign w:val="center"/>
+          </w:tcPr>
+          <w:p>
+            <w:pPr>
+              <w:jc w:val="center"/>
+            </w:pPr>
+            <w:r>
+              <w:rPr>
+                <w:rFonts w:ascii="游ゴシック" w:hAnsi="游ゴシック" w:eastAsia="游ゴシック"/>
+                <w:b w:val="0"/>
+                <w:sz w:val="18"/>
+              </w:rPr>
+              <w:t>4</w:t>
+            </w:r>
+          </w:p>
+        </w:tc>
+        <w:tc>
+          <w:tcPr>
+            <w:tcW w:type="dxa" w:w="3175"/>
+            <w:vAlign w:val="center"/>
+          </w:tcPr>
+          <w:p>
+            <w:r>
+              <w:rPr>
+                <w:rFonts w:ascii="游ゴシック" w:hAnsi="游ゴシック" w:eastAsia="游ゴシック"/>
+                <w:b/>
+                <w:sz w:val="19"/>
+              </w:rPr>
+              <w:t>和室 壁</w:t>
+            </w:r>
+          </w:p>
+        </w:tc>
+        <w:tc>
+          <w:tcPr>
+            <w:tcW w:type="dxa" w:w="1361"/>
+            <w:vAlign w:val="center"/>
+          </w:tcPr>
+          <w:p>
+            <w:pPr>
+              <w:jc w:val="center"/>
+            </w:pPr>
+            <w:r>
+              <w:rPr>
+                <w:rFonts w:ascii="游ゴシック" w:hAnsi="游ゴシック" w:eastAsia="游ゴシック"/>
+                <w:b w:val="0"/>
+                <w:sz w:val="18"/>
+              </w:rPr>
+              <w:t>28.9㎡</w:t>
+            </w:r>
+          </w:p>
+        </w:tc>
+        <w:tc>
+          <w:tcPr>
+            <w:tcW w:type="dxa" w:w="1701"/>
+            <w:vAlign w:val="center"/>
+          </w:tcPr>
+          <w:p>
+            <w:pPr>
+              <w:jc w:val="center"/>
+            </w:pPr>
+            <w:r>
+              <w:rPr>
+                <w:rFonts w:ascii="游ゴシック" w:hAnsi="游ゴシック" w:eastAsia="游ゴシック"/>
+                <w:b w:val="0"/>
+                <w:sz w:val="18"/>
+              </w:rPr>
+              <w:t xml:space="preserve">　　　</w:t>
+            </w:r>
+          </w:p>
+        </w:tc>
+        <w:tc>
+          <w:tcPr>
+            <w:tcW w:type="dxa" w:w="3628"/>
+            <w:vAlign w:val="center"/>
+          </w:tcPr>
+          <w:p>
+            <w:r>
+              <w:rPr>
+                <w:rFonts w:ascii="游ゴシック" w:hAnsi="游ゴシック" w:eastAsia="游ゴシック"/>
+                <w:b w:val="0"/>
+                <w:sz w:val="19"/>
+              </w:rPr>
+            </w:r>
+          </w:p>
+        </w:tc>
+      </w:tr>
+      <w:tr>
+        <w:trPr>
+          <w:cantSplit/>
+          <w:trHeight w:val="481" w:hRule="atLeast"/>
+        </w:trPr>
+        <w:tc>
+          <w:tcPr>
+            <w:tcW w:type="dxa" w:w="454"/>
+            <w:vAlign w:val="center"/>
+          </w:tcPr>
+          <w:p>
+            <w:pPr>
+              <w:jc w:val="center"/>
+            </w:pPr>
+            <w:r>
+              <w:rPr>
+                <w:rFonts w:ascii="游ゴシック" w:hAnsi="游ゴシック" w:eastAsia="游ゴシック"/>
+                <w:b w:val="0"/>
+                <w:sz w:val="18"/>
+              </w:rPr>
+              <w:t>5</w:t>
+            </w:r>
+          </w:p>
+        </w:tc>
+        <w:tc>
+          <w:tcPr>
+            <w:tcW w:type="dxa" w:w="3175"/>
+            <w:vAlign w:val="center"/>
+          </w:tcPr>
+          <w:p>
+            <w:r>
+              <w:rPr>
+                <w:rFonts w:ascii="游ゴシック" w:hAnsi="游ゴシック" w:eastAsia="游ゴシック"/>
+                <w:b/>
+                <w:sz w:val="19"/>
+              </w:rPr>
+              <w:t>トイレ クロス（1階）</w:t>
+            </w:r>
+          </w:p>
+        </w:tc>
+        <w:tc>
+          <w:tcPr>
+            <w:tcW w:type="dxa" w:w="1361"/>
+            <w:vAlign w:val="center"/>
+          </w:tcPr>
+          <w:p>
+            <w:pPr>
+              <w:jc w:val="center"/>
+            </w:pPr>
+            <w:r>
+              <w:rPr>
+                <w:rFonts w:ascii="游ゴシック" w:hAnsi="游ゴシック" w:eastAsia="游ゴシック"/>
+                <w:b w:val="0"/>
+                <w:sz w:val="18"/>
+              </w:rPr>
+              <w:t>12.9㎡</w:t>
+            </w:r>
+          </w:p>
+        </w:tc>
+        <w:tc>
+          <w:tcPr>
+            <w:tcW w:type="dxa" w:w="1701"/>
+            <w:vAlign w:val="center"/>
+          </w:tcPr>
+          <w:p>
+            <w:pPr>
+              <w:jc w:val="center"/>
+            </w:pPr>
+            <w:r>
+              <w:rPr>
+                <w:rFonts w:ascii="游ゴシック" w:hAnsi="游ゴシック" w:eastAsia="游ゴシック"/>
+                <w:b w:val="0"/>
+                <w:sz w:val="18"/>
+              </w:rPr>
+              <w:t xml:space="preserve">　　　</w:t>
+            </w:r>
+          </w:p>
+        </w:tc>
+        <w:tc>
+          <w:tcPr>
+            <w:tcW w:type="dxa" w:w="3628"/>
+            <w:vAlign w:val="center"/>
+          </w:tcPr>
+          <w:p>
+            <w:r>
+              <w:rPr>
+                <w:rFonts w:ascii="游ゴシック" w:hAnsi="游ゴシック" w:eastAsia="游ゴシック"/>
+                <w:b w:val="0"/>
+                <w:sz w:val="19"/>
+              </w:rPr>
+            </w:r>
+          </w:p>
+        </w:tc>
+      </w:tr>
+      <w:tr>
+        <w:trPr>
+          <w:cantSplit/>
+          <w:trHeight w:val="481" w:hRule="atLeast"/>
+        </w:trPr>
+        <w:tc>
+          <w:tcPr>
+            <w:tcW w:type="dxa" w:w="454"/>
+            <w:vAlign w:val="center"/>
+          </w:tcPr>
+          <w:p>
+            <w:pPr>
+              <w:jc w:val="center"/>
+            </w:pPr>
+            <w:r>
+              <w:rPr>
+                <w:rFonts w:ascii="游ゴシック" w:hAnsi="游ゴシック" w:eastAsia="游ゴシック"/>
+                <w:b w:val="0"/>
+                <w:sz w:val="18"/>
+              </w:rPr>
+              <w:t>6</w:t>
+            </w:r>
+          </w:p>
+        </w:tc>
+        <w:tc>
+          <w:tcPr>
+            <w:tcW w:type="dxa" w:w="3175"/>
+            <w:vAlign w:val="center"/>
+          </w:tcPr>
+          <w:p>
+            <w:r>
+              <w:rPr>
+                <w:rFonts w:ascii="游ゴシック" w:hAnsi="游ゴシック" w:eastAsia="游ゴシック"/>
+                <w:b/>
+                <w:sz w:val="19"/>
+              </w:rPr>
+              <w:t>トイレ クロス（2階）</w:t>
+            </w:r>
+          </w:p>
+        </w:tc>
+        <w:tc>
+          <w:tcPr>
+            <w:tcW w:type="dxa" w:w="1361"/>
+            <w:vAlign w:val="center"/>
+          </w:tcPr>
+          <w:p>
+            <w:pPr>
+              <w:jc w:val="center"/>
+            </w:pPr>
+            <w:r>
+              <w:rPr>
+                <w:rFonts w:ascii="游ゴシック" w:hAnsi="游ゴシック" w:eastAsia="游ゴシック"/>
+                <w:b w:val="0"/>
+                <w:sz w:val="18"/>
+              </w:rPr>
+              <w:t>12.9㎡</w:t>
+            </w:r>
+          </w:p>
+        </w:tc>
+        <w:tc>
+          <w:tcPr>
+            <w:tcW w:type="dxa" w:w="1701"/>
+            <w:vAlign w:val="center"/>
+          </w:tcPr>
+          <w:p>
+            <w:pPr>
+              <w:jc w:val="center"/>
+            </w:pPr>
+            <w:r>
+              <w:rPr>
+                <w:rFonts w:ascii="游ゴシック" w:hAnsi="游ゴシック" w:eastAsia="游ゴシック"/>
+                <w:b w:val="0"/>
+                <w:sz w:val="18"/>
+              </w:rPr>
+              <w:t xml:space="preserve">　　　</w:t>
+            </w:r>
+          </w:p>
+        </w:tc>
+        <w:tc>
+          <w:tcPr>
+            <w:tcW w:type="dxa" w:w="3628"/>
+            <w:vAlign w:val="center"/>
+          </w:tcPr>
+          <w:p>
+            <w:r>
+              <w:rPr>
+                <w:rFonts w:ascii="游ゴシック" w:hAnsi="游ゴシック" w:eastAsia="游ゴシック"/>
+                <w:b w:val="0"/>
+                <w:sz w:val="19"/>
+              </w:rPr>
+            </w:r>
+          </w:p>
+        </w:tc>
+      </w:tr>
+      <w:tr>
+        <w:trPr>
+          <w:cantSplit/>
+          <w:trHeight w:val="481" w:hRule="atLeast"/>
+        </w:trPr>
+        <w:tc>
+          <w:tcPr>
+            <w:tcW w:type="dxa" w:w="454"/>
+            <w:vAlign w:val="center"/>
+          </w:tcPr>
+          <w:p>
+            <w:pPr>
+              <w:jc w:val="center"/>
+            </w:pPr>
+            <w:r>
+              <w:rPr>
+                <w:rFonts w:ascii="游ゴシック" w:hAnsi="游ゴシック" w:eastAsia="游ゴシック"/>
+                <w:b w:val="0"/>
+                <w:sz w:val="18"/>
+              </w:rPr>
+              <w:t>7</w:t>
+            </w:r>
+          </w:p>
+        </w:tc>
+        <w:tc>
+          <w:tcPr>
+            <w:tcW w:type="dxa" w:w="3175"/>
+            <w:vAlign w:val="center"/>
+          </w:tcPr>
+          <w:p>
+            <w:r>
+              <w:rPr>
+                <w:rFonts w:ascii="游ゴシック" w:hAnsi="游ゴシック" w:eastAsia="游ゴシック"/>
+                <w:b/>
+                <w:sz w:val="19"/>
+              </w:rPr>
+              <w:t>木巾木の長さ</w:t>
+            </w:r>
+          </w:p>
+        </w:tc>
+        <w:tc>
+          <w:tcPr>
+            <w:tcW w:type="dxa" w:w="1361"/>
+            <w:vAlign w:val="center"/>
+          </w:tcPr>
+          <w:p>
+            <w:pPr>
+              <w:jc w:val="center"/>
+            </w:pPr>
+            <w:r>
+              <w:rPr>
+                <w:rFonts w:ascii="游ゴシック" w:hAnsi="游ゴシック" w:eastAsia="游ゴシック"/>
+                <w:b w:val="0"/>
+                <w:sz w:val="18"/>
+              </w:rPr>
+              <w:t>—　m</w:t>
+            </w:r>
+          </w:p>
+        </w:tc>
+        <w:tc>
+          <w:tcPr>
+            <w:tcW w:type="dxa" w:w="1701"/>
+            <w:vAlign w:val="center"/>
+          </w:tcPr>
+          <w:p>
+            <w:pPr>
+              <w:jc w:val="center"/>
+            </w:pPr>
+            <w:r>
+              <w:rPr>
+                <w:rFonts w:ascii="游ゴシック" w:hAnsi="游ゴシック" w:eastAsia="游ゴシック"/>
+                <w:b w:val="0"/>
+                <w:sz w:val="18"/>
+              </w:rPr>
+              <w:t xml:space="preserve">　　　</w:t>
+            </w:r>
+          </w:p>
+        </w:tc>
+        <w:tc>
+          <w:tcPr>
+            <w:tcW w:type="dxa" w:w="3628"/>
+            <w:vAlign w:val="center"/>
+          </w:tcPr>
+          <w:p>
+            <w:r>
+              <w:rPr>
+                <w:rFonts w:ascii="游ゴシック" w:hAnsi="游ゴシック" w:eastAsia="游ゴシック"/>
+                <w:b w:val="0"/>
+                <w:sz w:val="19"/>
+              </w:rPr>
+            </w:r>
+          </w:p>
+        </w:tc>
+      </w:tr>
+      <w:tr>
+        <w:trPr>
+          <w:cantSplit/>
+          <w:trHeight w:val="481" w:hRule="atLeast"/>
+        </w:trPr>
+        <w:tc>
+          <w:tcPr>
+            <w:tcW w:type="dxa" w:w="454"/>
+            <w:vAlign w:val="center"/>
+          </w:tcPr>
+          <w:p>
+            <w:pPr>
+              <w:jc w:val="center"/>
+            </w:pPr>
+            <w:r>
+              <w:rPr>
+                <w:rFonts w:ascii="游ゴシック" w:hAnsi="游ゴシック" w:eastAsia="游ゴシック"/>
+                <w:b w:val="0"/>
+                <w:sz w:val="18"/>
+              </w:rPr>
+              <w:t>8</w:t>
+            </w:r>
+          </w:p>
+        </w:tc>
+        <w:tc>
+          <w:tcPr>
+            <w:tcW w:type="dxa" w:w="3175"/>
+            <w:vAlign w:val="center"/>
+          </w:tcPr>
+          <w:p>
+            <w:r>
+              <w:rPr>
+                <w:rFonts w:ascii="游ゴシック" w:hAnsi="游ゴシック" w:eastAsia="游ゴシック"/>
+                <w:b/>
+                <w:sz w:val="19"/>
+              </w:rPr>
+              <w:t>リビング・キッチン クロス</w:t>
+            </w:r>
+          </w:p>
+        </w:tc>
+        <w:tc>
+          <w:tcPr>
+            <w:tcW w:type="dxa" w:w="1361"/>
+            <w:vAlign w:val="center"/>
+          </w:tcPr>
+          <w:p>
+            <w:pPr>
+              <w:jc w:val="center"/>
+            </w:pPr>
+            <w:r>
+              <w:rPr>
+                <w:rFonts w:ascii="游ゴシック" w:hAnsi="游ゴシック" w:eastAsia="游ゴシック"/>
+                <w:b w:val="0"/>
+                <w:sz w:val="18"/>
+              </w:rPr>
+              <w:t>46.5㎡</w:t>
+            </w:r>
+          </w:p>
+        </w:tc>
+        <w:tc>
+          <w:tcPr>
+            <w:tcW w:type="dxa" w:w="1701"/>
+            <w:vAlign w:val="center"/>
+          </w:tcPr>
+          <w:p>
+            <w:pPr>
+              <w:jc w:val="center"/>
+            </w:pPr>
+            <w:r>
+              <w:rPr>
+                <w:rFonts w:ascii="游ゴシック" w:hAnsi="游ゴシック" w:eastAsia="游ゴシック"/>
+                <w:b w:val="0"/>
+                <w:sz w:val="18"/>
+              </w:rPr>
+              <w:t xml:space="preserve">　　　</w:t>
+            </w:r>
+          </w:p>
+        </w:tc>
+        <w:tc>
+          <w:tcPr>
+            <w:tcW w:type="dxa" w:w="3628"/>
+            <w:vAlign w:val="center"/>
+          </w:tcPr>
+          <w:p>
+            <w:r>
+              <w:rPr>
+                <w:rFonts w:ascii="游ゴシック" w:hAnsi="游ゴシック" w:eastAsia="游ゴシック"/>
+                <w:b w:val="0"/>
+                <w:sz w:val="19"/>
+              </w:rPr>
+            </w:r>
+          </w:p>
+        </w:tc>
+      </w:tr>
+      <w:tr>
+        <w:trPr>
+          <w:cantSplit/>
+          <w:trHeight w:val="481" w:hRule="atLeast"/>
+        </w:trPr>
+        <w:tc>
+          <w:tcPr>
+            <w:tcW w:type="dxa" w:w="454"/>
+            <w:vAlign w:val="center"/>
+          </w:tcPr>
+          <w:p>
+            <w:pPr>
+              <w:jc w:val="center"/>
+            </w:pPr>
+            <w:r>
+              <w:rPr>
+                <w:rFonts w:ascii="游ゴシック" w:hAnsi="游ゴシック" w:eastAsia="游ゴシック"/>
+                <w:b w:val="0"/>
+                <w:sz w:val="18"/>
+              </w:rPr>
+              <w:t>9</w:t>
+            </w:r>
+          </w:p>
+        </w:tc>
+        <w:tc>
+          <w:tcPr>
+            <w:tcW w:type="dxa" w:w="3175"/>
+            <w:vAlign w:val="center"/>
+          </w:tcPr>
+          <w:p>
+            <w:r>
+              <w:rPr>
+                <w:rFonts w:ascii="游ゴシック" w:hAnsi="游ゴシック" w:eastAsia="游ゴシック"/>
+                <w:b/>
+                <w:sz w:val="19"/>
+              </w:rPr>
+              <w:t>和室以外の1階 床断熱</w:t>
+            </w:r>
+          </w:p>
+        </w:tc>
+        <w:tc>
+          <w:tcPr>
+            <w:tcW w:type="dxa" w:w="1361"/>
+            <w:vAlign w:val="center"/>
+          </w:tcPr>
+          <w:p>
+            <w:pPr>
+              <w:jc w:val="center"/>
+            </w:pPr>
+            <w:r>
+              <w:rPr>
+                <w:rFonts w:ascii="游ゴシック" w:hAnsi="游ゴシック" w:eastAsia="游ゴシック"/>
+                <w:b w:val="0"/>
+                <w:sz w:val="18"/>
+              </w:rPr>
+              <w:t>約36㎡</w:t>
+            </w:r>
+          </w:p>
+        </w:tc>
+        <w:tc>
+          <w:tcPr>
+            <w:tcW w:type="dxa" w:w="1701"/>
+            <w:vAlign w:val="center"/>
+          </w:tcPr>
+          <w:p>
+            <w:pPr>
+              <w:jc w:val="center"/>
+            </w:pPr>
+            <w:r>
+              <w:rPr>
+                <w:rFonts w:ascii="游ゴシック" w:hAnsi="游ゴシック" w:eastAsia="游ゴシック"/>
+                <w:b w:val="0"/>
+                <w:sz w:val="18"/>
+              </w:rPr>
+              <w:t xml:space="preserve">　　　</w:t>
+            </w:r>
+          </w:p>
+        </w:tc>
+        <w:tc>
+          <w:tcPr>
+            <w:tcW w:type="dxa" w:w="3628"/>
+            <w:vAlign w:val="center"/>
+          </w:tcPr>
+          <w:p>
+            <w:r>
+              <w:rPr>
+                <w:rFonts w:ascii="游ゴシック" w:hAnsi="游ゴシック" w:eastAsia="游ゴシック"/>
+                <w:b w:val="0"/>
+                <w:sz w:val="19"/>
+              </w:rPr>
+            </w:r>
+          </w:p>
+        </w:tc>
+      </w:tr>
+      <w:tr>
+        <w:trPr>
+          <w:cantSplit/>
+          <w:trHeight w:val="481" w:hRule="atLeast"/>
+        </w:trPr>
+        <w:tc>
+          <w:tcPr>
+            <w:tcW w:type="dxa" w:w="454"/>
+            <w:vAlign w:val="center"/>
+          </w:tcPr>
+          <w:p>
+            <w:pPr>
+              <w:jc w:val="center"/>
+            </w:pPr>
+            <w:r>
+              <w:rPr>
+                <w:rFonts w:ascii="游ゴシック" w:hAnsi="游ゴシック" w:eastAsia="游ゴシック"/>
+                <w:b w:val="0"/>
+                <w:sz w:val="18"/>
+              </w:rPr>
+              <w:t>10</w:t>
+            </w:r>
+          </w:p>
+        </w:tc>
+        <w:tc>
+          <w:tcPr>
+            <w:tcW w:type="dxa" w:w="3175"/>
+            <w:vAlign w:val="center"/>
+          </w:tcPr>
+          <w:p>
+            <w:r>
+              <w:rPr>
+                <w:rFonts w:ascii="游ゴシック" w:hAnsi="游ゴシック" w:eastAsia="游ゴシック"/>
+                <w:b/>
+                <w:sz w:val="19"/>
+              </w:rPr>
+              <w:t>床束の本数</w:t>
+            </w:r>
+          </w:p>
+        </w:tc>
+        <w:tc>
+          <w:tcPr>
+            <w:tcW w:type="dxa" w:w="1361"/>
+            <w:vAlign w:val="center"/>
+          </w:tcPr>
+          <w:p>
+            <w:pPr>
+              <w:jc w:val="center"/>
+            </w:pPr>
+            <w:r>
+              <w:rPr>
+                <w:rFonts w:ascii="游ゴシック" w:hAnsi="游ゴシック" w:eastAsia="游ゴシック"/>
+                <w:b w:val="0"/>
+                <w:sz w:val="18"/>
+              </w:rPr>
+              <w:t>—　本</w:t>
+            </w:r>
+          </w:p>
+        </w:tc>
+        <w:tc>
+          <w:tcPr>
+            <w:tcW w:type="dxa" w:w="1701"/>
+            <w:vAlign w:val="center"/>
+          </w:tcPr>
+          <w:p>
+            <w:pPr>
+              <w:jc w:val="center"/>
+            </w:pPr>
+            <w:r>
+              <w:rPr>
+                <w:rFonts w:ascii="游ゴシック" w:hAnsi="游ゴシック" w:eastAsia="游ゴシック"/>
+                <w:b w:val="0"/>
+                <w:sz w:val="18"/>
+              </w:rPr>
+              <w:t xml:space="preserve">　　　</w:t>
+            </w:r>
+          </w:p>
+        </w:tc>
+        <w:tc>
+          <w:tcPr>
+            <w:tcW w:type="dxa" w:w="3628"/>
+            <w:vAlign w:val="center"/>
+          </w:tcPr>
+          <w:p>
+            <w:r>
+              <w:rPr>
+                <w:rFonts w:ascii="游ゴシック" w:hAnsi="游ゴシック" w:eastAsia="游ゴシック"/>
+                <w:b w:val="0"/>
+                <w:sz w:val="19"/>
+              </w:rPr>
+            </w:r>
+          </w:p>
+        </w:tc>
+      </w:tr>
+    </w:tbl>
+    <w:p>
+      <w:r>
+        <w:br w:type="page"/>
       </w:r>
     </w:p>
     <w:p>
       <w:pPr>
-        <w:spacing w:before="0" w:after="70" w:line="240" w:lineRule="auto"/>
-        <w:ind w:left="312" w:hanging="312"/>
+        <w:spacing w:after="0"/>
       </w:pPr>
       <w:r>
         <w:rPr>
           <w:rFonts w:ascii="游ゴシック" w:hAnsi="游ゴシック" w:eastAsia="游ゴシック"/>
           <w:b w:val="0"/>
-          <w:sz w:val="22"/>
+          <w:sz w:val="0"/>
         </w:rPr>
-        <w:t>□ リビングの壁・クロス・床下断熱　10/13追加分（壁70,000／クロス69,750／床断熱270,000）。壁の範囲と床下に入れるか</w:t>
       </w:r>
     </w:p>
+    <w:tbl>
+      <w:tblPr>
+        <w:tblW w:type="dxa" w:w="10319"/>
+        <w:jc w:val="center"/>
+        <w:tblLayout w:type="fixed"/>
+        <w:tblLook w:firstColumn="1" w:firstRow="1" w:lastColumn="0" w:lastRow="0" w:noHBand="0" w:noVBand="1" w:val="04A0"/>
+        <w:tblBorders>
+          <w:top w:val="single" w:sz="6" w:color="9AA9BA"/>
+          <w:left w:val="single" w:sz="6" w:color="9AA9BA"/>
+          <w:bottom w:val="single" w:sz="6" w:color="9AA9BA"/>
+          <w:right w:val="single" w:sz="6" w:color="9AA9BA"/>
+          <w:insideH w:val="single" w:sz="6" w:color="9AA9BA"/>
+          <w:insideV w:val="single" w:sz="6" w:color="9AA9BA"/>
+        </w:tblBorders>
+        <w:tblLayout w:type="fixed"/>
+      </w:tblPr>
+      <w:tblGrid>
+        <w:gridCol w:w="10319"/>
+      </w:tblGrid>
+      <w:tr>
+        <w:trPr>
+          <w:cantSplit/>
+          <w:trHeight w:val="351" w:hRule="atLeast"/>
+        </w:trPr>
+        <w:tc>
+          <w:tcPr>
+            <w:tcW w:type="dxa" w:w="10318"/>
+            <w:vAlign w:val="center"/>
+            <w:shd w:val="clear" w:color="auto" w:fill="1F3A5F"/>
+          </w:tcPr>
+          <w:p>
+            <w:r>
+              <w:rPr>
+                <w:rFonts w:ascii="游ゴシック" w:hAnsi="游ゴシック" w:eastAsia="游ゴシック"/>
+                <w:b w:val="0"/>
+                <w:sz w:val="19"/>
+              </w:rPr>
+            </w:r>
+            <w:r>
+              <w:rPr>
+                <w:rFonts w:ascii="游ゴシック" w:hAnsi="游ゴシック" w:eastAsia="游ゴシック"/>
+                <w:b/>
+                <w:color w:val="FFFFFF"/>
+                <w:sz w:val="22"/>
+              </w:rPr>
+              <w:t>■ ③ 単価・重複の確認</w:t>
+            </w:r>
+            <w:r>
+              <w:rPr>
+                <w:rFonts w:ascii="游ゴシック" w:hAnsi="游ゴシック" w:eastAsia="游ゴシック"/>
+                <w:b w:val="0"/>
+                <w:color w:val="D6E0EC"/>
+                <w:sz w:val="17"/>
+              </w:rPr>
+              <w:t xml:space="preserve">　聞いた回答を記入</w:t>
+            </w:r>
+          </w:p>
+        </w:tc>
+      </w:tr>
+    </w:tbl>
+    <w:tbl>
+      <w:tblPr>
+        <w:tblW w:type="dxa" w:w="10319"/>
+        <w:jc w:val="center"/>
+        <w:tblLayout w:type="fixed"/>
+        <w:tblLook w:firstColumn="1" w:firstRow="1" w:lastColumn="0" w:lastRow="0" w:noHBand="0" w:noVBand="1" w:val="04A0"/>
+        <w:tblBorders>
+          <w:top w:val="single" w:sz="6" w:color="9AA9BA"/>
+          <w:left w:val="single" w:sz="6" w:color="9AA9BA"/>
+          <w:bottom w:val="single" w:sz="6" w:color="9AA9BA"/>
+          <w:right w:val="single" w:sz="6" w:color="9AA9BA"/>
+          <w:insideH w:val="single" w:sz="6" w:color="9AA9BA"/>
+          <w:insideV w:val="single" w:sz="6" w:color="9AA9BA"/>
+        </w:tblBorders>
+        <w:tblLayout w:type="fixed"/>
+      </w:tblPr>
+      <w:tblGrid>
+        <w:gridCol w:w="453"/>
+        <w:gridCol w:w="4762"/>
+        <w:gridCol w:w="793"/>
+        <w:gridCol w:w="4309"/>
+      </w:tblGrid>
+      <w:tr>
+        <w:trPr>
+          <w:cantSplit/>
+          <w:trHeight w:val="311" w:hRule="atLeast"/>
+          <w:tblHeader/>
+        </w:trPr>
+        <w:tc>
+          <w:tcPr>
+            <w:tcW w:type="dxa" w:w="454"/>
+            <w:vAlign w:val="center"/>
+            <w:shd w:val="clear" w:color="auto" w:fill="E8EEF5"/>
+          </w:tcPr>
+          <w:p>
+            <w:pPr>
+              <w:jc w:val="center"/>
+            </w:pPr>
+            <w:r>
+              <w:rPr>
+                <w:rFonts w:ascii="游ゴシック" w:hAnsi="游ゴシック" w:eastAsia="游ゴシック"/>
+                <w:b/>
+                <w:sz w:val="18"/>
+              </w:rPr>
+              <w:t>№</w:t>
+            </w:r>
+          </w:p>
+        </w:tc>
+        <w:tc>
+          <w:tcPr>
+            <w:tcW w:type="dxa" w:w="4762"/>
+            <w:vAlign w:val="center"/>
+            <w:shd w:val="clear" w:color="auto" w:fill="E8EEF5"/>
+          </w:tcPr>
+          <w:p>
+            <w:pPr>
+              <w:jc w:val="center"/>
+            </w:pPr>
+            <w:r>
+              <w:rPr>
+                <w:rFonts w:ascii="游ゴシック" w:hAnsi="游ゴシック" w:eastAsia="游ゴシック"/>
+                <w:b/>
+                <w:sz w:val="18"/>
+              </w:rPr>
+              <w:t>確認すること</w:t>
+            </w:r>
+          </w:p>
+        </w:tc>
+        <w:tc>
+          <w:tcPr>
+            <w:tcW w:type="dxa" w:w="794"/>
+            <w:vAlign w:val="center"/>
+            <w:shd w:val="clear" w:color="auto" w:fill="E8EEF5"/>
+          </w:tcPr>
+          <w:p>
+            <w:pPr>
+              <w:jc w:val="center"/>
+            </w:pPr>
+            <w:r>
+              <w:rPr>
+                <w:rFonts w:ascii="游ゴシック" w:hAnsi="游ゴシック" w:eastAsia="游ゴシック"/>
+                <w:b/>
+                <w:sz w:val="18"/>
+              </w:rPr>
+              <w:t>確認</w:t>
+            </w:r>
+          </w:p>
+        </w:tc>
+        <w:tc>
+          <w:tcPr>
+            <w:tcW w:type="dxa" w:w="4309"/>
+            <w:vAlign w:val="center"/>
+            <w:shd w:val="clear" w:color="auto" w:fill="E8EEF5"/>
+          </w:tcPr>
+          <w:p>
+            <w:pPr>
+              <w:jc w:val="center"/>
+            </w:pPr>
+            <w:r>
+              <w:rPr>
+                <w:rFonts w:ascii="游ゴシック" w:hAnsi="游ゴシック" w:eastAsia="游ゴシック"/>
+                <w:b/>
+                <w:sz w:val="18"/>
+              </w:rPr>
+              <w:t>回答・メモ</w:t>
+            </w:r>
+          </w:p>
+        </w:tc>
+      </w:tr>
+      <w:tr>
+        <w:trPr>
+          <w:cantSplit/>
+          <w:trHeight w:val="521" w:hRule="atLeast"/>
+        </w:trPr>
+        <w:tc>
+          <w:tcPr>
+            <w:tcW w:type="dxa" w:w="454"/>
+            <w:vAlign w:val="center"/>
+          </w:tcPr>
+          <w:p>
+            <w:pPr>
+              <w:jc w:val="center"/>
+            </w:pPr>
+            <w:r>
+              <w:rPr>
+                <w:rFonts w:ascii="游ゴシック" w:hAnsi="游ゴシック" w:eastAsia="游ゴシック"/>
+                <w:b w:val="0"/>
+                <w:sz w:val="18"/>
+              </w:rPr>
+              <w:t>1</w:t>
+            </w:r>
+          </w:p>
+        </w:tc>
+        <w:tc>
+          <w:tcPr>
+            <w:tcW w:type="dxa" w:w="4762"/>
+            <w:vAlign w:val="center"/>
+          </w:tcPr>
+          <w:p>
+            <w:r>
+              <w:rPr>
+                <w:rFonts w:ascii="游ゴシック" w:hAnsi="游ゴシック" w:eastAsia="游ゴシック"/>
+                <w:b w:val="0"/>
+                <w:sz w:val="19"/>
+              </w:rPr>
+              <w:t>床断熱270,000円＝7,500円/㎡（他は5,000円/㎡）</w:t>
+            </w:r>
+          </w:p>
+        </w:tc>
+        <w:tc>
+          <w:tcPr>
+            <w:tcW w:type="dxa" w:w="794"/>
+            <w:vAlign w:val="center"/>
+          </w:tcPr>
+          <w:p>
+            <w:pPr>
+              <w:jc w:val="center"/>
+            </w:pPr>
+            <w:r>
+              <w:rPr>
+                <w:rFonts w:ascii="游ゴシック" w:hAnsi="游ゴシック" w:eastAsia="游ゴシック"/>
+                <w:b w:val="0"/>
+                <w:sz w:val="24"/>
+              </w:rPr>
+              <w:t>□</w:t>
+            </w:r>
+          </w:p>
+        </w:tc>
+        <w:tc>
+          <w:tcPr>
+            <w:tcW w:type="dxa" w:w="4309"/>
+            <w:vAlign w:val="center"/>
+          </w:tcPr>
+          <w:p>
+            <w:r>
+              <w:rPr>
+                <w:rFonts w:ascii="游ゴシック" w:hAnsi="游ゴシック" w:eastAsia="游ゴシック"/>
+                <w:b w:val="0"/>
+                <w:sz w:val="19"/>
+              </w:rPr>
+            </w:r>
+          </w:p>
+        </w:tc>
+      </w:tr>
+      <w:tr>
+        <w:trPr>
+          <w:cantSplit/>
+          <w:trHeight w:val="521" w:hRule="atLeast"/>
+        </w:trPr>
+        <w:tc>
+          <w:tcPr>
+            <w:tcW w:type="dxa" w:w="454"/>
+            <w:vAlign w:val="center"/>
+          </w:tcPr>
+          <w:p>
+            <w:pPr>
+              <w:jc w:val="center"/>
+            </w:pPr>
+            <w:r>
+              <w:rPr>
+                <w:rFonts w:ascii="游ゴシック" w:hAnsi="游ゴシック" w:eastAsia="游ゴシック"/>
+                <w:b w:val="0"/>
+                <w:sz w:val="18"/>
+              </w:rPr>
+              <w:t>2</w:t>
+            </w:r>
+          </w:p>
+        </w:tc>
+        <w:tc>
+          <w:tcPr>
+            <w:tcW w:type="dxa" w:w="4762"/>
+            <w:vAlign w:val="center"/>
+          </w:tcPr>
+          <w:p>
+            <w:r>
+              <w:rPr>
+                <w:rFonts w:ascii="游ゴシック" w:hAnsi="游ゴシック" w:eastAsia="游ゴシック"/>
+                <w:b w:val="0"/>
+                <w:sz w:val="19"/>
+              </w:rPr>
+              <w:t>縁側の床125,000円（約3.5万円/㎡）と奥和室の単価差</w:t>
+            </w:r>
+          </w:p>
+        </w:tc>
+        <w:tc>
+          <w:tcPr>
+            <w:tcW w:type="dxa" w:w="794"/>
+            <w:vAlign w:val="center"/>
+          </w:tcPr>
+          <w:p>
+            <w:pPr>
+              <w:jc w:val="center"/>
+            </w:pPr>
+            <w:r>
+              <w:rPr>
+                <w:rFonts w:ascii="游ゴシック" w:hAnsi="游ゴシック" w:eastAsia="游ゴシック"/>
+                <w:b w:val="0"/>
+                <w:sz w:val="24"/>
+              </w:rPr>
+              <w:t>□</w:t>
+            </w:r>
+          </w:p>
+        </w:tc>
+        <w:tc>
+          <w:tcPr>
+            <w:tcW w:type="dxa" w:w="4309"/>
+            <w:vAlign w:val="center"/>
+          </w:tcPr>
+          <w:p>
+            <w:r>
+              <w:rPr>
+                <w:rFonts w:ascii="游ゴシック" w:hAnsi="游ゴシック" w:eastAsia="游ゴシック"/>
+                <w:b w:val="0"/>
+                <w:sz w:val="19"/>
+              </w:rPr>
+            </w:r>
+          </w:p>
+        </w:tc>
+      </w:tr>
+      <w:tr>
+        <w:trPr>
+          <w:cantSplit/>
+          <w:trHeight w:val="521" w:hRule="atLeast"/>
+        </w:trPr>
+        <w:tc>
+          <w:tcPr>
+            <w:tcW w:type="dxa" w:w="454"/>
+            <w:vAlign w:val="center"/>
+          </w:tcPr>
+          <w:p>
+            <w:pPr>
+              <w:jc w:val="center"/>
+            </w:pPr>
+            <w:r>
+              <w:rPr>
+                <w:rFonts w:ascii="游ゴシック" w:hAnsi="游ゴシック" w:eastAsia="游ゴシック"/>
+                <w:b w:val="0"/>
+                <w:sz w:val="18"/>
+              </w:rPr>
+              <w:t>3</w:t>
+            </w:r>
+          </w:p>
+        </w:tc>
+        <w:tc>
+          <w:tcPr>
+            <w:tcW w:type="dxa" w:w="4762"/>
+            <w:vAlign w:val="center"/>
+          </w:tcPr>
+          <w:p>
+            <w:r>
+              <w:rPr>
+                <w:rFonts w:ascii="游ゴシック" w:hAnsi="游ゴシック" w:eastAsia="游ゴシック"/>
+                <w:b w:val="0"/>
+                <w:sz w:val="19"/>
+              </w:rPr>
+              <w:t>奥和室の床断熱30,000円（11.5㎡なら割高？）</w:t>
+            </w:r>
+          </w:p>
+        </w:tc>
+        <w:tc>
+          <w:tcPr>
+            <w:tcW w:type="dxa" w:w="794"/>
+            <w:vAlign w:val="center"/>
+          </w:tcPr>
+          <w:p>
+            <w:pPr>
+              <w:jc w:val="center"/>
+            </w:pPr>
+            <w:r>
+              <w:rPr>
+                <w:rFonts w:ascii="游ゴシック" w:hAnsi="游ゴシック" w:eastAsia="游ゴシック"/>
+                <w:b w:val="0"/>
+                <w:sz w:val="24"/>
+              </w:rPr>
+              <w:t>□</w:t>
+            </w:r>
+          </w:p>
+        </w:tc>
+        <w:tc>
+          <w:tcPr>
+            <w:tcW w:type="dxa" w:w="4309"/>
+            <w:vAlign w:val="center"/>
+          </w:tcPr>
+          <w:p>
+            <w:r>
+              <w:rPr>
+                <w:rFonts w:ascii="游ゴシック" w:hAnsi="游ゴシック" w:eastAsia="游ゴシック"/>
+                <w:b w:val="0"/>
+                <w:sz w:val="19"/>
+              </w:rPr>
+            </w:r>
+          </w:p>
+        </w:tc>
+      </w:tr>
+      <w:tr>
+        <w:trPr>
+          <w:cantSplit/>
+          <w:trHeight w:val="521" w:hRule="atLeast"/>
+        </w:trPr>
+        <w:tc>
+          <w:tcPr>
+            <w:tcW w:type="dxa" w:w="454"/>
+            <w:vAlign w:val="center"/>
+          </w:tcPr>
+          <w:p>
+            <w:pPr>
+              <w:jc w:val="center"/>
+            </w:pPr>
+            <w:r>
+              <w:rPr>
+                <w:rFonts w:ascii="游ゴシック" w:hAnsi="游ゴシック" w:eastAsia="游ゴシック"/>
+                <w:b w:val="0"/>
+                <w:sz w:val="18"/>
+              </w:rPr>
+              <w:t>4</w:t>
+            </w:r>
+          </w:p>
+        </w:tc>
+        <w:tc>
+          <w:tcPr>
+            <w:tcW w:type="dxa" w:w="4762"/>
+            <w:vAlign w:val="center"/>
+          </w:tcPr>
+          <w:p>
+            <w:r>
+              <w:rPr>
+                <w:rFonts w:ascii="游ゴシック" w:hAnsi="游ゴシック" w:eastAsia="游ゴシック"/>
+                <w:b w:val="0"/>
+                <w:sz w:val="19"/>
+              </w:rPr>
+              <w:t>襖撤去の単価（和室4,000円／奥和室2,500円）</w:t>
+            </w:r>
+          </w:p>
+        </w:tc>
+        <w:tc>
+          <w:tcPr>
+            <w:tcW w:type="dxa" w:w="794"/>
+            <w:vAlign w:val="center"/>
+          </w:tcPr>
+          <w:p>
+            <w:pPr>
+              <w:jc w:val="center"/>
+            </w:pPr>
+            <w:r>
+              <w:rPr>
+                <w:rFonts w:ascii="游ゴシック" w:hAnsi="游ゴシック" w:eastAsia="游ゴシック"/>
+                <w:b w:val="0"/>
+                <w:sz w:val="24"/>
+              </w:rPr>
+              <w:t>□</w:t>
+            </w:r>
+          </w:p>
+        </w:tc>
+        <w:tc>
+          <w:tcPr>
+            <w:tcW w:type="dxa" w:w="4309"/>
+            <w:vAlign w:val="center"/>
+          </w:tcPr>
+          <w:p>
+            <w:r>
+              <w:rPr>
+                <w:rFonts w:ascii="游ゴシック" w:hAnsi="游ゴシック" w:eastAsia="游ゴシック"/>
+                <w:b w:val="0"/>
+                <w:sz w:val="19"/>
+              </w:rPr>
+            </w:r>
+          </w:p>
+        </w:tc>
+      </w:tr>
+      <w:tr>
+        <w:trPr>
+          <w:cantSplit/>
+          <w:trHeight w:val="521" w:hRule="atLeast"/>
+        </w:trPr>
+        <w:tc>
+          <w:tcPr>
+            <w:tcW w:type="dxa" w:w="454"/>
+            <w:vAlign w:val="center"/>
+          </w:tcPr>
+          <w:p>
+            <w:pPr>
+              <w:jc w:val="center"/>
+            </w:pPr>
+            <w:r>
+              <w:rPr>
+                <w:rFonts w:ascii="游ゴシック" w:hAnsi="游ゴシック" w:eastAsia="游ゴシック"/>
+                <w:b w:val="0"/>
+                <w:sz w:val="18"/>
+              </w:rPr>
+              <w:t>5</w:t>
+            </w:r>
+          </w:p>
+        </w:tc>
+        <w:tc>
+          <w:tcPr>
+            <w:tcW w:type="dxa" w:w="4762"/>
+            <w:vAlign w:val="center"/>
+          </w:tcPr>
+          <w:p>
+            <w:r>
+              <w:rPr>
+                <w:rFonts w:ascii="游ゴシック" w:hAnsi="游ゴシック" w:eastAsia="游ゴシック"/>
+                <w:b w:val="0"/>
+                <w:sz w:val="19"/>
+              </w:rPr>
+              <w:t>追加諸経費70,000円と家具移動費80,000円の二重</w:t>
+            </w:r>
+          </w:p>
+        </w:tc>
+        <w:tc>
+          <w:tcPr>
+            <w:tcW w:type="dxa" w:w="794"/>
+            <w:vAlign w:val="center"/>
+          </w:tcPr>
+          <w:p>
+            <w:pPr>
+              <w:jc w:val="center"/>
+            </w:pPr>
+            <w:r>
+              <w:rPr>
+                <w:rFonts w:ascii="游ゴシック" w:hAnsi="游ゴシック" w:eastAsia="游ゴシック"/>
+                <w:b w:val="0"/>
+                <w:sz w:val="24"/>
+              </w:rPr>
+              <w:t>□</w:t>
+            </w:r>
+          </w:p>
+        </w:tc>
+        <w:tc>
+          <w:tcPr>
+            <w:tcW w:type="dxa" w:w="4309"/>
+            <w:vAlign w:val="center"/>
+          </w:tcPr>
+          <w:p>
+            <w:r>
+              <w:rPr>
+                <w:rFonts w:ascii="游ゴシック" w:hAnsi="游ゴシック" w:eastAsia="游ゴシック"/>
+                <w:b w:val="0"/>
+                <w:sz w:val="19"/>
+              </w:rPr>
+            </w:r>
+          </w:p>
+        </w:tc>
+      </w:tr>
+      <w:tr>
+        <w:trPr>
+          <w:cantSplit/>
+          <w:trHeight w:val="521" w:hRule="atLeast"/>
+        </w:trPr>
+        <w:tc>
+          <w:tcPr>
+            <w:tcW w:type="dxa" w:w="454"/>
+            <w:vAlign w:val="center"/>
+          </w:tcPr>
+          <w:p>
+            <w:pPr>
+              <w:jc w:val="center"/>
+            </w:pPr>
+            <w:r>
+              <w:rPr>
+                <w:rFonts w:ascii="游ゴシック" w:hAnsi="游ゴシック" w:eastAsia="游ゴシック"/>
+                <w:b w:val="0"/>
+                <w:sz w:val="18"/>
+              </w:rPr>
+              <w:t>6</w:t>
+            </w:r>
+          </w:p>
+        </w:tc>
+        <w:tc>
+          <w:tcPr>
+            <w:tcW w:type="dxa" w:w="4762"/>
+            <w:vAlign w:val="center"/>
+          </w:tcPr>
+          <w:p>
+            <w:r>
+              <w:rPr>
+                <w:rFonts w:ascii="游ゴシック" w:hAnsi="游ゴシック" w:eastAsia="游ゴシック"/>
+                <w:b w:val="0"/>
+                <w:sz w:val="19"/>
+              </w:rPr>
+              <w:t>在宅手間代100,000円の根拠</w:t>
+            </w:r>
+          </w:p>
+        </w:tc>
+        <w:tc>
+          <w:tcPr>
+            <w:tcW w:type="dxa" w:w="794"/>
+            <w:vAlign w:val="center"/>
+          </w:tcPr>
+          <w:p>
+            <w:pPr>
+              <w:jc w:val="center"/>
+            </w:pPr>
+            <w:r>
+              <w:rPr>
+                <w:rFonts w:ascii="游ゴシック" w:hAnsi="游ゴシック" w:eastAsia="游ゴシック"/>
+                <w:b w:val="0"/>
+                <w:sz w:val="24"/>
+              </w:rPr>
+              <w:t>□</w:t>
+            </w:r>
+          </w:p>
+        </w:tc>
+        <w:tc>
+          <w:tcPr>
+            <w:tcW w:type="dxa" w:w="4309"/>
+            <w:vAlign w:val="center"/>
+          </w:tcPr>
+          <w:p>
+            <w:r>
+              <w:rPr>
+                <w:rFonts w:ascii="游ゴシック" w:hAnsi="游ゴシック" w:eastAsia="游ゴシック"/>
+                <w:b w:val="0"/>
+                <w:sz w:val="19"/>
+              </w:rPr>
+            </w:r>
+          </w:p>
+        </w:tc>
+      </w:tr>
+      <w:tr>
+        <w:trPr>
+          <w:cantSplit/>
+          <w:trHeight w:val="521" w:hRule="atLeast"/>
+        </w:trPr>
+        <w:tc>
+          <w:tcPr>
+            <w:tcW w:type="dxa" w:w="454"/>
+            <w:vAlign w:val="center"/>
+          </w:tcPr>
+          <w:p>
+            <w:pPr>
+              <w:jc w:val="center"/>
+            </w:pPr>
+            <w:r>
+              <w:rPr>
+                <w:rFonts w:ascii="游ゴシック" w:hAnsi="游ゴシック" w:eastAsia="游ゴシック"/>
+                <w:b w:val="0"/>
+                <w:sz w:val="18"/>
+              </w:rPr>
+              <w:t>7</w:t>
+            </w:r>
+          </w:p>
+        </w:tc>
+        <w:tc>
+          <w:tcPr>
+            <w:tcW w:type="dxa" w:w="4762"/>
+            <w:vAlign w:val="center"/>
+          </w:tcPr>
+          <w:p>
+            <w:r>
+              <w:rPr>
+                <w:rFonts w:ascii="游ゴシック" w:hAnsi="游ゴシック" w:eastAsia="游ゴシック"/>
+                <w:b w:val="0"/>
+                <w:sz w:val="19"/>
+              </w:rPr>
+              <w:t>キッチン収納まわりオプション（+14,400円／+60,000円）</w:t>
+            </w:r>
+          </w:p>
+        </w:tc>
+        <w:tc>
+          <w:tcPr>
+            <w:tcW w:type="dxa" w:w="794"/>
+            <w:vAlign w:val="center"/>
+          </w:tcPr>
+          <w:p>
+            <w:pPr>
+              <w:jc w:val="center"/>
+            </w:pPr>
+            <w:r>
+              <w:rPr>
+                <w:rFonts w:ascii="游ゴシック" w:hAnsi="游ゴシック" w:eastAsia="游ゴシック"/>
+                <w:b w:val="0"/>
+                <w:sz w:val="24"/>
+              </w:rPr>
+              <w:t>□</w:t>
+            </w:r>
+          </w:p>
+        </w:tc>
+        <w:tc>
+          <w:tcPr>
+            <w:tcW w:type="dxa" w:w="4309"/>
+            <w:vAlign w:val="center"/>
+          </w:tcPr>
+          <w:p>
+            <w:r>
+              <w:rPr>
+                <w:rFonts w:ascii="游ゴシック" w:hAnsi="游ゴシック" w:eastAsia="游ゴシック"/>
+                <w:b w:val="0"/>
+                <w:sz w:val="19"/>
+              </w:rPr>
+            </w:r>
+          </w:p>
+        </w:tc>
+      </w:tr>
+    </w:tbl>
     <w:p>
       <w:pPr>
-        <w:spacing w:before="0" w:after="70" w:line="240" w:lineRule="auto"/>
-        <w:ind w:left="312" w:hanging="312"/>
+        <w:spacing w:after="0"/>
       </w:pPr>
       <w:r>
         <w:rPr>
           <w:rFonts w:ascii="游ゴシック" w:hAnsi="游ゴシック" w:eastAsia="游ゴシック"/>
           <w:b w:val="0"/>
-          <w:sz w:val="22"/>
+          <w:sz w:val="12"/>
         </w:rPr>
-        <w:t>□ 天井クロス／ドア交換　色決め表で社長に確認予定</w:t>
       </w:r>
     </w:p>
+    <w:tbl>
+      <w:tblPr>
+        <w:tblW w:type="dxa" w:w="10319"/>
+        <w:jc w:val="center"/>
+        <w:tblLayout w:type="fixed"/>
+        <w:tblLook w:firstColumn="1" w:firstRow="1" w:lastColumn="0" w:lastRow="0" w:noHBand="0" w:noVBand="1" w:val="04A0"/>
+        <w:tblBorders>
+          <w:top w:val="single" w:sz="6" w:color="9AA9BA"/>
+          <w:left w:val="single" w:sz="6" w:color="9AA9BA"/>
+          <w:bottom w:val="single" w:sz="6" w:color="9AA9BA"/>
+          <w:right w:val="single" w:sz="6" w:color="9AA9BA"/>
+          <w:insideH w:val="single" w:sz="6" w:color="9AA9BA"/>
+          <w:insideV w:val="single" w:sz="6" w:color="9AA9BA"/>
+        </w:tblBorders>
+        <w:tblLayout w:type="fixed"/>
+      </w:tblPr>
+      <w:tblGrid>
+        <w:gridCol w:w="10319"/>
+      </w:tblGrid>
+      <w:tr>
+        <w:trPr>
+          <w:cantSplit/>
+          <w:trHeight w:val="351" w:hRule="atLeast"/>
+        </w:trPr>
+        <w:tc>
+          <w:tcPr>
+            <w:tcW w:type="dxa" w:w="10318"/>
+            <w:vAlign w:val="center"/>
+            <w:shd w:val="clear" w:color="auto" w:fill="1F3A5F"/>
+          </w:tcPr>
+          <w:p>
+            <w:r>
+              <w:rPr>
+                <w:rFonts w:ascii="游ゴシック" w:hAnsi="游ゴシック" w:eastAsia="游ゴシック"/>
+                <w:b w:val="0"/>
+                <w:sz w:val="19"/>
+              </w:rPr>
+            </w:r>
+            <w:r>
+              <w:rPr>
+                <w:rFonts w:ascii="游ゴシック" w:hAnsi="游ゴシック" w:eastAsia="游ゴシック"/>
+                <w:b/>
+                <w:color w:val="FFFFFF"/>
+                <w:sz w:val="22"/>
+              </w:rPr>
+              <w:t>■ ④ 写真・書類</w:t>
+            </w:r>
+          </w:p>
+        </w:tc>
+      </w:tr>
+    </w:tbl>
+    <w:tbl>
+      <w:tblPr>
+        <w:tblW w:type="dxa" w:w="10319"/>
+        <w:jc w:val="center"/>
+        <w:tblLayout w:type="fixed"/>
+        <w:tblLook w:firstColumn="1" w:firstRow="1" w:lastColumn="0" w:lastRow="0" w:noHBand="0" w:noVBand="1" w:val="04A0"/>
+        <w:tblBorders>
+          <w:top w:val="single" w:sz="6" w:color="9AA9BA"/>
+          <w:left w:val="single" w:sz="6" w:color="9AA9BA"/>
+          <w:bottom w:val="single" w:sz="6" w:color="9AA9BA"/>
+          <w:right w:val="single" w:sz="6" w:color="9AA9BA"/>
+          <w:insideH w:val="single" w:sz="6" w:color="9AA9BA"/>
+          <w:insideV w:val="single" w:sz="6" w:color="9AA9BA"/>
+        </w:tblBorders>
+        <w:tblLayout w:type="fixed"/>
+      </w:tblPr>
+      <w:tblGrid>
+        <w:gridCol w:w="453"/>
+        <w:gridCol w:w="4762"/>
+        <w:gridCol w:w="793"/>
+        <w:gridCol w:w="4309"/>
+      </w:tblGrid>
+      <w:tr>
+        <w:trPr>
+          <w:cantSplit/>
+          <w:trHeight w:val="311" w:hRule="atLeast"/>
+          <w:tblHeader/>
+        </w:trPr>
+        <w:tc>
+          <w:tcPr>
+            <w:tcW w:type="dxa" w:w="454"/>
+            <w:vAlign w:val="center"/>
+            <w:shd w:val="clear" w:color="auto" w:fill="E8EEF5"/>
+          </w:tcPr>
+          <w:p>
+            <w:pPr>
+              <w:jc w:val="center"/>
+            </w:pPr>
+            <w:r>
+              <w:rPr>
+                <w:rFonts w:ascii="游ゴシック" w:hAnsi="游ゴシック" w:eastAsia="游ゴシック"/>
+                <w:b/>
+                <w:sz w:val="18"/>
+              </w:rPr>
+              <w:t>№</w:t>
+            </w:r>
+          </w:p>
+        </w:tc>
+        <w:tc>
+          <w:tcPr>
+            <w:tcW w:type="dxa" w:w="4762"/>
+            <w:vAlign w:val="center"/>
+            <w:shd w:val="clear" w:color="auto" w:fill="E8EEF5"/>
+          </w:tcPr>
+          <w:p>
+            <w:pPr>
+              <w:jc w:val="center"/>
+            </w:pPr>
+            <w:r>
+              <w:rPr>
+                <w:rFonts w:ascii="游ゴシック" w:hAnsi="游ゴシック" w:eastAsia="游ゴシック"/>
+                <w:b/>
+                <w:sz w:val="18"/>
+              </w:rPr>
+              <w:t>内容</w:t>
+            </w:r>
+          </w:p>
+        </w:tc>
+        <w:tc>
+          <w:tcPr>
+            <w:tcW w:type="dxa" w:w="794"/>
+            <w:vAlign w:val="center"/>
+            <w:shd w:val="clear" w:color="auto" w:fill="E8EEF5"/>
+          </w:tcPr>
+          <w:p>
+            <w:pPr>
+              <w:jc w:val="center"/>
+            </w:pPr>
+            <w:r>
+              <w:rPr>
+                <w:rFonts w:ascii="游ゴシック" w:hAnsi="游ゴシック" w:eastAsia="游ゴシック"/>
+                <w:b/>
+                <w:sz w:val="18"/>
+              </w:rPr>
+              <w:t>確認</w:t>
+            </w:r>
+          </w:p>
+        </w:tc>
+        <w:tc>
+          <w:tcPr>
+            <w:tcW w:type="dxa" w:w="4309"/>
+            <w:vAlign w:val="center"/>
+            <w:shd w:val="clear" w:color="auto" w:fill="E8EEF5"/>
+          </w:tcPr>
+          <w:p>
+            <w:pPr>
+              <w:jc w:val="center"/>
+            </w:pPr>
+            <w:r>
+              <w:rPr>
+                <w:rFonts w:ascii="游ゴシック" w:hAnsi="游ゴシック" w:eastAsia="游ゴシック"/>
+                <w:b/>
+                <w:sz w:val="18"/>
+              </w:rPr>
+              <w:t>メモ</w:t>
+            </w:r>
+          </w:p>
+        </w:tc>
+      </w:tr>
+      <w:tr>
+        <w:trPr>
+          <w:cantSplit/>
+          <w:trHeight w:val="521" w:hRule="atLeast"/>
+        </w:trPr>
+        <w:tc>
+          <w:tcPr>
+            <w:tcW w:type="dxa" w:w="454"/>
+            <w:vAlign w:val="center"/>
+          </w:tcPr>
+          <w:p>
+            <w:pPr>
+              <w:jc w:val="center"/>
+            </w:pPr>
+            <w:r>
+              <w:rPr>
+                <w:rFonts w:ascii="游ゴシック" w:hAnsi="游ゴシック" w:eastAsia="游ゴシック"/>
+                <w:b w:val="0"/>
+                <w:sz w:val="18"/>
+              </w:rPr>
+              <w:t>1</w:t>
+            </w:r>
+          </w:p>
+        </w:tc>
+        <w:tc>
+          <w:tcPr>
+            <w:tcW w:type="dxa" w:w="4762"/>
+            <w:vAlign w:val="center"/>
+          </w:tcPr>
+          <w:p>
+            <w:r>
+              <w:rPr>
+                <w:rFonts w:ascii="游ゴシック" w:hAnsi="游ゴシック" w:eastAsia="游ゴシック"/>
+                <w:b w:val="0"/>
+                <w:sz w:val="19"/>
+              </w:rPr>
+              <w:t>施工前の写真（台帳用・全景／各部屋／被害箇所）</w:t>
+            </w:r>
+          </w:p>
+        </w:tc>
+        <w:tc>
+          <w:tcPr>
+            <w:tcW w:type="dxa" w:w="794"/>
+            <w:vAlign w:val="center"/>
+          </w:tcPr>
+          <w:p>
+            <w:pPr>
+              <w:jc w:val="center"/>
+            </w:pPr>
+            <w:r>
+              <w:rPr>
+                <w:rFonts w:ascii="游ゴシック" w:hAnsi="游ゴシック" w:eastAsia="游ゴシック"/>
+                <w:b w:val="0"/>
+                <w:sz w:val="24"/>
+              </w:rPr>
+              <w:t>□</w:t>
+            </w:r>
+          </w:p>
+        </w:tc>
+        <w:tc>
+          <w:tcPr>
+            <w:tcW w:type="dxa" w:w="4309"/>
+            <w:vAlign w:val="center"/>
+          </w:tcPr>
+          <w:p>
+            <w:r>
+              <w:rPr>
+                <w:rFonts w:ascii="游ゴシック" w:hAnsi="游ゴシック" w:eastAsia="游ゴシック"/>
+                <w:b w:val="0"/>
+                <w:sz w:val="19"/>
+              </w:rPr>
+            </w:r>
+          </w:p>
+        </w:tc>
+      </w:tr>
+      <w:tr>
+        <w:trPr>
+          <w:cantSplit/>
+          <w:trHeight w:val="521" w:hRule="atLeast"/>
+        </w:trPr>
+        <w:tc>
+          <w:tcPr>
+            <w:tcW w:type="dxa" w:w="454"/>
+            <w:vAlign w:val="center"/>
+          </w:tcPr>
+          <w:p>
+            <w:pPr>
+              <w:jc w:val="center"/>
+            </w:pPr>
+            <w:r>
+              <w:rPr>
+                <w:rFonts w:ascii="游ゴシック" w:hAnsi="游ゴシック" w:eastAsia="游ゴシック"/>
+                <w:b w:val="0"/>
+                <w:sz w:val="18"/>
+              </w:rPr>
+              <w:t>2</w:t>
+            </w:r>
+          </w:p>
+        </w:tc>
+        <w:tc>
+          <w:tcPr>
+            <w:tcW w:type="dxa" w:w="4762"/>
+            <w:vAlign w:val="center"/>
+          </w:tcPr>
+          <w:p>
+            <w:r>
+              <w:rPr>
+                <w:rFonts w:ascii="游ゴシック" w:hAnsi="游ゴシック" w:eastAsia="游ゴシック"/>
+                <w:b w:val="0"/>
+                <w:sz w:val="19"/>
+              </w:rPr>
+              <w:t>応急修理757,000円の対象範囲（元に戻す部分のみ）</w:t>
+            </w:r>
+          </w:p>
+        </w:tc>
+        <w:tc>
+          <w:tcPr>
+            <w:tcW w:type="dxa" w:w="794"/>
+            <w:vAlign w:val="center"/>
+          </w:tcPr>
+          <w:p>
+            <w:pPr>
+              <w:jc w:val="center"/>
+            </w:pPr>
+            <w:r>
+              <w:rPr>
+                <w:rFonts w:ascii="游ゴシック" w:hAnsi="游ゴシック" w:eastAsia="游ゴシック"/>
+                <w:b w:val="0"/>
+                <w:sz w:val="24"/>
+              </w:rPr>
+              <w:t>□</w:t>
+            </w:r>
+          </w:p>
+        </w:tc>
+        <w:tc>
+          <w:tcPr>
+            <w:tcW w:type="dxa" w:w="4309"/>
+            <w:vAlign w:val="center"/>
+          </w:tcPr>
+          <w:p>
+            <w:r>
+              <w:rPr>
+                <w:rFonts w:ascii="游ゴシック" w:hAnsi="游ゴシック" w:eastAsia="游ゴシック"/>
+                <w:b w:val="0"/>
+                <w:sz w:val="19"/>
+              </w:rPr>
+            </w:r>
+          </w:p>
+        </w:tc>
+      </w:tr>
+    </w:tbl>
     <w:p>
       <w:pPr>
-        <w:spacing w:before="0" w:after="70" w:line="240" w:lineRule="auto"/>
-        <w:ind w:left="312" w:hanging="312"/>
+        <w:spacing w:after="0"/>
       </w:pPr>
       <w:r>
         <w:rPr>
           <w:rFonts w:ascii="游ゴシック" w:hAnsi="游ゴシック" w:eastAsia="游ゴシック"/>
           <w:b w:val="0"/>
-          <w:sz w:val="22"/>
+          <w:sz w:val="12"/>
         </w:rPr>
-        <w:t>□ 床束→鋼製束　IAは「考慮」のみ。追加の可能性。本数を数える</w:t>
       </w:r>
     </w:p>
+    <w:tbl>
+      <w:tblPr>
+        <w:tblW w:type="dxa" w:w="10319"/>
+        <w:jc w:val="center"/>
+        <w:tblLayout w:type="fixed"/>
+        <w:tblLook w:firstColumn="1" w:firstRow="1" w:lastColumn="0" w:lastRow="0" w:noHBand="0" w:noVBand="1" w:val="04A0"/>
+        <w:tblBorders>
+          <w:top w:val="single" w:sz="6" w:color="9AA9BA"/>
+          <w:left w:val="single" w:sz="6" w:color="9AA9BA"/>
+          <w:bottom w:val="single" w:sz="6" w:color="9AA9BA"/>
+          <w:right w:val="single" w:sz="6" w:color="9AA9BA"/>
+          <w:insideH w:val="single" w:sz="6" w:color="9AA9BA"/>
+          <w:insideV w:val="single" w:sz="6" w:color="9AA9BA"/>
+        </w:tblBorders>
+        <w:tblLayout w:type="fixed"/>
+      </w:tblPr>
+      <w:tblGrid>
+        <w:gridCol w:w="10319"/>
+      </w:tblGrid>
+      <w:tr>
+        <w:trPr>
+          <w:cantSplit/>
+          <w:trHeight w:val="351" w:hRule="atLeast"/>
+        </w:trPr>
+        <w:tc>
+          <w:tcPr>
+            <w:tcW w:type="dxa" w:w="10318"/>
+            <w:vAlign w:val="center"/>
+            <w:shd w:val="clear" w:color="auto" w:fill="1F3A5F"/>
+          </w:tcPr>
+          <w:p>
+            <w:r>
+              <w:rPr>
+                <w:rFonts w:ascii="游ゴシック" w:hAnsi="游ゴシック" w:eastAsia="游ゴシック"/>
+                <w:b w:val="0"/>
+                <w:sz w:val="19"/>
+              </w:rPr>
+            </w:r>
+            <w:r>
+              <w:rPr>
+                <w:rFonts w:ascii="游ゴシック" w:hAnsi="游ゴシック" w:eastAsia="游ゴシック"/>
+                <w:b/>
+                <w:color w:val="FFFFFF"/>
+                <w:sz w:val="22"/>
+              </w:rPr>
+              <w:t>■ ⑤ 現地メモ・スケッチ</w:t>
+            </w:r>
+          </w:p>
+        </w:tc>
+      </w:tr>
+    </w:tbl>
+    <w:tbl>
+      <w:tblPr>
+        <w:tblW w:type="dxa" w:w="10319"/>
+        <w:jc w:val="center"/>
+        <w:tblLayout w:type="fixed"/>
+        <w:tblLook w:firstColumn="1" w:firstRow="1" w:lastColumn="0" w:lastRow="0" w:noHBand="0" w:noVBand="1" w:val="04A0"/>
+        <w:tblBorders>
+          <w:top w:val="single" w:sz="6" w:color="9AA9BA"/>
+          <w:left w:val="single" w:sz="6" w:color="9AA9BA"/>
+          <w:bottom w:val="single" w:sz="6" w:color="9AA9BA"/>
+          <w:right w:val="single" w:sz="6" w:color="9AA9BA"/>
+          <w:insideH w:val="single" w:sz="6" w:color="9AA9BA"/>
+          <w:insideV w:val="single" w:sz="6" w:color="9AA9BA"/>
+        </w:tblBorders>
+        <w:tblLayout w:type="fixed"/>
+      </w:tblPr>
+      <w:tblGrid>
+        <w:gridCol w:w="10319"/>
+      </w:tblGrid>
+      <w:tr>
+        <w:trPr>
+          <w:cantSplit/>
+          <w:trHeight w:val="453" w:hRule="atLeast"/>
+        </w:trPr>
+        <w:tc>
+          <w:tcPr>
+            <w:tcW w:type="dxa" w:w="10318"/>
+            <w:vAlign w:val="center"/>
+          </w:tcPr>
+          <w:p>
+            <w:r>
+              <w:rPr>
+                <w:rFonts w:ascii="游ゴシック" w:hAnsi="游ゴシック" w:eastAsia="游ゴシック"/>
+                <w:b w:val="0"/>
+                <w:sz w:val="19"/>
+              </w:rPr>
+            </w:r>
+          </w:p>
+        </w:tc>
+      </w:tr>
+      <w:tr>
+        <w:trPr>
+          <w:cantSplit/>
+          <w:trHeight w:val="453" w:hRule="atLeast"/>
+        </w:trPr>
+        <w:tc>
+          <w:tcPr>
+            <w:tcW w:type="dxa" w:w="10318"/>
+            <w:vAlign w:val="center"/>
+          </w:tcPr>
+          <w:p>
+            <w:r>
+              <w:rPr>
+                <w:rFonts w:ascii="游ゴシック" w:hAnsi="游ゴシック" w:eastAsia="游ゴシック"/>
+                <w:b w:val="0"/>
+                <w:sz w:val="19"/>
+              </w:rPr>
+            </w:r>
+          </w:p>
+        </w:tc>
+      </w:tr>
+      <w:tr>
+        <w:trPr>
+          <w:cantSplit/>
+          <w:trHeight w:val="453" w:hRule="atLeast"/>
+        </w:trPr>
+        <w:tc>
+          <w:tcPr>
+            <w:tcW w:type="dxa" w:w="10318"/>
+            <w:vAlign w:val="center"/>
+          </w:tcPr>
+          <w:p>
+            <w:r>
+              <w:rPr>
+                <w:rFonts w:ascii="游ゴシック" w:hAnsi="游ゴシック" w:eastAsia="游ゴシック"/>
+                <w:b w:val="0"/>
+                <w:sz w:val="19"/>
+              </w:rPr>
+            </w:r>
+          </w:p>
+        </w:tc>
+      </w:tr>
+      <w:tr>
+        <w:trPr>
+          <w:cantSplit/>
+          <w:trHeight w:val="453" w:hRule="atLeast"/>
+        </w:trPr>
+        <w:tc>
+          <w:tcPr>
+            <w:tcW w:type="dxa" w:w="10318"/>
+            <w:vAlign w:val="center"/>
+          </w:tcPr>
+          <w:p>
+            <w:r>
+              <w:rPr>
+                <w:rFonts w:ascii="游ゴシック" w:hAnsi="游ゴシック" w:eastAsia="游ゴシック"/>
+                <w:b w:val="0"/>
+                <w:sz w:val="19"/>
+              </w:rPr>
+            </w:r>
+          </w:p>
+        </w:tc>
+      </w:tr>
+      <w:tr>
+        <w:trPr>
+          <w:cantSplit/>
+          <w:trHeight w:val="453" w:hRule="atLeast"/>
+        </w:trPr>
+        <w:tc>
+          <w:tcPr>
+            <w:tcW w:type="dxa" w:w="10318"/>
+            <w:vAlign w:val="center"/>
+          </w:tcPr>
+          <w:p>
+            <w:r>
+              <w:rPr>
+                <w:rFonts w:ascii="游ゴシック" w:hAnsi="游ゴシック" w:eastAsia="游ゴシック"/>
+                <w:b w:val="0"/>
+                <w:sz w:val="19"/>
+              </w:rPr>
+            </w:r>
+          </w:p>
+        </w:tc>
+      </w:tr>
+      <w:tr>
+        <w:trPr>
+          <w:cantSplit/>
+          <w:trHeight w:val="453" w:hRule="atLeast"/>
+        </w:trPr>
+        <w:tc>
+          <w:tcPr>
+            <w:tcW w:type="dxa" w:w="10318"/>
+            <w:vAlign w:val="center"/>
+          </w:tcPr>
+          <w:p>
+            <w:r>
+              <w:rPr>
+                <w:rFonts w:ascii="游ゴシック" w:hAnsi="游ゴシック" w:eastAsia="游ゴシック"/>
+                <w:b w:val="0"/>
+                <w:sz w:val="19"/>
+              </w:rPr>
+            </w:r>
+          </w:p>
+        </w:tc>
+      </w:tr>
+      <w:tr>
+        <w:trPr>
+          <w:cantSplit/>
+          <w:trHeight w:val="453" w:hRule="atLeast"/>
+        </w:trPr>
+        <w:tc>
+          <w:tcPr>
+            <w:tcW w:type="dxa" w:w="10318"/>
+            <w:vAlign w:val="center"/>
+          </w:tcPr>
+          <w:p>
+            <w:r>
+              <w:rPr>
+                <w:rFonts w:ascii="游ゴシック" w:hAnsi="游ゴシック" w:eastAsia="游ゴシック"/>
+                <w:b w:val="0"/>
+                <w:sz w:val="19"/>
+              </w:rPr>
+            </w:r>
+          </w:p>
+        </w:tc>
+      </w:tr>
+      <w:tr>
+        <w:trPr>
+          <w:cantSplit/>
+          <w:trHeight w:val="453" w:hRule="atLeast"/>
+        </w:trPr>
+        <w:tc>
+          <w:tcPr>
+            <w:tcW w:type="dxa" w:w="10318"/>
+            <w:vAlign w:val="center"/>
+          </w:tcPr>
+          <w:p>
+            <w:r>
+              <w:rPr>
+                <w:rFonts w:ascii="游ゴシック" w:hAnsi="游ゴシック" w:eastAsia="游ゴシック"/>
+                <w:b w:val="0"/>
+                <w:sz w:val="19"/>
+              </w:rPr>
+            </w:r>
+          </w:p>
+        </w:tc>
+      </w:tr>
+      <w:tr>
+        <w:trPr>
+          <w:cantSplit/>
+          <w:trHeight w:val="453" w:hRule="atLeast"/>
+        </w:trPr>
+        <w:tc>
+          <w:tcPr>
+            <w:tcW w:type="dxa" w:w="10318"/>
+            <w:vAlign w:val="center"/>
+          </w:tcPr>
+          <w:p>
+            <w:r>
+              <w:rPr>
+                <w:rFonts w:ascii="游ゴシック" w:hAnsi="游ゴシック" w:eastAsia="游ゴシック"/>
+                <w:b w:val="0"/>
+                <w:sz w:val="19"/>
+              </w:rPr>
+            </w:r>
+          </w:p>
+        </w:tc>
+      </w:tr>
+      <w:tr>
+        <w:trPr>
+          <w:cantSplit/>
+          <w:trHeight w:val="453" w:hRule="atLeast"/>
+        </w:trPr>
+        <w:tc>
+          <w:tcPr>
+            <w:tcW w:type="dxa" w:w="10318"/>
+            <w:vAlign w:val="center"/>
+          </w:tcPr>
+          <w:p>
+            <w:r>
+              <w:rPr>
+                <w:rFonts w:ascii="游ゴシック" w:hAnsi="游ゴシック" w:eastAsia="游ゴシック"/>
+                <w:b w:val="0"/>
+                <w:sz w:val="19"/>
+              </w:rPr>
+            </w:r>
+          </w:p>
+        </w:tc>
+      </w:tr>
+      <w:tr>
+        <w:trPr>
+          <w:cantSplit/>
+          <w:trHeight w:val="453" w:hRule="atLeast"/>
+        </w:trPr>
+        <w:tc>
+          <w:tcPr>
+            <w:tcW w:type="dxa" w:w="10318"/>
+            <w:vAlign w:val="center"/>
+          </w:tcPr>
+          <w:p>
+            <w:r>
+              <w:rPr>
+                <w:rFonts w:ascii="游ゴシック" w:hAnsi="游ゴシック" w:eastAsia="游ゴシック"/>
+                <w:b w:val="0"/>
+                <w:sz w:val="19"/>
+              </w:rPr>
+            </w:r>
+          </w:p>
+        </w:tc>
+      </w:tr>
+    </w:tbl>
     <w:p>
       <w:pPr>
-        <w:spacing w:before="0" w:after="70" w:line="240" w:lineRule="auto"/>
-        <w:ind w:left="312" w:hanging="312"/>
+        <w:spacing w:after="0"/>
       </w:pPr>
       <w:r>
         <w:rPr>
           <w:rFonts w:ascii="游ゴシック" w:hAnsi="游ゴシック" w:eastAsia="游ゴシック"/>
           <w:b w:val="0"/>
-          <w:sz w:val="22"/>
+          <w:sz w:val="8"/>
         </w:rPr>
-        <w:t>□ 解体・撤去・残材処分費　IAの「撤去費用込み」と当社の解体②368,803円が二重でないか</w:t>
       </w:r>
     </w:p>
-    <w:p>
-      <w:pPr>
-        <w:spacing w:before="0" w:after="70" w:line="240" w:lineRule="auto"/>
-        <w:ind w:left="312" w:hanging="312"/>
-      </w:pPr>
-      <w:r>
-        <w:rPr>
-          <w:rFonts w:ascii="游ゴシック" w:hAnsi="游ゴシック" w:eastAsia="游ゴシック"/>
-          <w:b w:val="0"/>
-          <w:sz w:val="22"/>
-        </w:rPr>
-        <w:t>□ 洗面台・便器・給湯器の取付と既存の撤去　アベルコの給湯器は販売のみ。取付は誰がするか</w:t>
-      </w:r>
-    </w:p>
-    <w:p>
-      <w:pPr>
-        <w:spacing w:before="0" w:after="70" w:line="240" w:lineRule="auto"/>
-        <w:ind w:left="312" w:hanging="312"/>
-      </w:pPr>
-      <w:r>
-        <w:rPr>
-          <w:rFonts w:ascii="游ゴシック" w:hAnsi="游ゴシック" w:eastAsia="游ゴシック"/>
-          <w:b w:val="0"/>
-          <w:sz w:val="22"/>
-        </w:rPr>
-        <w:t>□ ガスコンロ（2案）　10/19付アベルコ見積から案を選ぶ</w:t>
-      </w:r>
-    </w:p>
-    <w:p>
-      <w:pPr>
-        <w:spacing w:before="0" w:after="70" w:line="240" w:lineRule="auto"/>
-        <w:ind w:left="312" w:hanging="312"/>
-      </w:pPr>
-      <w:r>
-        <w:rPr>
-          <w:rFonts w:ascii="游ゴシック" w:hAnsi="游ゴシック" w:eastAsia="游ゴシック"/>
-          <w:b w:val="0"/>
-          <w:sz w:val="22"/>
-        </w:rPr>
-        <w:t>□ シロアリ・クリーニング　25.87坪と26.82坪の違い。京葉と当社を合わせる</w:t>
-      </w:r>
-    </w:p>
-    <w:p>
-      <w:pPr>
-        <w:spacing w:before="0" w:after="70" w:line="240" w:lineRule="auto"/>
-        <w:ind w:left="312" w:hanging="312"/>
-      </w:pPr>
-      <w:r>
-        <w:rPr>
-          <w:rFonts w:ascii="游ゴシック" w:hAnsi="游ゴシック" w:eastAsia="游ゴシック"/>
-          <w:b w:val="0"/>
-          <w:sz w:val="22"/>
-        </w:rPr>
-        <w:t>□ 電気・水道の支給　IA見積で「別途」。当社で見るか</w:t>
-      </w:r>
-    </w:p>
-    <w:p>
-      <w:pPr>
-        <w:spacing w:before="0" w:after="70" w:line="240" w:lineRule="auto"/>
-        <w:ind w:left="312" w:hanging="312"/>
-      </w:pPr>
-      <w:r>
-        <w:rPr>
-          <w:rFonts w:ascii="游ゴシック" w:hAnsi="游ゴシック" w:eastAsia="游ゴシック"/>
-          <w:b w:val="0"/>
-          <w:sz w:val="22"/>
-        </w:rPr>
-        <w:t>□ 仮設トイレ　IAは金額が空白。設置するか、費用はどちらが持つか</w:t>
-      </w:r>
-    </w:p>
-    <w:p>
-      <w:pPr>
-        <w:spacing w:before="0" w:after="70" w:line="240" w:lineRule="auto"/>
-        <w:ind w:left="312" w:hanging="312"/>
-      </w:pPr>
-      <w:r>
-        <w:rPr>
-          <w:rFonts w:ascii="游ゴシック" w:hAnsi="游ゴシック" w:eastAsia="游ゴシック"/>
-          <w:b w:val="0"/>
-          <w:sz w:val="22"/>
-        </w:rPr>
-        <w:t>□ 工期　大工の日程が決まってから確定。保険立ち合い（11/5）より前に解体しない</w:t>
-      </w:r>
-    </w:p>
-    <w:p>
-      <w:pPr>
-        <w:spacing w:before="120" w:after="70" w:line="240" w:lineRule="auto"/>
-      </w:pPr>
-      <w:r>
-        <w:rPr>
-          <w:rFonts w:ascii="游ゴシック" w:hAnsi="游ゴシック" w:eastAsia="游ゴシック"/>
-          <w:b/>
-          <w:sz w:val="22"/>
-        </w:rPr>
-        <w:t>■ 実測する数量</w:t>
-      </w:r>
-    </w:p>
-    <w:p>
-      <w:pPr>
-        <w:spacing w:before="0" w:after="70" w:line="240" w:lineRule="auto"/>
-        <w:ind w:left="312" w:hanging="312"/>
-      </w:pPr>
-      <w:r>
-        <w:rPr>
-          <w:rFonts w:ascii="游ゴシック" w:hAnsi="游ゴシック" w:eastAsia="游ゴシック"/>
-          <w:b w:val="0"/>
-          <w:sz w:val="22"/>
-        </w:rPr>
-        <w:t>□ 畳の枚数（奥和室6枚。収納内を含むか）</w:t>
-      </w:r>
-    </w:p>
-    <w:p>
-      <w:pPr>
-        <w:spacing w:before="0" w:after="70" w:line="240" w:lineRule="auto"/>
-        <w:ind w:left="312" w:hanging="312"/>
-      </w:pPr>
-      <w:r>
-        <w:rPr>
-          <w:rFonts w:ascii="游ゴシック" w:hAnsi="游ゴシック" w:eastAsia="游ゴシック"/>
-          <w:b w:val="0"/>
-          <w:sz w:val="22"/>
-        </w:rPr>
-        <w:t>□ 和室の床下地13.7㎡／収納内11.5㎡／壁28.9㎡</w:t>
-      </w:r>
-    </w:p>
-    <w:p>
-      <w:pPr>
-        <w:spacing w:before="0" w:after="70" w:line="240" w:lineRule="auto"/>
-        <w:ind w:left="312" w:hanging="312"/>
-      </w:pPr>
-      <w:r>
-        <w:rPr>
-          <w:rFonts w:ascii="游ゴシック" w:hAnsi="游ゴシック" w:eastAsia="游ゴシック"/>
-          <w:b w:val="0"/>
-          <w:sz w:val="22"/>
-        </w:rPr>
-        <w:t>□ トイレのクロス（1階・2階とも12.9㎡になっている）</w:t>
-      </w:r>
-    </w:p>
-    <w:p>
-      <w:pPr>
-        <w:spacing w:before="0" w:after="70" w:line="240" w:lineRule="auto"/>
-        <w:ind w:left="312" w:hanging="312"/>
-      </w:pPr>
-      <w:r>
-        <w:rPr>
-          <w:rFonts w:ascii="游ゴシック" w:hAnsi="游ゴシック" w:eastAsia="游ゴシック"/>
-          <w:b w:val="0"/>
-          <w:sz w:val="22"/>
-        </w:rPr>
-        <w:t>□ 木巾木の長さ（2,000円/mで修正）</w:t>
-      </w:r>
-    </w:p>
-    <w:p>
-      <w:pPr>
-        <w:spacing w:before="0" w:after="70" w:line="240" w:lineRule="auto"/>
-        <w:ind w:left="312" w:hanging="312"/>
-      </w:pPr>
-      <w:r>
-        <w:rPr>
-          <w:rFonts w:ascii="游ゴシック" w:hAnsi="游ゴシック" w:eastAsia="游ゴシック"/>
-          <w:b w:val="0"/>
-          <w:sz w:val="22"/>
-        </w:rPr>
-        <w:t>□ リビング・キッチンのクロス46.5㎡</w:t>
-      </w:r>
-    </w:p>
-    <w:p>
-      <w:pPr>
-        <w:spacing w:before="0" w:after="70" w:line="240" w:lineRule="auto"/>
-        <w:ind w:left="312" w:hanging="312"/>
-      </w:pPr>
-      <w:r>
-        <w:rPr>
-          <w:rFonts w:ascii="游ゴシック" w:hAnsi="游ゴシック" w:eastAsia="游ゴシック"/>
-          <w:b w:val="0"/>
-          <w:sz w:val="22"/>
-        </w:rPr>
-        <w:t>□ 和室以外の1階床断熱 約36㎡</w:t>
-      </w:r>
-    </w:p>
-    <w:p>
-      <w:pPr>
-        <w:spacing w:before="120" w:after="70" w:line="240" w:lineRule="auto"/>
-      </w:pPr>
-      <w:r>
-        <w:rPr>
-          <w:rFonts w:ascii="游ゴシック" w:hAnsi="游ゴシック" w:eastAsia="游ゴシック"/>
-          <w:b/>
-          <w:sz w:val="22"/>
-        </w:rPr>
-        <w:t>■ 単価・重複の確認</w:t>
-      </w:r>
-    </w:p>
-    <w:p>
-      <w:pPr>
-        <w:spacing w:before="0" w:after="70" w:line="240" w:lineRule="auto"/>
-        <w:ind w:left="312" w:hanging="312"/>
-      </w:pPr>
-      <w:r>
-        <w:rPr>
-          <w:rFonts w:ascii="游ゴシック" w:hAnsi="游ゴシック" w:eastAsia="游ゴシック"/>
-          <w:b w:val="0"/>
-          <w:sz w:val="22"/>
-        </w:rPr>
-        <w:t>□ 床断熱270,000円は7,500円/㎡で、他の5,000円/㎡より高い</w:t>
-      </w:r>
-    </w:p>
-    <w:p>
-      <w:pPr>
-        <w:spacing w:before="0" w:after="70" w:line="240" w:lineRule="auto"/>
-        <w:ind w:left="312" w:hanging="312"/>
-      </w:pPr>
-      <w:r>
-        <w:rPr>
-          <w:rFonts w:ascii="游ゴシック" w:hAnsi="游ゴシック" w:eastAsia="游ゴシック"/>
-          <w:b w:val="0"/>
-          <w:sz w:val="22"/>
-        </w:rPr>
-        <w:t>□ 縁側の床125,000円は約3.5万円/㎡で、奥和室と単価が違う</w:t>
-      </w:r>
-    </w:p>
-    <w:p>
-      <w:pPr>
-        <w:spacing w:before="0" w:after="70" w:line="240" w:lineRule="auto"/>
-        <w:ind w:left="312" w:hanging="312"/>
-      </w:pPr>
-      <w:r>
-        <w:rPr>
-          <w:rFonts w:ascii="游ゴシック" w:hAnsi="游ゴシック" w:eastAsia="游ゴシック"/>
-          <w:b w:val="0"/>
-          <w:sz w:val="22"/>
-        </w:rPr>
-        <w:t>□ 奥和室の床断熱30,000円は11.5㎡なら割高の可能性</w:t>
-      </w:r>
-    </w:p>
-    <w:p>
-      <w:pPr>
-        <w:spacing w:before="0" w:after="70" w:line="240" w:lineRule="auto"/>
-        <w:ind w:left="312" w:hanging="312"/>
-      </w:pPr>
-      <w:r>
-        <w:rPr>
-          <w:rFonts w:ascii="游ゴシック" w:hAnsi="游ゴシック" w:eastAsia="游ゴシック"/>
-          <w:b w:val="0"/>
-          <w:sz w:val="22"/>
-        </w:rPr>
-        <w:t>□ 襖の撤去単価（和室4,000円／奥和室2,500円）</w:t>
-      </w:r>
-    </w:p>
-    <w:p>
-      <w:pPr>
-        <w:spacing w:before="0" w:after="70" w:line="240" w:lineRule="auto"/>
-        <w:ind w:left="312" w:hanging="312"/>
-      </w:pPr>
-      <w:r>
-        <w:rPr>
-          <w:rFonts w:ascii="游ゴシック" w:hAnsi="游ゴシック" w:eastAsia="游ゴシック"/>
-          <w:b w:val="0"/>
-          <w:sz w:val="22"/>
-        </w:rPr>
-        <w:t>□ 追加諸経費70,000円と家具移動費80,000円の二重</w:t>
-      </w:r>
-    </w:p>
-    <w:p>
-      <w:pPr>
-        <w:spacing w:before="0" w:after="70" w:line="240" w:lineRule="auto"/>
-        <w:ind w:left="312" w:hanging="312"/>
-      </w:pPr>
-      <w:r>
-        <w:rPr>
-          <w:rFonts w:ascii="游ゴシック" w:hAnsi="游ゴシック" w:eastAsia="游ゴシック"/>
-          <w:b w:val="0"/>
-          <w:sz w:val="22"/>
-        </w:rPr>
-        <w:t>□ 在宅手間代100,000円の根拠</w:t>
-      </w:r>
-    </w:p>
-    <w:p>
-      <w:pPr>
-        <w:spacing w:before="0" w:after="70" w:line="240" w:lineRule="auto"/>
-        <w:ind w:left="312" w:hanging="312"/>
-      </w:pPr>
-      <w:r>
-        <w:rPr>
-          <w:rFonts w:ascii="游ゴシック" w:hAnsi="游ゴシック" w:eastAsia="游ゴシック"/>
-          <w:b w:val="0"/>
-          <w:sz w:val="22"/>
-        </w:rPr>
-        <w:t>□ キッチン収納まわりのオプション（+14,400円／+60,000円）は未決</w:t>
-      </w:r>
-    </w:p>
-    <w:p>
-      <w:pPr>
-        <w:spacing w:before="120" w:after="70" w:line="240" w:lineRule="auto"/>
-      </w:pPr>
-      <w:r>
-        <w:rPr>
-          <w:rFonts w:ascii="游ゴシック" w:hAnsi="游ゴシック" w:eastAsia="游ゴシック"/>
-          <w:b/>
-          <w:sz w:val="22"/>
-        </w:rPr>
-        <w:t>■ 写真・書類</w:t>
-      </w:r>
-    </w:p>
-    <w:p>
-      <w:pPr>
-        <w:spacing w:before="0" w:after="70" w:line="240" w:lineRule="auto"/>
-        <w:ind w:left="312" w:hanging="312"/>
-      </w:pPr>
-      <w:r>
-        <w:rPr>
-          <w:rFonts w:ascii="游ゴシック" w:hAnsi="游ゴシック" w:eastAsia="游ゴシック"/>
-          <w:b w:val="0"/>
-          <w:sz w:val="22"/>
-        </w:rPr>
-        <w:t>□ 施工前の写真（台帳用）</w:t>
-      </w:r>
-    </w:p>
-    <w:p>
-      <w:pPr>
-        <w:spacing w:before="0" w:after="70" w:line="240" w:lineRule="auto"/>
-        <w:ind w:left="312" w:hanging="312"/>
-      </w:pPr>
-      <w:r>
-        <w:rPr>
-          <w:rFonts w:ascii="游ゴシック" w:hAnsi="游ゴシック" w:eastAsia="游ゴシック"/>
-          <w:b w:val="0"/>
-          <w:sz w:val="22"/>
-        </w:rPr>
-        <w:t>□ 応急修理757,000円の対象範囲（元に戻す部分のみ）</w:t>
-      </w:r>
-    </w:p>
-    <w:p>
-      <w:pPr>
-        <w:spacing w:before="120" w:after="70" w:line="240" w:lineRule="auto"/>
-      </w:pPr>
-      <w:r>
-        <w:rPr>
-          <w:rFonts w:ascii="游ゴシック" w:hAnsi="游ゴシック" w:eastAsia="游ゴシック"/>
-          <w:b/>
-          <w:sz w:val="22"/>
-        </w:rPr>
-        <w:t>■ 現地メモ</w:t>
-      </w:r>
-    </w:p>
-    <w:p>
-      <w:pPr>
-        <w:spacing w:before="60" w:after="0" w:line="240" w:lineRule="auto"/>
-      </w:pPr>
-      <w:r>
-        <w:rPr>
-          <w:rFonts w:ascii="游ゴシック" w:hAnsi="游ゴシック" w:eastAsia="游ゴシック"/>
-          <w:b w:val="0"/>
-          <w:sz w:val="20"/>
-        </w:rPr>
-        <w:t>＿＿＿＿＿＿＿＿＿＿＿＿＿＿＿＿＿＿＿＿＿＿＿＿＿＿＿＿＿＿＿＿＿＿＿＿＿＿</w:t>
-      </w:r>
-    </w:p>
-    <w:p>
-      <w:pPr>
-        <w:spacing w:before="60" w:after="0" w:line="240" w:lineRule="auto"/>
-      </w:pPr>
-      <w:r>
-        <w:rPr>
-          <w:rFonts w:ascii="游ゴシック" w:hAnsi="游ゴシック" w:eastAsia="游ゴシック"/>
-          <w:b w:val="0"/>
-          <w:sz w:val="20"/>
-        </w:rPr>
-        <w:t>＿＿＿＿＿＿＿＿＿＿＿＿＿＿＿＿＿＿＿＿＿＿＿＿＿＿＿＿＿＿＿＿＿＿＿＿＿＿</w:t>
-      </w:r>
-    </w:p>
-    <w:p>
-      <w:pPr>
-        <w:spacing w:before="60" w:after="0" w:line="240" w:lineRule="auto"/>
-      </w:pPr>
-      <w:r>
-        <w:rPr>
-          <w:rFonts w:ascii="游ゴシック" w:hAnsi="游ゴシック" w:eastAsia="游ゴシック"/>
-          <w:b w:val="0"/>
-          <w:sz w:val="20"/>
-        </w:rPr>
-        <w:t>＿＿＿＿＿＿＿＿＿＿＿＿＿＿＿＿＿＿＿＿＿＿＿＿＿＿＿＿＿＿＿＿＿＿＿＿＿＿</w:t>
-      </w:r>
-    </w:p>
-    <w:p>
-      <w:pPr>
-        <w:spacing w:before="60" w:after="0" w:line="240" w:lineRule="auto"/>
-      </w:pPr>
-      <w:r>
-        <w:rPr>
-          <w:rFonts w:ascii="游ゴシック" w:hAnsi="游ゴシック" w:eastAsia="游ゴシック"/>
-          <w:b w:val="0"/>
-          <w:sz w:val="20"/>
-        </w:rPr>
-        <w:t>＿＿＿＿＿＿＿＿＿＿＿＿＿＿＿＿＿＿＿＿＿＿＿＿＿＿＿＿＿＿＿＿＿＿＿＿＿＿</w:t>
-      </w:r>
-    </w:p>
-    <w:p>
-      <w:pPr>
-        <w:spacing w:before="60" w:after="0" w:line="240" w:lineRule="auto"/>
-      </w:pPr>
-      <w:r>
-        <w:rPr>
-          <w:rFonts w:ascii="游ゴシック" w:hAnsi="游ゴシック" w:eastAsia="游ゴシック"/>
-          <w:b w:val="0"/>
-          <w:sz w:val="20"/>
-        </w:rPr>
-        <w:t>＿＿＿＿＿＿＿＿＿＿＿＿＿＿＿＿＿＿＿＿＿＿＿＿＿＿＿＿＿＿＿＿＿＿＿＿＿＿</w:t>
-      </w:r>
-    </w:p>
+    <w:tbl>
+      <w:tblPr>
+        <w:tblW w:type="dxa" w:w="10319"/>
+        <w:jc w:val="center"/>
+        <w:tblLayout w:type="fixed"/>
+        <w:tblLook w:firstColumn="1" w:firstRow="1" w:lastColumn="0" w:lastRow="0" w:noHBand="0" w:noVBand="1" w:val="04A0"/>
+        <w:tblBorders>
+          <w:top w:val="single" w:sz="6" w:color="9AA9BA"/>
+          <w:left w:val="single" w:sz="6" w:color="9AA9BA"/>
+          <w:bottom w:val="single" w:sz="6" w:color="9AA9BA"/>
+          <w:right w:val="single" w:sz="6" w:color="9AA9BA"/>
+          <w:insideH w:val="single" w:sz="6" w:color="9AA9BA"/>
+          <w:insideV w:val="single" w:sz="6" w:color="9AA9BA"/>
+        </w:tblBorders>
+        <w:tblLayout w:type="fixed"/>
+      </w:tblPr>
+      <w:tblGrid>
+        <w:gridCol w:w="1701"/>
+        <w:gridCol w:w="3458"/>
+        <w:gridCol w:w="1701"/>
+        <w:gridCol w:w="3458"/>
+      </w:tblGrid>
+      <w:tr>
+        <w:trPr>
+          <w:cantSplit/>
+          <w:trHeight w:val="737" w:hRule="atLeast"/>
+        </w:trPr>
+        <w:tc>
+          <w:tcPr>
+            <w:tcW w:type="dxa" w:w="1701"/>
+            <w:vAlign w:val="center"/>
+            <w:shd w:val="clear" w:color="auto" w:fill="E8EEF5"/>
+          </w:tcPr>
+          <w:p>
+            <w:pPr>
+              <w:jc w:val="center"/>
+            </w:pPr>
+            <w:r>
+              <w:rPr>
+                <w:rFonts w:ascii="游ゴシック" w:hAnsi="游ゴシック" w:eastAsia="游ゴシック"/>
+                <w:b/>
+                <w:sz w:val="18"/>
+              </w:rPr>
+              <w:t>次回の予定</w:t>
+            </w:r>
+          </w:p>
+        </w:tc>
+        <w:tc>
+          <w:tcPr>
+            <w:tcW w:type="dxa" w:w="3458"/>
+            <w:vAlign w:val="center"/>
+          </w:tcPr>
+          <w:p>
+            <w:r>
+              <w:rPr>
+                <w:rFonts w:ascii="游ゴシック" w:hAnsi="游ゴシック" w:eastAsia="游ゴシック"/>
+                <w:b w:val="0"/>
+                <w:sz w:val="19"/>
+              </w:rPr>
+            </w:r>
+          </w:p>
+        </w:tc>
+        <w:tc>
+          <w:tcPr>
+            <w:tcW w:type="dxa" w:w="1701"/>
+            <w:vAlign w:val="center"/>
+            <w:shd w:val="clear" w:color="auto" w:fill="E8EEF5"/>
+          </w:tcPr>
+          <w:p>
+            <w:pPr>
+              <w:jc w:val="center"/>
+            </w:pPr>
+            <w:r>
+              <w:rPr>
+                <w:rFonts w:ascii="游ゴシック" w:hAnsi="游ゴシック" w:eastAsia="游ゴシック"/>
+                <w:b/>
+                <w:sz w:val="18"/>
+              </w:rPr>
+              <w:t>宿題・持ち帰り</w:t>
+            </w:r>
+          </w:p>
+        </w:tc>
+        <w:tc>
+          <w:tcPr>
+            <w:tcW w:type="dxa" w:w="3458"/>
+            <w:vAlign w:val="center"/>
+          </w:tcPr>
+          <w:p>
+            <w:r>
+              <w:rPr>
+                <w:rFonts w:ascii="游ゴシック" w:hAnsi="游ゴシック" w:eastAsia="游ゴシック"/>
+                <w:b w:val="0"/>
+                <w:sz w:val="19"/>
+              </w:rPr>
+            </w:r>
+          </w:p>
+        </w:tc>
+      </w:tr>
+    </w:tbl>
     <w:sectPr>
       <w:pgSz w:w="11906" w:h="16838"/>
-      <w:pgMar w:top="680" w:right="907" w:bottom="567" w:left="907" w:header="720" w:footer="720" w:gutter="0"/>
+      <w:pgMar w:top="624" w:right="794" w:bottom="567" w:left="794" w:header="720" w:footer="720" w:gutter="0"/>
       <w:cols w:space="720"/>
       <w:docGrid w:linePitch="360"/>
     </w:sectPr>
@@ -909,9 +4537,12 @@
     <w:name w:val="Normal"/>
     <w:qFormat/>
     <w:rsid w:val="00FC693F"/>
+    <w:pPr>
+      <w:spacing w:after="0" w:line="240" w:lineRule="auto"/>
+    </w:pPr>
     <w:rPr>
       <w:rFonts w:ascii="游ゴシック" w:hAnsi="游ゴシック" w:eastAsia="游ゴシック"/>
-      <w:sz w:val="20"/>
+      <w:sz w:val="19"/>
     </w:rPr>
   </w:style>
   <w:style w:type="paragraph" w:styleId="Header">

--- a/謙二様邸_現調チェックリスト_印刷用.docx
+++ b/謙二様邸_現調チェックリスト_印刷用.docx
@@ -1061,7 +1061,7 @@
                 <w:color w:val="55606E"/>
                 <w:sz w:val="17"/>
               </w:rPr>
-              <w:t>アベルコ給湯器は販売のみ。取付は誰か</w:t>
+              <w:t>洗面台→アベルコ、給湯器→豊栄工業。便器は誰か。既存の撤去・処分は誰か</w:t>
             </w:r>
           </w:p>
         </w:tc>

--- a/謙二様邸_現調チェックリスト_印刷用.docx
+++ b/謙二様邸_現調チェックリスト_印刷用.docx
@@ -1136,7 +1136,7 @@
                 <w:b/>
                 <w:sz w:val="19"/>
               </w:rPr>
-              <w:t>ガスコンロ（2案）</w:t>
+              <w:t>ガスコンロ → 一旦なし</w:t>
             </w:r>
           </w:p>
         </w:tc>
@@ -1153,7 +1153,7 @@
                 <w:color w:val="55606E"/>
                 <w:sz w:val="17"/>
               </w:rPr>
-              <w:t>10/19アベルコ見積からどちらにするか</w:t>
+              <w:t>決定済み。当社③・アベルコ見積から外れているか</w:t>
             </w:r>
           </w:p>
         </w:tc>
@@ -1412,7 +1412,7 @@
                 <w:b/>
                 <w:sz w:val="19"/>
               </w:rPr>
-              <w:t>仮設トイレ</w:t>
+              <w:t>仮設トイレ → つけない</w:t>
             </w:r>
           </w:p>
         </w:tc>
@@ -1429,7 +1429,7 @@
                 <w:color w:val="55606E"/>
                 <w:sz w:val="17"/>
               </w:rPr>
-              <w:t>IAは金額空白。設置有無と費用負担</w:t>
+              <w:t>決定済み。IA見積の項目を削除してもらう</w:t>
             </w:r>
           </w:p>
         </w:tc>

--- a/謙二様邸_現調チェックリスト_印刷用.docx
+++ b/謙二様邸_現調チェックリスト_印刷用.docx
@@ -135,7 +135,7 @@
                 <w:b w:val="0"/>
                 <w:sz w:val="19"/>
               </w:rPr>
-              <w:t>10月29日（木）　　：　　〜　　：</w:t>
+              <w:t>10月29日（木）　17：00　〜　　：</w:t>
             </w:r>
           </w:p>
         </w:tc>

--- a/謙二様邸_現調チェックリスト_印刷用.docx
+++ b/謙二様邸_現調チェックリスト_印刷用.docx
@@ -3796,7 +3796,16 @@
                 <w:color w:val="FFFFFF"/>
                 <w:sz w:val="22"/>
               </w:rPr>
-              <w:t>■ ⑤ 現地メモ・スケッチ</w:t>
+              <w:t>■ ⑤ 断熱材が元々入っていたか</w:t>
+            </w:r>
+            <w:r>
+              <w:rPr>
+                <w:rFonts w:ascii="游ゴシック" w:hAnsi="游ゴシック" w:eastAsia="游ゴシック"/>
+                <w:b w:val="0"/>
+                <w:color w:val="D6E0EC"/>
+                <w:sz w:val="17"/>
+              </w:rPr>
+              <w:t xml:space="preserve">　11/5鑑定人用。図面は床・壁とも記載なし</w:t>
             </w:r>
           </w:p>
         </w:tc>
@@ -3824,11 +3833,388 @@
       <w:tr>
         <w:trPr>
           <w:cantSplit/>
-          <w:trHeight w:val="453" w:hRule="atLeast"/>
         </w:trPr>
         <w:tc>
           <w:tcPr>
             <w:tcW w:type="dxa" w:w="10318"/>
+            <w:vAlign w:val="center"/>
+            <w:shd w:val="clear" w:color="auto" w:fill="FFF4E5"/>
+          </w:tcPr>
+          <w:p>
+            <w:r>
+              <w:rPr>
+                <w:rFonts w:ascii="游ゴシック" w:hAnsi="游ゴシック" w:eastAsia="游ゴシック"/>
+                <w:b w:val="0"/>
+                <w:sz w:val="19"/>
+              </w:rPr>
+            </w:r>
+            <w:r>
+              <w:rPr>
+                <w:rFonts w:ascii="游ゴシック" w:hAnsi="游ゴシック" w:eastAsia="游ゴシック"/>
+                <w:b/>
+                <w:color w:val="9A3B00"/>
+                <w:sz w:val="18"/>
+              </w:rPr>
+              <w:t>荻沼様へは「元々入っていたかを確認したい」とだけ伝える。保険・金額の話はしない。</w:t>
+            </w:r>
+          </w:p>
+          <w:p>
+            <w:r>
+              <w:rPr>
+                <w:rFonts w:ascii="游ゴシック" w:hAnsi="游ゴシック" w:eastAsia="游ゴシック"/>
+                <w:b w:val="0"/>
+                <w:color w:val="55606E"/>
+                <w:sz w:val="17"/>
+              </w:rPr>
+              <w:t>見方：①コンセント・スイッチのプレートを外してのぞく（電線に触らない）　②床下から壁の下を見上げる　③押入れ・天井の点検口から壁の上をのぞく</w:t>
+            </w:r>
+          </w:p>
+        </w:tc>
+      </w:tr>
+    </w:tbl>
+    <w:p>
+      <w:pPr>
+        <w:spacing w:after="0"/>
+      </w:pPr>
+      <w:r>
+        <w:rPr>
+          <w:rFonts w:ascii="游ゴシック" w:hAnsi="游ゴシック" w:eastAsia="游ゴシック"/>
+          <w:b w:val="0"/>
+          <w:sz w:val="6"/>
+        </w:rPr>
+      </w:r>
+    </w:p>
+    <w:tbl>
+      <w:tblPr>
+        <w:tblW w:type="dxa" w:w="10319"/>
+        <w:jc w:val="center"/>
+        <w:tblLayout w:type="fixed"/>
+        <w:tblLook w:firstColumn="1" w:firstRow="1" w:lastColumn="0" w:lastRow="0" w:noHBand="0" w:noVBand="1" w:val="04A0"/>
+        <w:tblBorders>
+          <w:top w:val="single" w:sz="6" w:color="9AA9BA"/>
+          <w:left w:val="single" w:sz="6" w:color="9AA9BA"/>
+          <w:bottom w:val="single" w:sz="6" w:color="9AA9BA"/>
+          <w:right w:val="single" w:sz="6" w:color="9AA9BA"/>
+          <w:insideH w:val="single" w:sz="6" w:color="9AA9BA"/>
+          <w:insideV w:val="single" w:sz="6" w:color="9AA9BA"/>
+        </w:tblBorders>
+        <w:tblLayout w:type="fixed"/>
+      </w:tblPr>
+      <w:tblGrid>
+        <w:gridCol w:w="1927"/>
+        <w:gridCol w:w="1814"/>
+        <w:gridCol w:w="1077"/>
+        <w:gridCol w:w="1644"/>
+        <w:gridCol w:w="907"/>
+        <w:gridCol w:w="1247"/>
+        <w:gridCol w:w="793"/>
+        <w:gridCol w:w="907"/>
+      </w:tblGrid>
+      <w:tr>
+        <w:trPr>
+          <w:cantSplit/>
+          <w:trHeight w:val="311" w:hRule="atLeast"/>
+          <w:tblHeader/>
+        </w:trPr>
+        <w:tc>
+          <w:tcPr>
+            <w:tcW w:type="dxa" w:w="1928"/>
+            <w:vAlign w:val="center"/>
+            <w:shd w:val="clear" w:color="auto" w:fill="E8EEF5"/>
+          </w:tcPr>
+          <w:p>
+            <w:pPr>
+              <w:jc w:val="center"/>
+            </w:pPr>
+            <w:r>
+              <w:rPr>
+                <w:rFonts w:ascii="游ゴシック" w:hAnsi="游ゴシック" w:eastAsia="游ゴシック"/>
+                <w:b/>
+                <w:sz w:val="18"/>
+              </w:rPr>
+              <w:t>1階の外周壁</w:t>
+            </w:r>
+          </w:p>
+        </w:tc>
+        <w:tc>
+          <w:tcPr>
+            <w:tcW w:type="dxa" w:w="1814"/>
+            <w:vAlign w:val="center"/>
+            <w:shd w:val="clear" w:color="auto" w:fill="E8EEF5"/>
+          </w:tcPr>
+          <w:p>
+            <w:pPr>
+              <w:jc w:val="center"/>
+            </w:pPr>
+            <w:r>
+              <w:rPr>
+                <w:rFonts w:ascii="游ゴシック" w:hAnsi="游ゴシック" w:eastAsia="游ゴシック"/>
+                <w:b/>
+                <w:sz w:val="18"/>
+              </w:rPr>
+              <w:t>見た方法</w:t>
+            </w:r>
+          </w:p>
+        </w:tc>
+        <w:tc>
+          <w:tcPr>
+            <w:tcW w:type="dxa" w:w="1077"/>
+            <w:vAlign w:val="center"/>
+            <w:shd w:val="clear" w:color="auto" w:fill="E8EEF5"/>
+          </w:tcPr>
+          <w:p>
+            <w:pPr>
+              <w:jc w:val="center"/>
+            </w:pPr>
+            <w:r>
+              <w:rPr>
+                <w:rFonts w:ascii="游ゴシック" w:hAnsi="游ゴシック" w:eastAsia="游ゴシック"/>
+                <w:b/>
+                <w:sz w:val="18"/>
+              </w:rPr>
+              <w:t>断熱材</w:t>
+            </w:r>
+          </w:p>
+        </w:tc>
+        <w:tc>
+          <w:tcPr>
+            <w:tcW w:type="dxa" w:w="1644"/>
+            <w:vAlign w:val="center"/>
+            <w:shd w:val="clear" w:color="auto" w:fill="E8EEF5"/>
+          </w:tcPr>
+          <w:p>
+            <w:pPr>
+              <w:jc w:val="center"/>
+            </w:pPr>
+            <w:r>
+              <w:rPr>
+                <w:rFonts w:ascii="游ゴシック" w:hAnsi="游ゴシック" w:eastAsia="游ゴシック"/>
+                <w:b/>
+                <w:sz w:val="18"/>
+              </w:rPr>
+              <w:t>種類</w:t>
+            </w:r>
+          </w:p>
+        </w:tc>
+        <w:tc>
+          <w:tcPr>
+            <w:tcW w:type="dxa" w:w="907"/>
+            <w:vAlign w:val="center"/>
+            <w:shd w:val="clear" w:color="auto" w:fill="E8EEF5"/>
+          </w:tcPr>
+          <w:p>
+            <w:pPr>
+              <w:jc w:val="center"/>
+            </w:pPr>
+            <w:r>
+              <w:rPr>
+                <w:rFonts w:ascii="游ゴシック" w:hAnsi="游ゴシック" w:eastAsia="游ゴシック"/>
+                <w:b/>
+                <w:sz w:val="18"/>
+              </w:rPr>
+              <w:t>厚さ</w:t>
+            </w:r>
+          </w:p>
+        </w:tc>
+        <w:tc>
+          <w:tcPr>
+            <w:tcW w:type="dxa" w:w="1247"/>
+            <w:vAlign w:val="center"/>
+            <w:shd w:val="clear" w:color="auto" w:fill="E8EEF5"/>
+          </w:tcPr>
+          <w:p>
+            <w:pPr>
+              <w:jc w:val="center"/>
+            </w:pPr>
+            <w:r>
+              <w:rPr>
+                <w:rFonts w:ascii="游ゴシック" w:hAnsi="游ゴシック" w:eastAsia="游ゴシック"/>
+                <w:b/>
+                <w:sz w:val="18"/>
+              </w:rPr>
+              <w:t>濡れ跡</w:t>
+            </w:r>
+          </w:p>
+        </w:tc>
+        <w:tc>
+          <w:tcPr>
+            <w:tcW w:type="dxa" w:w="794"/>
+            <w:vAlign w:val="center"/>
+            <w:shd w:val="clear" w:color="auto" w:fill="E8EEF5"/>
+          </w:tcPr>
+          <w:p>
+            <w:pPr>
+              <w:jc w:val="center"/>
+            </w:pPr>
+            <w:r>
+              <w:rPr>
+                <w:rFonts w:ascii="游ゴシック" w:hAnsi="游ゴシック" w:eastAsia="游ゴシック"/>
+                <w:b/>
+                <w:sz w:val="18"/>
+              </w:rPr>
+              <w:t>写真</w:t>
+            </w:r>
+          </w:p>
+        </w:tc>
+        <w:tc>
+          <w:tcPr>
+            <w:tcW w:type="dxa" w:w="907"/>
+            <w:vAlign w:val="center"/>
+            <w:shd w:val="clear" w:color="auto" w:fill="E8EEF5"/>
+          </w:tcPr>
+          <w:p>
+            <w:pPr>
+              <w:jc w:val="center"/>
+            </w:pPr>
+            <w:r>
+              <w:rPr>
+                <w:rFonts w:ascii="游ゴシック" w:hAnsi="游ゴシック" w:eastAsia="游ゴシック"/>
+                <w:b/>
+                <w:sz w:val="18"/>
+              </w:rPr>
+              <w:t>写真№</w:t>
+            </w:r>
+          </w:p>
+        </w:tc>
+      </w:tr>
+      <w:tr>
+        <w:trPr>
+          <w:cantSplit/>
+          <w:trHeight w:val="538" w:hRule="atLeast"/>
+        </w:trPr>
+        <w:tc>
+          <w:tcPr>
+            <w:tcW w:type="dxa" w:w="1928"/>
+            <w:vAlign w:val="center"/>
+          </w:tcPr>
+          <w:p>
+            <w:r>
+              <w:rPr>
+                <w:rFonts w:ascii="游ゴシック" w:hAnsi="游ゴシック" w:eastAsia="游ゴシック"/>
+                <w:b/>
+                <w:sz w:val="19"/>
+              </w:rPr>
+              <w:t>和室（階段横）</w:t>
+            </w:r>
+          </w:p>
+        </w:tc>
+        <w:tc>
+          <w:tcPr>
+            <w:tcW w:type="dxa" w:w="1814"/>
+            <w:vAlign w:val="center"/>
+          </w:tcPr>
+          <w:p>
+            <w:pPr>
+              <w:jc w:val="center"/>
+            </w:pPr>
+            <w:r>
+              <w:rPr>
+                <w:rFonts w:ascii="游ゴシック" w:hAnsi="游ゴシック" w:eastAsia="游ゴシック"/>
+                <w:b w:val="0"/>
+                <w:sz w:val="18"/>
+              </w:rPr>
+              <w:t>① ・ ② ・ ③</w:t>
+            </w:r>
+          </w:p>
+        </w:tc>
+        <w:tc>
+          <w:tcPr>
+            <w:tcW w:type="dxa" w:w="1077"/>
+            <w:vAlign w:val="center"/>
+          </w:tcPr>
+          <w:p>
+            <w:pPr>
+              <w:jc w:val="center"/>
+            </w:pPr>
+            <w:r>
+              <w:rPr>
+                <w:rFonts w:ascii="游ゴシック" w:hAnsi="游ゴシック" w:eastAsia="游ゴシック"/>
+                <w:b w:val="0"/>
+                <w:sz w:val="19"/>
+              </w:rPr>
+              <w:t>有 ・ 無</w:t>
+            </w:r>
+          </w:p>
+        </w:tc>
+        <w:tc>
+          <w:tcPr>
+            <w:tcW w:type="dxa" w:w="1644"/>
+            <w:vAlign w:val="center"/>
+          </w:tcPr>
+          <w:p>
+            <w:pPr>
+              <w:jc w:val="center"/>
+            </w:pPr>
+            <w:r>
+              <w:rPr>
+                <w:rFonts w:ascii="游ゴシック" w:hAnsi="游ゴシック" w:eastAsia="游ゴシック"/>
+                <w:b w:val="0"/>
+                <w:sz w:val="17"/>
+              </w:rPr>
+              <w:t>GW・（　　）</w:t>
+            </w:r>
+          </w:p>
+        </w:tc>
+        <w:tc>
+          <w:tcPr>
+            <w:tcW w:type="dxa" w:w="907"/>
+            <w:vAlign w:val="center"/>
+          </w:tcPr>
+          <w:p>
+            <w:pPr>
+              <w:jc w:val="center"/>
+            </w:pPr>
+            <w:r>
+              <w:rPr>
+                <w:rFonts w:ascii="游ゴシック" w:hAnsi="游ゴシック" w:eastAsia="游ゴシック"/>
+                <w:b w:val="0"/>
+                <w:sz w:val="18"/>
+              </w:rPr>
+              <w:t xml:space="preserve">　 mm</w:t>
+            </w:r>
+          </w:p>
+        </w:tc>
+        <w:tc>
+          <w:tcPr>
+            <w:tcW w:type="dxa" w:w="1247"/>
+            <w:vAlign w:val="center"/>
+          </w:tcPr>
+          <w:p>
+            <w:pPr>
+              <w:jc w:val="center"/>
+            </w:pPr>
+            <w:r>
+              <w:rPr>
+                <w:rFonts w:ascii="游ゴシック" w:hAnsi="游ゴシック" w:eastAsia="游ゴシック"/>
+                <w:b w:val="0"/>
+                <w:sz w:val="19"/>
+              </w:rPr>
+              <w:t>有 ・ 無</w:t>
+            </w:r>
+          </w:p>
+        </w:tc>
+        <w:tc>
+          <w:tcPr>
+            <w:tcW w:type="dxa" w:w="794"/>
+            <w:vAlign w:val="center"/>
+          </w:tcPr>
+          <w:p>
+            <w:pPr>
+              <w:jc w:val="center"/>
+            </w:pPr>
+            <w:r>
+              <w:rPr>
+                <w:rFonts w:ascii="游ゴシック" w:hAnsi="游ゴシック" w:eastAsia="游ゴシック"/>
+                <w:b w:val="0"/>
+                <w:sz w:val="24"/>
+              </w:rPr>
+              <w:t>□</w:t>
+            </w:r>
+          </w:p>
+        </w:tc>
+        <w:tc>
+          <w:tcPr>
+            <w:tcW w:type="dxa" w:w="907"/>
             <w:vAlign w:val="center"/>
           </w:tcPr>
           <w:p>
@@ -3845,11 +4231,338 @@
       <w:tr>
         <w:trPr>
           <w:cantSplit/>
-          <w:trHeight w:val="453" w:hRule="atLeast"/>
+          <w:trHeight w:val="538" w:hRule="atLeast"/>
         </w:trPr>
         <w:tc>
           <w:tcPr>
-            <w:tcW w:type="dxa" w:w="10318"/>
+            <w:tcW w:type="dxa" w:w="1928"/>
+            <w:vAlign w:val="center"/>
+          </w:tcPr>
+          <w:p>
+            <w:r>
+              <w:rPr>
+                <w:rFonts w:ascii="游ゴシック" w:hAnsi="游ゴシック" w:eastAsia="游ゴシック"/>
+                <w:b/>
+                <w:sz w:val="19"/>
+              </w:rPr>
+              <w:t>縁側</w:t>
+            </w:r>
+          </w:p>
+        </w:tc>
+        <w:tc>
+          <w:tcPr>
+            <w:tcW w:type="dxa" w:w="1814"/>
+            <w:vAlign w:val="center"/>
+          </w:tcPr>
+          <w:p>
+            <w:pPr>
+              <w:jc w:val="center"/>
+            </w:pPr>
+            <w:r>
+              <w:rPr>
+                <w:rFonts w:ascii="游ゴシック" w:hAnsi="游ゴシック" w:eastAsia="游ゴシック"/>
+                <w:b w:val="0"/>
+                <w:sz w:val="18"/>
+              </w:rPr>
+              <w:t>① ・ ② ・ ③</w:t>
+            </w:r>
+          </w:p>
+        </w:tc>
+        <w:tc>
+          <w:tcPr>
+            <w:tcW w:type="dxa" w:w="1077"/>
+            <w:vAlign w:val="center"/>
+          </w:tcPr>
+          <w:p>
+            <w:pPr>
+              <w:jc w:val="center"/>
+            </w:pPr>
+            <w:r>
+              <w:rPr>
+                <w:rFonts w:ascii="游ゴシック" w:hAnsi="游ゴシック" w:eastAsia="游ゴシック"/>
+                <w:b w:val="0"/>
+                <w:sz w:val="19"/>
+              </w:rPr>
+              <w:t>有 ・ 無</w:t>
+            </w:r>
+          </w:p>
+        </w:tc>
+        <w:tc>
+          <w:tcPr>
+            <w:tcW w:type="dxa" w:w="1644"/>
+            <w:vAlign w:val="center"/>
+          </w:tcPr>
+          <w:p>
+            <w:pPr>
+              <w:jc w:val="center"/>
+            </w:pPr>
+            <w:r>
+              <w:rPr>
+                <w:rFonts w:ascii="游ゴシック" w:hAnsi="游ゴシック" w:eastAsia="游ゴシック"/>
+                <w:b w:val="0"/>
+                <w:sz w:val="17"/>
+              </w:rPr>
+              <w:t>GW・（　　）</w:t>
+            </w:r>
+          </w:p>
+        </w:tc>
+        <w:tc>
+          <w:tcPr>
+            <w:tcW w:type="dxa" w:w="907"/>
+            <w:vAlign w:val="center"/>
+          </w:tcPr>
+          <w:p>
+            <w:pPr>
+              <w:jc w:val="center"/>
+            </w:pPr>
+            <w:r>
+              <w:rPr>
+                <w:rFonts w:ascii="游ゴシック" w:hAnsi="游ゴシック" w:eastAsia="游ゴシック"/>
+                <w:b w:val="0"/>
+                <w:sz w:val="18"/>
+              </w:rPr>
+              <w:t xml:space="preserve">　 mm</w:t>
+            </w:r>
+          </w:p>
+        </w:tc>
+        <w:tc>
+          <w:tcPr>
+            <w:tcW w:type="dxa" w:w="1247"/>
+            <w:vAlign w:val="center"/>
+          </w:tcPr>
+          <w:p>
+            <w:pPr>
+              <w:jc w:val="center"/>
+            </w:pPr>
+            <w:r>
+              <w:rPr>
+                <w:rFonts w:ascii="游ゴシック" w:hAnsi="游ゴシック" w:eastAsia="游ゴシック"/>
+                <w:b w:val="0"/>
+                <w:sz w:val="19"/>
+              </w:rPr>
+              <w:t>有 ・ 無</w:t>
+            </w:r>
+          </w:p>
+        </w:tc>
+        <w:tc>
+          <w:tcPr>
+            <w:tcW w:type="dxa" w:w="794"/>
+            <w:vAlign w:val="center"/>
+          </w:tcPr>
+          <w:p>
+            <w:pPr>
+              <w:jc w:val="center"/>
+            </w:pPr>
+            <w:r>
+              <w:rPr>
+                <w:rFonts w:ascii="游ゴシック" w:hAnsi="游ゴシック" w:eastAsia="游ゴシック"/>
+                <w:b w:val="0"/>
+                <w:sz w:val="24"/>
+              </w:rPr>
+              <w:t>□</w:t>
+            </w:r>
+          </w:p>
+        </w:tc>
+        <w:tc>
+          <w:tcPr>
+            <w:tcW w:type="dxa" w:w="907"/>
+            <w:vAlign w:val="center"/>
+          </w:tcPr>
+          <w:p>
+            <w:r>
+              <w:rPr>
+                <w:rFonts w:ascii="游ゴシック" w:hAnsi="游ゴシック" w:eastAsia="游ゴシック"/>
+                <w:b w:val="0"/>
+                <w:sz w:val="19"/>
+              </w:rPr>
+            </w:r>
+          </w:p>
+        </w:tc>
+      </w:tr>
+    </w:tbl>
+    <w:p>
+      <w:pPr>
+        <w:spacing w:after="0"/>
+      </w:pPr>
+      <w:r>
+        <w:rPr>
+          <w:rFonts w:ascii="游ゴシック" w:hAnsi="游ゴシック" w:eastAsia="游ゴシック"/>
+          <w:b w:val="0"/>
+          <w:sz w:val="6"/>
+        </w:rPr>
+      </w:r>
+    </w:p>
+    <w:tbl>
+      <w:tblPr>
+        <w:tblW w:type="dxa" w:w="10319"/>
+        <w:jc w:val="center"/>
+        <w:tblLayout w:type="fixed"/>
+        <w:tblLook w:firstColumn="1" w:firstRow="1" w:lastColumn="0" w:lastRow="0" w:noHBand="0" w:noVBand="1" w:val="04A0"/>
+        <w:tblBorders>
+          <w:top w:val="single" w:sz="6" w:color="9AA9BA"/>
+          <w:left w:val="single" w:sz="6" w:color="9AA9BA"/>
+          <w:bottom w:val="single" w:sz="6" w:color="9AA9BA"/>
+          <w:right w:val="single" w:sz="6" w:color="9AA9BA"/>
+          <w:insideH w:val="single" w:sz="6" w:color="9AA9BA"/>
+          <w:insideV w:val="single" w:sz="6" w:color="9AA9BA"/>
+        </w:tblBorders>
+        <w:tblLayout w:type="fixed"/>
+      </w:tblPr>
+      <w:tblGrid>
+        <w:gridCol w:w="1927"/>
+        <w:gridCol w:w="2891"/>
+        <w:gridCol w:w="793"/>
+        <w:gridCol w:w="4706"/>
+      </w:tblGrid>
+      <w:tr>
+        <w:trPr>
+          <w:cantSplit/>
+          <w:trHeight w:val="311" w:hRule="atLeast"/>
+          <w:tblHeader/>
+        </w:trPr>
+        <w:tc>
+          <w:tcPr>
+            <w:tcW w:type="dxa" w:w="1928"/>
+            <w:vAlign w:val="center"/>
+            <w:shd w:val="clear" w:color="auto" w:fill="E8EEF5"/>
+          </w:tcPr>
+          <w:p>
+            <w:pPr>
+              <w:jc w:val="center"/>
+            </w:pPr>
+            <w:r>
+              <w:rPr>
+                <w:rFonts w:ascii="游ゴシック" w:hAnsi="游ゴシック" w:eastAsia="游ゴシック"/>
+                <w:b/>
+                <w:sz w:val="18"/>
+              </w:rPr>
+              <w:t>1階の床下</w:t>
+            </w:r>
+          </w:p>
+        </w:tc>
+        <w:tc>
+          <w:tcPr>
+            <w:tcW w:type="dxa" w:w="2891"/>
+            <w:vAlign w:val="center"/>
+            <w:shd w:val="clear" w:color="auto" w:fill="E8EEF5"/>
+          </w:tcPr>
+          <w:p>
+            <w:pPr>
+              <w:jc w:val="center"/>
+            </w:pPr>
+            <w:r>
+              <w:rPr>
+                <w:rFonts w:ascii="游ゴシック" w:hAnsi="游ゴシック" w:eastAsia="游ゴシック"/>
+                <w:b/>
+                <w:sz w:val="18"/>
+              </w:rPr>
+              <w:t>断熱材</w:t>
+            </w:r>
+          </w:p>
+        </w:tc>
+        <w:tc>
+          <w:tcPr>
+            <w:tcW w:type="dxa" w:w="794"/>
+            <w:vAlign w:val="center"/>
+            <w:shd w:val="clear" w:color="auto" w:fill="E8EEF5"/>
+          </w:tcPr>
+          <w:p>
+            <w:pPr>
+              <w:jc w:val="center"/>
+            </w:pPr>
+            <w:r>
+              <w:rPr>
+                <w:rFonts w:ascii="游ゴシック" w:hAnsi="游ゴシック" w:eastAsia="游ゴシック"/>
+                <w:b/>
+                <w:sz w:val="18"/>
+              </w:rPr>
+              <w:t>写真</w:t>
+            </w:r>
+          </w:p>
+        </w:tc>
+        <w:tc>
+          <w:tcPr>
+            <w:tcW w:type="dxa" w:w="4706"/>
+            <w:vAlign w:val="center"/>
+            <w:shd w:val="clear" w:color="auto" w:fill="E8EEF5"/>
+          </w:tcPr>
+          <w:p>
+            <w:pPr>
+              <w:jc w:val="center"/>
+            </w:pPr>
+            <w:r>
+              <w:rPr>
+                <w:rFonts w:ascii="游ゴシック" w:hAnsi="游ゴシック" w:eastAsia="游ゴシック"/>
+                <w:b/>
+                <w:sz w:val="18"/>
+              </w:rPr>
+              <w:t>メモ（撮った位置など）</w:t>
+            </w:r>
+          </w:p>
+        </w:tc>
+      </w:tr>
+      <w:tr>
+        <w:trPr>
+          <w:cantSplit/>
+          <w:trHeight w:val="481" w:hRule="atLeast"/>
+        </w:trPr>
+        <w:tc>
+          <w:tcPr>
+            <w:tcW w:type="dxa" w:w="1928"/>
+            <w:vAlign w:val="center"/>
+          </w:tcPr>
+          <w:p>
+            <w:r>
+              <w:rPr>
+                <w:rFonts w:ascii="游ゴシック" w:hAnsi="游ゴシック" w:eastAsia="游ゴシック"/>
+                <w:b/>
+                <w:sz w:val="19"/>
+              </w:rPr>
+              <w:t>1階和室</w:t>
+            </w:r>
+          </w:p>
+        </w:tc>
+        <w:tc>
+          <w:tcPr>
+            <w:tcW w:type="dxa" w:w="2891"/>
+            <w:vAlign w:val="center"/>
+          </w:tcPr>
+          <w:p>
+            <w:pPr>
+              <w:jc w:val="center"/>
+            </w:pPr>
+            <w:r>
+              <w:rPr>
+                <w:rFonts w:ascii="游ゴシック" w:hAnsi="游ゴシック" w:eastAsia="游ゴシック"/>
+                <w:b w:val="0"/>
+                <w:sz w:val="19"/>
+              </w:rPr>
+              <w:t>無 ・ 有</w:t>
+            </w:r>
+          </w:p>
+        </w:tc>
+        <w:tc>
+          <w:tcPr>
+            <w:tcW w:type="dxa" w:w="794"/>
+            <w:vAlign w:val="center"/>
+          </w:tcPr>
+          <w:p>
+            <w:pPr>
+              <w:jc w:val="center"/>
+            </w:pPr>
+            <w:r>
+              <w:rPr>
+                <w:rFonts w:ascii="游ゴシック" w:hAnsi="游ゴシック" w:eastAsia="游ゴシック"/>
+                <w:b w:val="0"/>
+                <w:sz w:val="24"/>
+              </w:rPr>
+              <w:t>□</w:t>
+            </w:r>
+          </w:p>
+        </w:tc>
+        <w:tc>
+          <w:tcPr>
+            <w:tcW w:type="dxa" w:w="4706"/>
             <w:vAlign w:val="center"/>
           </w:tcPr>
           <w:p>
@@ -3866,11 +4579,65 @@
       <w:tr>
         <w:trPr>
           <w:cantSplit/>
-          <w:trHeight w:val="453" w:hRule="atLeast"/>
+          <w:trHeight w:val="481" w:hRule="atLeast"/>
         </w:trPr>
         <w:tc>
           <w:tcPr>
-            <w:tcW w:type="dxa" w:w="10318"/>
+            <w:tcW w:type="dxa" w:w="1928"/>
+            <w:vAlign w:val="center"/>
+          </w:tcPr>
+          <w:p>
+            <w:r>
+              <w:rPr>
+                <w:rFonts w:ascii="游ゴシック" w:hAnsi="游ゴシック" w:eastAsia="游ゴシック"/>
+                <w:b/>
+                <w:sz w:val="19"/>
+              </w:rPr>
+              <w:t>奥和室</w:t>
+            </w:r>
+          </w:p>
+        </w:tc>
+        <w:tc>
+          <w:tcPr>
+            <w:tcW w:type="dxa" w:w="2891"/>
+            <w:vAlign w:val="center"/>
+          </w:tcPr>
+          <w:p>
+            <w:pPr>
+              <w:jc w:val="center"/>
+            </w:pPr>
+            <w:r>
+              <w:rPr>
+                <w:rFonts w:ascii="游ゴシック" w:hAnsi="游ゴシック" w:eastAsia="游ゴシック"/>
+                <w:b w:val="0"/>
+                <w:sz w:val="19"/>
+              </w:rPr>
+              <w:t>無 ・ 有</w:t>
+            </w:r>
+          </w:p>
+        </w:tc>
+        <w:tc>
+          <w:tcPr>
+            <w:tcW w:type="dxa" w:w="794"/>
+            <w:vAlign w:val="center"/>
+          </w:tcPr>
+          <w:p>
+            <w:pPr>
+              <w:jc w:val="center"/>
+            </w:pPr>
+            <w:r>
+              <w:rPr>
+                <w:rFonts w:ascii="游ゴシック" w:hAnsi="游ゴシック" w:eastAsia="游ゴシック"/>
+                <w:b w:val="0"/>
+                <w:sz w:val="24"/>
+              </w:rPr>
+              <w:t>□</w:t>
+            </w:r>
+          </w:p>
+        </w:tc>
+        <w:tc>
+          <w:tcPr>
+            <w:tcW w:type="dxa" w:w="4706"/>
             <w:vAlign w:val="center"/>
           </w:tcPr>
           <w:p>
@@ -3887,11 +4654,65 @@
       <w:tr>
         <w:trPr>
           <w:cantSplit/>
-          <w:trHeight w:val="453" w:hRule="atLeast"/>
+          <w:trHeight w:val="481" w:hRule="atLeast"/>
         </w:trPr>
         <w:tc>
           <w:tcPr>
-            <w:tcW w:type="dxa" w:w="10318"/>
+            <w:tcW w:type="dxa" w:w="1928"/>
+            <w:vAlign w:val="center"/>
+          </w:tcPr>
+          <w:p>
+            <w:r>
+              <w:rPr>
+                <w:rFonts w:ascii="游ゴシック" w:hAnsi="游ゴシック" w:eastAsia="游ゴシック"/>
+                <w:b/>
+                <w:sz w:val="19"/>
+              </w:rPr>
+              <w:t>縁側</w:t>
+            </w:r>
+          </w:p>
+        </w:tc>
+        <w:tc>
+          <w:tcPr>
+            <w:tcW w:type="dxa" w:w="2891"/>
+            <w:vAlign w:val="center"/>
+          </w:tcPr>
+          <w:p>
+            <w:pPr>
+              <w:jc w:val="center"/>
+            </w:pPr>
+            <w:r>
+              <w:rPr>
+                <w:rFonts w:ascii="游ゴシック" w:hAnsi="游ゴシック" w:eastAsia="游ゴシック"/>
+                <w:b w:val="0"/>
+                <w:sz w:val="19"/>
+              </w:rPr>
+              <w:t>無 ・ 有</w:t>
+            </w:r>
+          </w:p>
+        </w:tc>
+        <w:tc>
+          <w:tcPr>
+            <w:tcW w:type="dxa" w:w="794"/>
+            <w:vAlign w:val="center"/>
+          </w:tcPr>
+          <w:p>
+            <w:pPr>
+              <w:jc w:val="center"/>
+            </w:pPr>
+            <w:r>
+              <w:rPr>
+                <w:rFonts w:ascii="游ゴシック" w:hAnsi="游ゴシック" w:eastAsia="游ゴシック"/>
+                <w:b w:val="0"/>
+                <w:sz w:val="24"/>
+              </w:rPr>
+              <w:t>□</w:t>
+            </w:r>
+          </w:p>
+        </w:tc>
+        <w:tc>
+          <w:tcPr>
+            <w:tcW w:type="dxa" w:w="4706"/>
             <w:vAlign w:val="center"/>
           </w:tcPr>
           <w:p>
@@ -3905,15 +4726,48 @@
           </w:p>
         </w:tc>
       </w:tr>
+    </w:tbl>
+    <w:p>
+      <w:pPr>
+        <w:spacing w:after="0"/>
+      </w:pPr>
+      <w:r>
+        <w:rPr>
+          <w:rFonts w:ascii="游ゴシック" w:hAnsi="游ゴシック" w:eastAsia="游ゴシック"/>
+          <w:b w:val="0"/>
+          <w:sz w:val="12"/>
+        </w:rPr>
+      </w:r>
+    </w:p>
+    <w:tbl>
+      <w:tblPr>
+        <w:tblW w:type="dxa" w:w="10319"/>
+        <w:jc w:val="center"/>
+        <w:tblLayout w:type="fixed"/>
+        <w:tblLook w:firstColumn="1" w:firstRow="1" w:lastColumn="0" w:lastRow="0" w:noHBand="0" w:noVBand="1" w:val="04A0"/>
+        <w:tblBorders>
+          <w:top w:val="single" w:sz="6" w:color="9AA9BA"/>
+          <w:left w:val="single" w:sz="6" w:color="9AA9BA"/>
+          <w:bottom w:val="single" w:sz="6" w:color="9AA9BA"/>
+          <w:right w:val="single" w:sz="6" w:color="9AA9BA"/>
+          <w:insideH w:val="single" w:sz="6" w:color="9AA9BA"/>
+          <w:insideV w:val="single" w:sz="6" w:color="9AA9BA"/>
+        </w:tblBorders>
+        <w:tblLayout w:type="fixed"/>
+      </w:tblPr>
+      <w:tblGrid>
+        <w:gridCol w:w="10319"/>
+      </w:tblGrid>
       <w:tr>
         <w:trPr>
           <w:cantSplit/>
-          <w:trHeight w:val="453" w:hRule="atLeast"/>
+          <w:trHeight w:val="351" w:hRule="atLeast"/>
         </w:trPr>
         <w:tc>
           <w:tcPr>
             <w:tcW w:type="dxa" w:w="10318"/>
             <w:vAlign w:val="center"/>
+            <w:shd w:val="clear" w:color="auto" w:fill="1F3A5F"/>
           </w:tcPr>
           <w:p>
             <w:r>
@@ -3923,51 +4777,38 @@
                 <w:sz w:val="19"/>
               </w:rPr>
             </w:r>
-          </w:p>
-        </w:tc>
-      </w:tr>
-      <w:tr>
-        <w:trPr>
-          <w:cantSplit/>
-          <w:trHeight w:val="453" w:hRule="atLeast"/>
-        </w:trPr>
-        <w:tc>
-          <w:tcPr>
-            <w:tcW w:type="dxa" w:w="10318"/>
-            <w:vAlign w:val="center"/>
-          </w:tcPr>
-          <w:p>
             <w:r>
               <w:rPr>
                 <w:rFonts w:ascii="游ゴシック" w:hAnsi="游ゴシック" w:eastAsia="游ゴシック"/>
-                <w:b w:val="0"/>
-                <w:sz w:val="19"/>
+                <w:b/>
+                <w:color w:val="FFFFFF"/>
+                <w:sz w:val="22"/>
               </w:rPr>
+              <w:t>■ ⑥ 現地メモ・スケッチ</w:t>
             </w:r>
           </w:p>
         </w:tc>
       </w:tr>
-      <w:tr>
-        <w:trPr>
-          <w:cantSplit/>
-          <w:trHeight w:val="453" w:hRule="atLeast"/>
-        </w:trPr>
-        <w:tc>
-          <w:tcPr>
-            <w:tcW w:type="dxa" w:w="10318"/>
-            <w:vAlign w:val="center"/>
-          </w:tcPr>
-          <w:p>
-            <w:r>
-              <w:rPr>
-                <w:rFonts w:ascii="游ゴシック" w:hAnsi="游ゴシック" w:eastAsia="游ゴシック"/>
-                <w:b w:val="0"/>
-                <w:sz w:val="19"/>
-              </w:rPr>
-            </w:r>
-          </w:p>
-        </w:tc>
-      </w:tr>
+    </w:tbl>
+    <w:tbl>
+      <w:tblPr>
+        <w:tblW w:type="dxa" w:w="10319"/>
+        <w:jc w:val="center"/>
+        <w:tblLayout w:type="fixed"/>
+        <w:tblLook w:firstColumn="1" w:firstRow="1" w:lastColumn="0" w:lastRow="0" w:noHBand="0" w:noVBand="1" w:val="04A0"/>
+        <w:tblBorders>
+          <w:top w:val="single" w:sz="6" w:color="9AA9BA"/>
+          <w:left w:val="single" w:sz="6" w:color="9AA9BA"/>
+          <w:bottom w:val="single" w:sz="6" w:color="9AA9BA"/>
+          <w:right w:val="single" w:sz="6" w:color="9AA9BA"/>
+          <w:insideH w:val="single" w:sz="6" w:color="9AA9BA"/>
+          <w:insideV w:val="single" w:sz="6" w:color="9AA9BA"/>
+        </w:tblBorders>
+        <w:tblLayout w:type="fixed"/>
+      </w:tblPr>
+      <w:tblGrid>
+        <w:gridCol w:w="10319"/>
+      </w:tblGrid>
       <w:tr>
         <w:trPr>
           <w:cantSplit/>
